--- a/Agentic_WorkPlan_v2.docx
+++ b/Agentic_WorkPlan_v2.docx
@@ -18970,6 +18970,3658 @@
                 <w:szCs w:val="19"/>
               </w:rPr>
               <w:t xml:space="preserve">Task thất bại, error message trả về</w:t>
+            </w:r>
+          </w:p>
+        </w:tc>
+      </w:tr>
+    </w:tbl>
+    <w:p>
+      <w:pPr>
+        <w:spacing w:after="120" w:before="0"/>
+      </w:pPr>
+      <w:r>
+        <w:rPr>
+          <w:rFonts w:ascii="Arial" w:cs="Arial" w:eastAsia="Arial" w:hAnsi="Arial"/>
+          <w:b w:val="false"/>
+          <w:bCs w:val="false"/>
+          <w:i w:val="false"/>
+          <w:iCs w:val="false"/>
+          <w:color w:val="1E293B"/>
+          <w:sz w:val="22"/>
+          <w:szCs w:val="22"/>
+        </w:rPr>
+        <w:t xml:space="preserve"/>
+      </w:r>
+    </w:p>
+    <w:p>
+      <w:pPr>
+        <w:spacing w:after="160" w:before="0"/>
+      </w:pPr>
+      <w:r>
+        <w:rPr>
+          <w:rFonts w:ascii="Arial" w:cs="Arial" w:eastAsia="Arial" w:hAnsi="Arial"/>
+          <w:b w:val="false"/>
+          <w:bCs w:val="false"/>
+          <w:i w:val="false"/>
+          <w:iCs w:val="false"/>
+          <w:color w:val="1E293B"/>
+          <w:sz w:val="22"/>
+          <w:szCs w:val="22"/>
+        </w:rPr>
+        <w:t xml:space="preserve"/>
+      </w:r>
+    </w:p>
+    <w:p>
+      <w:pPr>
+        <w:pStyle w:val="Heading2"/>
+        <w:spacing w:after="120" w:before="280"/>
+      </w:pPr>
+      <w:r>
+        <w:rPr>
+          <w:rFonts w:ascii="Arial" w:cs="Arial" w:eastAsia="Arial" w:hAnsi="Arial"/>
+          <w:b/>
+          <w:bCs/>
+          <w:color w:val="2B5278"/>
+          <w:sz w:val="26"/>
+          <w:szCs w:val="26"/>
+        </w:rPr>
+        <w:t xml:space="preserve">1.8 Task Dispatch &amp; Dependency Engine — Orchestrator Giao Task Cho Agent</w:t>
+      </w:r>
+    </w:p>
+    <w:tbl>
+      <w:tblPr>
+        <w:tblW w:type="dxa" w:w="9360"/>
+        <w:tblBorders>
+          <w:top w:val="single" w:color="auto" w:sz="4"/>
+          <w:left w:val="single" w:color="auto" w:sz="4"/>
+          <w:bottom w:val="single" w:color="auto" w:sz="4"/>
+          <w:right w:val="single" w:color="auto" w:sz="4"/>
+          <w:insideH w:val="single" w:color="auto" w:sz="4"/>
+          <w:insideV w:val="single" w:color="auto" w:sz="4"/>
+        </w:tblBorders>
+      </w:tblPr>
+      <w:tblGrid>
+        <w:gridCol w:w="9360"/>
+      </w:tblGrid>
+      <w:tr>
+        <w:tc>
+          <w:tcPr>
+            <w:tcW w:type="dxa" w:w="9360"/>
+            <w:tcBorders>
+              <w:top w:val="single" w:color="2B5278" w:sz="3"/>
+              <w:left w:val="thick" w:color="2B5278" w:sz="14"/>
+              <w:bottom w:val="single" w:color="2B5278" w:sz="3"/>
+              <w:right w:val="single" w:color="E2E8F0" w:sz="2"/>
+            </w:tcBorders>
+            <w:shd w:fill="EFF6FF" w:val="clear"/>
+            <w:tcMar>
+              <w:top w:type="dxa" w:w="130"/>
+              <w:left w:type="dxa" w:w="220"/>
+              <w:bottom w:type="dxa" w:w="130"/>
+              <w:right w:type="dxa" w:w="220"/>
+            </w:tcMar>
+          </w:tcPr>
+          <w:p>
+            <w:pPr>
+              <w:spacing w:after="0" w:before="0" w:line="276"/>
+              <w:jc w:val="left"/>
+            </w:pPr>
+            <w:r>
+              <w:rPr>
+                <w:rFonts w:ascii="Arial" w:cs="Arial" w:eastAsia="Arial" w:hAnsi="Arial"/>
+                <w:b/>
+                <w:bCs/>
+                <w:i w:val="false"/>
+                <w:iCs w:val="false"/>
+                <w:color w:val="1E293B"/>
+                <w:sz w:val="21"/>
+                <w:szCs w:val="21"/>
+              </w:rPr>
+              <w:t xml:space="preserve">3 vấn đề cần giải quyết: </w:t>
+            </w:r>
+            <w:r>
+              <w:rPr>
+                <w:rFonts w:ascii="Arial" w:cs="Arial" w:eastAsia="Arial" w:hAnsi="Arial"/>
+                <w:b w:val="false"/>
+                <w:bCs w:val="false"/>
+                <w:i w:val="false"/>
+                <w:iCs w:val="false"/>
+                <w:color w:val="1E293B"/>
+                <w:sz w:val="20"/>
+                <w:szCs w:val="20"/>
+              </w:rPr>
+              <w:t xml:space="preserve">(1) Mỗi agent nhận đủ context để tự xử lý đúng intent. (2) Task độc lập chạy song song. (3) Task phụ thuộc chờ upstream xong mới dispatch, kèm kết quả upstream. Orchestrator quản lý toàn bộ dependency graph — agents không cần biết nhau.</w:t>
+            </w:r>
+          </w:p>
+        </w:tc>
+      </w:tr>
+    </w:tbl>
+    <w:p>
+      <w:pPr>
+        <w:spacing w:after="120" w:before="0"/>
+      </w:pPr>
+      <w:r>
+        <w:rPr>
+          <w:rFonts w:ascii="Arial" w:cs="Arial" w:eastAsia="Arial" w:hAnsi="Arial"/>
+          <w:b w:val="false"/>
+          <w:bCs w:val="false"/>
+          <w:i w:val="false"/>
+          <w:iCs w:val="false"/>
+          <w:color w:val="1E293B"/>
+          <w:sz w:val="22"/>
+          <w:szCs w:val="22"/>
+        </w:rPr>
+        <w:t xml:space="preserve"/>
+      </w:r>
+    </w:p>
+    <w:p>
+      <w:pPr>
+        <w:pStyle w:val="Heading3"/>
+        <w:spacing w:after="80" w:before="200"/>
+      </w:pPr>
+      <w:r>
+        <w:rPr>
+          <w:rFonts w:ascii="Arial" w:cs="Arial" w:eastAsia="Arial" w:hAnsi="Arial"/>
+          <w:b/>
+          <w:bCs/>
+          <w:color w:val="475569"/>
+          <w:sz w:val="22"/>
+          <w:szCs w:val="22"/>
+        </w:rPr>
+        <w:t xml:space="preserve">A2A Task Payload — Context Đủ Để Agent Tự Xử Lý</w:t>
+      </w:r>
+    </w:p>
+    <w:p>
+      <w:pPr>
+        <w:shd w:fill="0F172A" w:val="clear"/>
+        <w:spacing w:after="0" w:before="0"/>
+      </w:pPr>
+      <w:r>
+        <w:rPr>
+          <w:rFonts w:ascii="Arial" w:cs="Arial" w:eastAsia="Arial" w:hAnsi="Arial"/>
+          <w:b w:val="false"/>
+          <w:bCs w:val="false"/>
+          <w:i w:val="false"/>
+          <w:iCs w:val="false"/>
+          <w:color w:val="1E293B"/>
+          <w:sz w:val="22"/>
+          <w:szCs w:val="22"/>
+        </w:rPr>
+        <w:t xml:space="preserve"/>
+      </w:r>
+    </w:p>
+    <w:p>
+      <w:pPr>
+        <w:shd w:fill="0F172A" w:val="clear"/>
+        <w:spacing w:after="0" w:before="0" w:line="240"/>
+      </w:pPr>
+      <w:r>
+        <w:rPr>
+          <w:rFonts w:ascii="Courier New" w:cs="Courier New" w:eastAsia="Courier New" w:hAnsi="Courier New"/>
+          <w:color w:val="6EE7B7"/>
+          <w:sz w:val="17"/>
+          <w:szCs w:val="17"/>
+        </w:rPr>
+        <w:t xml:space="preserve"># Mỗi task gửi đến Domain Agent phải mang đủ 4 nhóm thông tin:</w:t>
+      </w:r>
+    </w:p>
+    <w:p>
+      <w:pPr>
+        <w:shd w:fill="0F172A" w:val="clear"/>
+        <w:spacing w:after="0" w:before="0" w:line="240"/>
+      </w:pPr>
+      <w:r>
+        <w:rPr>
+          <w:rFonts w:ascii="Courier New" w:cs="Courier New" w:eastAsia="Courier New" w:hAnsi="Courier New"/>
+          <w:color w:val="CBD5E1"/>
+          <w:sz w:val="17"/>
+          <w:szCs w:val="17"/>
+        </w:rPr>
+        <w:t xml:space="preserve"> </w:t>
+      </w:r>
+    </w:p>
+    <w:p>
+      <w:pPr>
+        <w:shd w:fill="0F172A" w:val="clear"/>
+        <w:spacing w:after="0" w:before="0" w:line="240"/>
+      </w:pPr>
+      <w:r>
+        <w:rPr>
+          <w:rFonts w:ascii="Courier New" w:cs="Courier New" w:eastAsia="Courier New" w:hAnsi="Courier New"/>
+          <w:color w:val="93C5FD"/>
+          <w:sz w:val="17"/>
+          <w:szCs w:val="17"/>
+        </w:rPr>
+        <w:t xml:space="preserve">class A2ATaskPayload(BaseModel):</w:t>
+      </w:r>
+    </w:p>
+    <w:p>
+      <w:pPr>
+        <w:shd w:fill="0F172A" w:val="clear"/>
+        <w:spacing w:after="0" w:before="0" w:line="240"/>
+      </w:pPr>
+      <w:r>
+        <w:rPr>
+          <w:rFonts w:ascii="Courier New" w:cs="Courier New" w:eastAsia="Courier New" w:hAnsi="Courier New"/>
+          <w:color w:val="6EE7B7"/>
+          <w:sz w:val="17"/>
+          <w:szCs w:val="17"/>
+        </w:rPr>
+        <w:t xml:space="preserve">    # ── 1. Identity &amp; Traceability ──────────────────────────────</w:t>
+      </w:r>
+    </w:p>
+    <w:p>
+      <w:pPr>
+        <w:shd w:fill="0F172A" w:val="clear"/>
+        <w:spacing w:after="0" w:before="0" w:line="240"/>
+      </w:pPr>
+      <w:r>
+        <w:rPr>
+          <w:rFonts w:ascii="Courier New" w:cs="Courier New" w:eastAsia="Courier New" w:hAnsi="Courier New"/>
+          <w:color w:val="A5F3FC"/>
+          <w:sz w:val="17"/>
+          <w:szCs w:val="17"/>
+        </w:rPr>
+        <w:t xml:space="preserve">    task_id:          str   # uuid — dùng để poll A2A status</w:t>
+      </w:r>
+    </w:p>
+    <w:p>
+      <w:pPr>
+        <w:shd w:fill="0F172A" w:val="clear"/>
+        <w:spacing w:after="0" w:before="0" w:line="240"/>
+      </w:pPr>
+      <w:r>
+        <w:rPr>
+          <w:rFonts w:ascii="Courier New" w:cs="Courier New" w:eastAsia="Courier New" w:hAnsi="Courier New"/>
+          <w:color w:val="A5F3FC"/>
+          <w:sz w:val="17"/>
+          <w:szCs w:val="17"/>
+        </w:rPr>
+        <w:t xml:space="preserve">    plan_id:          str   # link về plan của Orchestrator</w:t>
+      </w:r>
+    </w:p>
+    <w:p>
+      <w:pPr>
+        <w:shd w:fill="0F172A" w:val="clear"/>
+        <w:spacing w:after="0" w:before="0" w:line="240"/>
+      </w:pPr>
+      <w:r>
+        <w:rPr>
+          <w:rFonts w:ascii="Courier New" w:cs="Courier New" w:eastAsia="Courier New" w:hAnsi="Courier New"/>
+          <w:color w:val="A5F3FC"/>
+          <w:sz w:val="17"/>
+          <w:szCs w:val="17"/>
+        </w:rPr>
+        <w:t xml:space="preserve">    sub_goal_sequence: int  # thứ tự sub_goal trong plan</w:t>
+      </w:r>
+    </w:p>
+    <w:p>
+      <w:pPr>
+        <w:shd w:fill="0F172A" w:val="clear"/>
+        <w:spacing w:after="0" w:before="0" w:line="240"/>
+      </w:pPr>
+      <w:r>
+        <w:rPr>
+          <w:rFonts w:ascii="Courier New" w:cs="Courier New" w:eastAsia="Courier New" w:hAnsi="Courier New"/>
+          <w:color w:val="A5F3FC"/>
+          <w:sz w:val="17"/>
+          <w:szCs w:val="17"/>
+        </w:rPr>
+        <w:t xml:space="preserve">    session_id:       str</w:t>
+      </w:r>
+    </w:p>
+    <w:p>
+      <w:pPr>
+        <w:shd w:fill="0F172A" w:val="clear"/>
+        <w:spacing w:after="0" w:before="0" w:line="240"/>
+      </w:pPr>
+      <w:r>
+        <w:rPr>
+          <w:rFonts w:ascii="Courier New" w:cs="Courier New" w:eastAsia="Courier New" w:hAnsi="Courier New"/>
+          <w:color w:val="A5F3FC"/>
+          <w:sz w:val="17"/>
+          <w:szCs w:val="17"/>
+        </w:rPr>
+        <w:t xml:space="preserve">    tenant_id:        str</w:t>
+      </w:r>
+    </w:p>
+    <w:p>
+      <w:pPr>
+        <w:shd w:fill="0F172A" w:val="clear"/>
+        <w:spacing w:after="0" w:before="0" w:line="240"/>
+      </w:pPr>
+      <w:r>
+        <w:rPr>
+          <w:rFonts w:ascii="Courier New" w:cs="Courier New" w:eastAsia="Courier New" w:hAnsi="Courier New"/>
+          <w:color w:val="CBD5E1"/>
+          <w:sz w:val="17"/>
+          <w:szCs w:val="17"/>
+        </w:rPr>
+        <w:t xml:space="preserve"> </w:t>
+      </w:r>
+    </w:p>
+    <w:p>
+      <w:pPr>
+        <w:shd w:fill="0F172A" w:val="clear"/>
+        <w:spacing w:after="0" w:before="0" w:line="240"/>
+      </w:pPr>
+      <w:r>
+        <w:rPr>
+          <w:rFonts w:ascii="Courier New" w:cs="Courier New" w:eastAsia="Courier New" w:hAnsi="Courier New"/>
+          <w:color w:val="6EE7B7"/>
+          <w:sz w:val="17"/>
+          <w:szCs w:val="17"/>
+        </w:rPr>
+        <w:t xml:space="preserve">    # ── 2. Intent — Agent hiểu user muốn gì ────────────────────</w:t>
+      </w:r>
+    </w:p>
+    <w:p>
+      <w:pPr>
+        <w:shd w:fill="0F172A" w:val="clear"/>
+        <w:spacing w:after="0" w:before="0" w:line="240"/>
+      </w:pPr>
+      <w:r>
+        <w:rPr>
+          <w:rFonts w:ascii="Courier New" w:cs="Courier New" w:eastAsia="Courier New" w:hAnsi="Courier New"/>
+          <w:color w:val="A5F3FC"/>
+          <w:sz w:val="17"/>
+          <w:szCs w:val="17"/>
+        </w:rPr>
+        <w:t xml:space="preserve">    original_message: str   # câu gốc của user, KHÔNG rút gọn</w:t>
+      </w:r>
+    </w:p>
+    <w:p>
+      <w:pPr>
+        <w:shd w:fill="0F172A" w:val="clear"/>
+        <w:spacing w:after="0" w:before="0" w:line="240"/>
+      </w:pPr>
+      <w:r>
+        <w:rPr>
+          <w:rFonts w:ascii="Courier New" w:cs="Courier New" w:eastAsia="Courier New" w:hAnsi="Courier New"/>
+          <w:color w:val="FCD34D"/>
+          <w:sz w:val="17"/>
+          <w:szCs w:val="17"/>
+        </w:rPr>
+        <w:t xml:space="preserve">    skill:            str   # "create_order" | "bi_query"</w:t>
+      </w:r>
+    </w:p>
+    <w:p>
+      <w:pPr>
+        <w:shd w:fill="0F172A" w:val="clear"/>
+        <w:spacing w:after="0" w:before="0" w:line="240"/>
+      </w:pPr>
+      <w:r>
+        <w:rPr>
+          <w:rFonts w:ascii="Courier New" w:cs="Courier New" w:eastAsia="Courier New" w:hAnsi="Courier New"/>
+          <w:color w:val="A5F3FC"/>
+          <w:sz w:val="17"/>
+          <w:szCs w:val="17"/>
+        </w:rPr>
+        <w:t xml:space="preserve">    instructions:     str   # Plan node sinh ra — mô tả cụ thể task này cần làm gì</w:t>
+      </w:r>
+    </w:p>
+    <w:p>
+      <w:pPr>
+        <w:shd w:fill="0F172A" w:val="clear"/>
+        <w:spacing w:after="0" w:before="0" w:line="240"/>
+      </w:pPr>
+      <w:r>
+        <w:rPr>
+          <w:rFonts w:ascii="Courier New" w:cs="Courier New" w:eastAsia="Courier New" w:hAnsi="Courier New"/>
+          <w:color w:val="6EE7B7"/>
+          <w:sz w:val="17"/>
+          <w:szCs w:val="17"/>
+        </w:rPr>
+        <w:t xml:space="preserve">    #                         bao gồm: scope, điều kiện, output mong đợi</w:t>
+      </w:r>
+    </w:p>
+    <w:p>
+      <w:pPr>
+        <w:shd w:fill="0F172A" w:val="clear"/>
+        <w:spacing w:after="0" w:before="0" w:line="240"/>
+      </w:pPr>
+      <w:r>
+        <w:rPr>
+          <w:rFonts w:ascii="Courier New" w:cs="Courier New" w:eastAsia="Courier New" w:hAnsi="Courier New"/>
+          <w:color w:val="CBD5E1"/>
+          <w:sz w:val="17"/>
+          <w:szCs w:val="17"/>
+        </w:rPr>
+        <w:t xml:space="preserve"> </w:t>
+      </w:r>
+    </w:p>
+    <w:p>
+      <w:pPr>
+        <w:shd w:fill="0F172A" w:val="clear"/>
+        <w:spacing w:after="0" w:before="0" w:line="240"/>
+      </w:pPr>
+      <w:r>
+        <w:rPr>
+          <w:rFonts w:ascii="Courier New" w:cs="Courier New" w:eastAsia="Courier New" w:hAnsi="Courier New"/>
+          <w:color w:val="6EE7B7"/>
+          <w:sz w:val="17"/>
+          <w:szCs w:val="17"/>
+        </w:rPr>
+        <w:t xml:space="preserve">    # ── 3. Conversation context ─────────────────────────────────</w:t>
+      </w:r>
+    </w:p>
+    <w:p>
+      <w:pPr>
+        <w:shd w:fill="0F172A" w:val="clear"/>
+        <w:spacing w:after="0" w:before="0" w:line="240"/>
+      </w:pPr>
+      <w:r>
+        <w:rPr>
+          <w:rFonts w:ascii="Courier New" w:cs="Courier New" w:eastAsia="Courier New" w:hAnsi="Courier New"/>
+          <w:color w:val="CBD5E1"/>
+          <w:sz w:val="17"/>
+          <w:szCs w:val="17"/>
+        </w:rPr>
+        <w:t xml:space="preserve">    conversation_history: list[dict]  # N turns gần nhất (mặc định 6 turns)</w:t>
+      </w:r>
+    </w:p>
+    <w:p>
+      <w:pPr>
+        <w:shd w:fill="0F172A" w:val="clear"/>
+        <w:spacing w:after="0" w:before="0" w:line="240"/>
+      </w:pPr>
+      <w:r>
+        <w:rPr>
+          <w:rFonts w:ascii="Courier New" w:cs="Courier New" w:eastAsia="Courier New" w:hAnsi="Courier New"/>
+          <w:color w:val="CBD5E1"/>
+          <w:sz w:val="17"/>
+          <w:szCs w:val="17"/>
+        </w:rPr>
+        <w:t xml:space="preserve"> </w:t>
+      </w:r>
+    </w:p>
+    <w:p>
+      <w:pPr>
+        <w:shd w:fill="0F172A" w:val="clear"/>
+        <w:spacing w:after="0" w:before="0" w:line="240"/>
+      </w:pPr>
+      <w:r>
+        <w:rPr>
+          <w:rFonts w:ascii="Courier New" w:cs="Courier New" w:eastAsia="Courier New" w:hAnsi="Courier New"/>
+          <w:color w:val="6EE7B7"/>
+          <w:sz w:val="17"/>
+          <w:szCs w:val="17"/>
+        </w:rPr>
+        <w:t xml:space="preserve">    # ── 4. Dependency results ────────────────────────────────────</w:t>
+      </w:r>
+    </w:p>
+    <w:p>
+      <w:pPr>
+        <w:shd w:fill="0F172A" w:val="clear"/>
+        <w:spacing w:after="0" w:before="0" w:line="240"/>
+      </w:pPr>
+      <w:r>
+        <w:rPr>
+          <w:rFonts w:ascii="Courier New" w:cs="Courier New" w:eastAsia="Courier New" w:hAnsi="Courier New"/>
+          <w:color w:val="A5F3FC"/>
+          <w:sz w:val="17"/>
+          <w:szCs w:val="17"/>
+        </w:rPr>
+        <w:t xml:space="preserve">    dependency_results: dict[str, dict]  # agent_name → result từ upstream</w:t>
+      </w:r>
+    </w:p>
+    <w:p>
+      <w:pPr>
+        <w:shd w:fill="0F172A" w:val="clear"/>
+        <w:spacing w:after="0" w:before="0" w:line="240"/>
+      </w:pPr>
+      <w:r>
+        <w:rPr>
+          <w:rFonts w:ascii="Courier New" w:cs="Courier New" w:eastAsia="Courier New" w:hAnsi="Courier New"/>
+          <w:color w:val="6EE7B7"/>
+          <w:sz w:val="17"/>
+          <w:szCs w:val="17"/>
+        </w:rPr>
+        <w:t xml:space="preserve">    #   Ví dụ: {"order-agent": {"order_id": "ORD-123", "total": 85000}}</w:t>
+      </w:r>
+    </w:p>
+    <w:p>
+      <w:pPr>
+        <w:shd w:fill="0F172A" w:val="clear"/>
+        <w:spacing w:after="0" w:before="0" w:line="240"/>
+      </w:pPr>
+      <w:r>
+        <w:rPr>
+          <w:rFonts w:ascii="Courier New" w:cs="Courier New" w:eastAsia="Courier New" w:hAnsi="Courier New"/>
+          <w:color w:val="6EE7B7"/>
+          <w:sz w:val="17"/>
+          <w:szCs w:val="17"/>
+        </w:rPr>
+        <w:t xml:space="preserve">    #   Agent downstream dùng để tham chiếu kết quả, không cần gọi lại</w:t>
+      </w:r>
+    </w:p>
+    <w:p>
+      <w:pPr>
+        <w:spacing w:after="80" w:before="0"/>
+      </w:pPr>
+      <w:r>
+        <w:rPr>
+          <w:rFonts w:ascii="Arial" w:cs="Arial" w:eastAsia="Arial" w:hAnsi="Arial"/>
+          <w:b w:val="false"/>
+          <w:bCs w:val="false"/>
+          <w:i w:val="false"/>
+          <w:iCs w:val="false"/>
+          <w:color w:val="1E293B"/>
+          <w:sz w:val="22"/>
+          <w:szCs w:val="22"/>
+        </w:rPr>
+        <w:t xml:space="preserve"/>
+      </w:r>
+    </w:p>
+    <w:p>
+      <w:pPr>
+        <w:pStyle w:val="Heading3"/>
+        <w:spacing w:after="80" w:before="200"/>
+      </w:pPr>
+      <w:r>
+        <w:rPr>
+          <w:rFonts w:ascii="Arial" w:cs="Arial" w:eastAsia="Arial" w:hAnsi="Arial"/>
+          <w:b/>
+          <w:bCs/>
+          <w:color w:val="475569"/>
+          <w:sz w:val="22"/>
+          <w:szCs w:val="22"/>
+        </w:rPr>
+        <w:t xml:space="preserve">Plan Node Output — Khai Báo Dependency Graph</w:t>
+      </w:r>
+    </w:p>
+    <w:p>
+      <w:pPr>
+        <w:shd w:fill="0F172A" w:val="clear"/>
+        <w:spacing w:after="0" w:before="0"/>
+      </w:pPr>
+      <w:r>
+        <w:rPr>
+          <w:rFonts w:ascii="Arial" w:cs="Arial" w:eastAsia="Arial" w:hAnsi="Arial"/>
+          <w:b w:val="false"/>
+          <w:bCs w:val="false"/>
+          <w:i w:val="false"/>
+          <w:iCs w:val="false"/>
+          <w:color w:val="1E293B"/>
+          <w:sz w:val="22"/>
+          <w:szCs w:val="22"/>
+        </w:rPr>
+        <w:t xml:space="preserve"/>
+      </w:r>
+    </w:p>
+    <w:p>
+      <w:pPr>
+        <w:shd w:fill="0F172A" w:val="clear"/>
+        <w:spacing w:after="0" w:before="0" w:line="240"/>
+      </w:pPr>
+      <w:r>
+        <w:rPr>
+          <w:rFonts w:ascii="Courier New" w:cs="Courier New" w:eastAsia="Courier New" w:hAnsi="Courier New"/>
+          <w:color w:val="6EE7B7"/>
+          <w:sz w:val="17"/>
+          <w:szCs w:val="17"/>
+        </w:rPr>
+        <w:t xml:space="preserve"># Plan node (LLM) phải sinh ra instructions + depends_on cho từng step.</w:t>
+      </w:r>
+    </w:p>
+    <w:p>
+      <w:pPr>
+        <w:shd w:fill="0F172A" w:val="clear"/>
+        <w:spacing w:after="0" w:before="0" w:line="240"/>
+      </w:pPr>
+      <w:r>
+        <w:rPr>
+          <w:rFonts w:ascii="Courier New" w:cs="Courier New" w:eastAsia="Courier New" w:hAnsi="Courier New"/>
+          <w:color w:val="6EE7B7"/>
+          <w:sz w:val="17"/>
+          <w:szCs w:val="17"/>
+        </w:rPr>
+        <w:t xml:space="preserve"># Đây là thông tin quyết định parallel vs sequential.</w:t>
+      </w:r>
+    </w:p>
+    <w:p>
+      <w:pPr>
+        <w:shd w:fill="0F172A" w:val="clear"/>
+        <w:spacing w:after="0" w:before="0" w:line="240"/>
+      </w:pPr>
+      <w:r>
+        <w:rPr>
+          <w:rFonts w:ascii="Courier New" w:cs="Courier New" w:eastAsia="Courier New" w:hAnsi="Courier New"/>
+          <w:color w:val="CBD5E1"/>
+          <w:sz w:val="17"/>
+          <w:szCs w:val="17"/>
+        </w:rPr>
+        <w:t xml:space="preserve"> </w:t>
+      </w:r>
+    </w:p>
+    <w:p>
+      <w:pPr>
+        <w:shd w:fill="0F172A" w:val="clear"/>
+        <w:spacing w:after="0" w:before="0" w:line="240"/>
+      </w:pPr>
+      <w:r>
+        <w:rPr>
+          <w:rFonts w:ascii="Courier New" w:cs="Courier New" w:eastAsia="Courier New" w:hAnsi="Courier New"/>
+          <w:color w:val="6EE7B7"/>
+          <w:sz w:val="17"/>
+          <w:szCs w:val="17"/>
+        </w:rPr>
+        <w:t xml:space="preserve"># Ví dụ: user hỏi "xem doanh thu hôm nay và tạo đơn cho anh Lâm cafe đen"</w:t>
+      </w:r>
+    </w:p>
+    <w:p>
+      <w:pPr>
+        <w:shd w:fill="0F172A" w:val="clear"/>
+        <w:spacing w:after="0" w:before="0" w:line="240"/>
+      </w:pPr>
+      <w:r>
+        <w:rPr>
+          <w:rFonts w:ascii="Courier New" w:cs="Courier New" w:eastAsia="Courier New" w:hAnsi="Courier New"/>
+          <w:color w:val="6EE7B7"/>
+          <w:sz w:val="17"/>
+          <w:szCs w:val="17"/>
+        </w:rPr>
+        <w:t xml:space="preserve"># → 2 task độc lập → chạy song song</w:t>
+      </w:r>
+    </w:p>
+    <w:p>
+      <w:pPr>
+        <w:shd w:fill="0F172A" w:val="clear"/>
+        <w:spacing w:after="0" w:before="0" w:line="240"/>
+      </w:pPr>
+      <w:r>
+        <w:rPr>
+          <w:rFonts w:ascii="Courier New" w:cs="Courier New" w:eastAsia="Courier New" w:hAnsi="Courier New"/>
+          <w:color w:val="CBD5E1"/>
+          <w:sz w:val="17"/>
+          <w:szCs w:val="17"/>
+        </w:rPr>
+        <w:t xml:space="preserve">{</w:t>
+      </w:r>
+    </w:p>
+    <w:p>
+      <w:pPr>
+        <w:shd w:fill="0F172A" w:val="clear"/>
+        <w:spacing w:after="0" w:before="0" w:line="240"/>
+      </w:pPr>
+      <w:r>
+        <w:rPr>
+          <w:rFonts w:ascii="Courier New" w:cs="Courier New" w:eastAsia="Courier New" w:hAnsi="Courier New"/>
+          <w:color w:val="FCD34D"/>
+          <w:sz w:val="17"/>
+          <w:szCs w:val="17"/>
+        </w:rPr>
+        <w:t xml:space="preserve">  "routing": {</w:t>
+      </w:r>
+    </w:p>
+    <w:p>
+      <w:pPr>
+        <w:shd w:fill="0F172A" w:val="clear"/>
+        <w:spacing w:after="0" w:before="0" w:line="240"/>
+      </w:pPr>
+      <w:r>
+        <w:rPr>
+          <w:rFonts w:ascii="Courier New" w:cs="Courier New" w:eastAsia="Courier New" w:hAnsi="Courier New"/>
+          <w:color w:val="FCD34D"/>
+          <w:sz w:val="17"/>
+          <w:szCs w:val="17"/>
+        </w:rPr>
+        <w:t xml:space="preserve">    "steps": [</w:t>
+      </w:r>
+    </w:p>
+    <w:p>
+      <w:pPr>
+        <w:shd w:fill="0F172A" w:val="clear"/>
+        <w:spacing w:after="0" w:before="0" w:line="240"/>
+      </w:pPr>
+      <w:r>
+        <w:rPr>
+          <w:rFonts w:ascii="Courier New" w:cs="Courier New" w:eastAsia="Courier New" w:hAnsi="Courier New"/>
+          <w:color w:val="CBD5E1"/>
+          <w:sz w:val="17"/>
+          <w:szCs w:val="17"/>
+        </w:rPr>
+        <w:t xml:space="preserve">      {</w:t>
+      </w:r>
+    </w:p>
+    <w:p>
+      <w:pPr>
+        <w:shd w:fill="0F172A" w:val="clear"/>
+        <w:spacing w:after="0" w:before="0" w:line="240"/>
+      </w:pPr>
+      <w:r>
+        <w:rPr>
+          <w:rFonts w:ascii="Courier New" w:cs="Courier New" w:eastAsia="Courier New" w:hAnsi="Courier New"/>
+          <w:color w:val="FCD34D"/>
+          <w:sz w:val="17"/>
+          <w:szCs w:val="17"/>
+        </w:rPr>
+        <w:t xml:space="preserve">        "sequence": 1,</w:t>
+      </w:r>
+    </w:p>
+    <w:p>
+      <w:pPr>
+        <w:shd w:fill="0F172A" w:val="clear"/>
+        <w:spacing w:after="0" w:before="0" w:line="240"/>
+      </w:pPr>
+      <w:r>
+        <w:rPr>
+          <w:rFonts w:ascii="Courier New" w:cs="Courier New" w:eastAsia="Courier New" w:hAnsi="Courier New"/>
+          <w:color w:val="FCD34D"/>
+          <w:sz w:val="17"/>
+          <w:szCs w:val="17"/>
+        </w:rPr>
+        <w:t xml:space="preserve">        "agent":    "bi-agent",</w:t>
+      </w:r>
+    </w:p>
+    <w:p>
+      <w:pPr>
+        <w:shd w:fill="0F172A" w:val="clear"/>
+        <w:spacing w:after="0" w:before="0" w:line="240"/>
+      </w:pPr>
+      <w:r>
+        <w:rPr>
+          <w:rFonts w:ascii="Courier New" w:cs="Courier New" w:eastAsia="Courier New" w:hAnsi="Courier New"/>
+          <w:color w:val="FCD34D"/>
+          <w:sz w:val="17"/>
+          <w:szCs w:val="17"/>
+        </w:rPr>
+        <w:t xml:space="preserve">        "skill":    "bi_query",</w:t>
+      </w:r>
+    </w:p>
+    <w:p>
+      <w:pPr>
+        <w:shd w:fill="0F172A" w:val="clear"/>
+        <w:spacing w:after="0" w:before="0" w:line="240"/>
+      </w:pPr>
+      <w:r>
+        <w:rPr>
+          <w:rFonts w:ascii="Courier New" w:cs="Courier New" w:eastAsia="Courier New" w:hAnsi="Courier New"/>
+          <w:color w:val="FCD34D"/>
+          <w:sz w:val="17"/>
+          <w:szCs w:val="17"/>
+        </w:rPr>
+        <w:t xml:space="preserve">        "depends_on": [],</w:t>
+      </w:r>
+    </w:p>
+    <w:p>
+      <w:pPr>
+        <w:shd w:fill="0F172A" w:val="clear"/>
+        <w:spacing w:after="0" w:before="0" w:line="240"/>
+      </w:pPr>
+      <w:r>
+        <w:rPr>
+          <w:rFonts w:ascii="Courier New" w:cs="Courier New" w:eastAsia="Courier New" w:hAnsi="Courier New"/>
+          <w:color w:val="FCD34D"/>
+          <w:sz w:val="17"/>
+          <w:szCs w:val="17"/>
+        </w:rPr>
+        <w:t xml:space="preserve">        "instructions": "Truy vấn tổng doanh thu ngày hôm nay (chỉ ngày hiện tại).</w:t>
+      </w:r>
+    </w:p>
+    <w:p>
+      <w:pPr>
+        <w:shd w:fill="0F172A" w:val="clear"/>
+        <w:spacing w:after="0" w:before="0" w:line="240"/>
+      </w:pPr>
+      <w:r>
+        <w:rPr>
+          <w:rFonts w:ascii="Courier New" w:cs="Courier New" w:eastAsia="Courier New" w:hAnsi="Courier New"/>
+          <w:color w:val="FCD34D"/>
+          <w:sz w:val="17"/>
+          <w:szCs w:val="17"/>
+        </w:rPr>
+        <w:t xml:space="preserve">                         Trả về: tổng doanh thu, số đơn, trung bình/đơn.",</w:t>
+      </w:r>
+    </w:p>
+    <w:p>
+      <w:pPr>
+        <w:shd w:fill="0F172A" w:val="clear"/>
+        <w:spacing w:after="0" w:before="0" w:line="240"/>
+      </w:pPr>
+      <w:r>
+        <w:rPr>
+          <w:rFonts w:ascii="Courier New" w:cs="Courier New" w:eastAsia="Courier New" w:hAnsi="Courier New"/>
+          <w:color w:val="CBD5E1"/>
+          <w:sz w:val="17"/>
+          <w:szCs w:val="17"/>
+        </w:rPr>
+        <w:t xml:space="preserve">      },</w:t>
+      </w:r>
+    </w:p>
+    <w:p>
+      <w:pPr>
+        <w:shd w:fill="0F172A" w:val="clear"/>
+        <w:spacing w:after="0" w:before="0" w:line="240"/>
+      </w:pPr>
+      <w:r>
+        <w:rPr>
+          <w:rFonts w:ascii="Courier New" w:cs="Courier New" w:eastAsia="Courier New" w:hAnsi="Courier New"/>
+          <w:color w:val="CBD5E1"/>
+          <w:sz w:val="17"/>
+          <w:szCs w:val="17"/>
+        </w:rPr>
+        <w:t xml:space="preserve">      {</w:t>
+      </w:r>
+    </w:p>
+    <w:p>
+      <w:pPr>
+        <w:shd w:fill="0F172A" w:val="clear"/>
+        <w:spacing w:after="0" w:before="0" w:line="240"/>
+      </w:pPr>
+      <w:r>
+        <w:rPr>
+          <w:rFonts w:ascii="Courier New" w:cs="Courier New" w:eastAsia="Courier New" w:hAnsi="Courier New"/>
+          <w:color w:val="FCD34D"/>
+          <w:sz w:val="17"/>
+          <w:szCs w:val="17"/>
+        </w:rPr>
+        <w:t xml:space="preserve">        "sequence": 2,</w:t>
+      </w:r>
+    </w:p>
+    <w:p>
+      <w:pPr>
+        <w:shd w:fill="0F172A" w:val="clear"/>
+        <w:spacing w:after="0" w:before="0" w:line="240"/>
+      </w:pPr>
+      <w:r>
+        <w:rPr>
+          <w:rFonts w:ascii="Courier New" w:cs="Courier New" w:eastAsia="Courier New" w:hAnsi="Courier New"/>
+          <w:color w:val="FCD34D"/>
+          <w:sz w:val="17"/>
+          <w:szCs w:val="17"/>
+        </w:rPr>
+        <w:t xml:space="preserve">        "agent":    "order-agent",</w:t>
+      </w:r>
+    </w:p>
+    <w:p>
+      <w:pPr>
+        <w:shd w:fill="0F172A" w:val="clear"/>
+        <w:spacing w:after="0" w:before="0" w:line="240"/>
+      </w:pPr>
+      <w:r>
+        <w:rPr>
+          <w:rFonts w:ascii="Courier New" w:cs="Courier New" w:eastAsia="Courier New" w:hAnsi="Courier New"/>
+          <w:color w:val="FCD34D"/>
+          <w:sz w:val="17"/>
+          <w:szCs w:val="17"/>
+        </w:rPr>
+        <w:t xml:space="preserve">        "skill":    "create_order",</w:t>
+      </w:r>
+    </w:p>
+    <w:p>
+      <w:pPr>
+        <w:shd w:fill="0F172A" w:val="clear"/>
+        <w:spacing w:after="0" w:before="0" w:line="240"/>
+      </w:pPr>
+      <w:r>
+        <w:rPr>
+          <w:rFonts w:ascii="Courier New" w:cs="Courier New" w:eastAsia="Courier New" w:hAnsi="Courier New"/>
+          <w:color w:val="FCD34D"/>
+          <w:sz w:val="17"/>
+          <w:szCs w:val="17"/>
+        </w:rPr>
+        <w:t xml:space="preserve">        "depends_on": [],</w:t>
+      </w:r>
+    </w:p>
+    <w:p>
+      <w:pPr>
+        <w:shd w:fill="0F172A" w:val="clear"/>
+        <w:spacing w:after="0" w:before="0" w:line="240"/>
+      </w:pPr>
+      <w:r>
+        <w:rPr>
+          <w:rFonts w:ascii="Courier New" w:cs="Courier New" w:eastAsia="Courier New" w:hAnsi="Courier New"/>
+          <w:color w:val="FCD34D"/>
+          <w:sz w:val="17"/>
+          <w:szCs w:val="17"/>
+        </w:rPr>
+        <w:t xml:space="preserve">        "instructions": "Tạo đơn hàng cafe đen cho khách hàng Lâm.</w:t>
+      </w:r>
+    </w:p>
+    <w:p>
+      <w:pPr>
+        <w:shd w:fill="0F172A" w:val="clear"/>
+        <w:spacing w:after="0" w:before="0" w:line="240"/>
+      </w:pPr>
+      <w:r>
+        <w:rPr>
+          <w:rFonts w:ascii="Courier New" w:cs="Courier New" w:eastAsia="Courier New" w:hAnsi="Courier New"/>
+          <w:color w:val="FCD34D"/>
+          <w:sz w:val="17"/>
+          <w:szCs w:val="17"/>
+        </w:rPr>
+        <w:t xml:space="preserve">                         Tìm khách Lâm trước, sau đó tạo đơn sau khi xác nhận.",</w:t>
+      </w:r>
+    </w:p>
+    <w:p>
+      <w:pPr>
+        <w:shd w:fill="0F172A" w:val="clear"/>
+        <w:spacing w:after="0" w:before="0" w:line="240"/>
+      </w:pPr>
+      <w:r>
+        <w:rPr>
+          <w:rFonts w:ascii="Courier New" w:cs="Courier New" w:eastAsia="Courier New" w:hAnsi="Courier New"/>
+          <w:color w:val="CBD5E1"/>
+          <w:sz w:val="17"/>
+          <w:szCs w:val="17"/>
+        </w:rPr>
+        <w:t xml:space="preserve">      }</w:t>
+      </w:r>
+    </w:p>
+    <w:p>
+      <w:pPr>
+        <w:shd w:fill="0F172A" w:val="clear"/>
+        <w:spacing w:after="0" w:before="0" w:line="240"/>
+      </w:pPr>
+      <w:r>
+        <w:rPr>
+          <w:rFonts w:ascii="Courier New" w:cs="Courier New" w:eastAsia="Courier New" w:hAnsi="Courier New"/>
+          <w:color w:val="CBD5E1"/>
+          <w:sz w:val="17"/>
+          <w:szCs w:val="17"/>
+        </w:rPr>
+        <w:t xml:space="preserve">    ]</w:t>
+      </w:r>
+    </w:p>
+    <w:p>
+      <w:pPr>
+        <w:shd w:fill="0F172A" w:val="clear"/>
+        <w:spacing w:after="0" w:before="0" w:line="240"/>
+      </w:pPr>
+      <w:r>
+        <w:rPr>
+          <w:rFonts w:ascii="Courier New" w:cs="Courier New" w:eastAsia="Courier New" w:hAnsi="Courier New"/>
+          <w:color w:val="CBD5E1"/>
+          <w:sz w:val="17"/>
+          <w:szCs w:val="17"/>
+        </w:rPr>
+        <w:t xml:space="preserve">  }</w:t>
+      </w:r>
+    </w:p>
+    <w:p>
+      <w:pPr>
+        <w:shd w:fill="0F172A" w:val="clear"/>
+        <w:spacing w:after="0" w:before="0" w:line="240"/>
+      </w:pPr>
+      <w:r>
+        <w:rPr>
+          <w:rFonts w:ascii="Courier New" w:cs="Courier New" w:eastAsia="Courier New" w:hAnsi="Courier New"/>
+          <w:color w:val="CBD5E1"/>
+          <w:sz w:val="17"/>
+          <w:szCs w:val="17"/>
+        </w:rPr>
+        <w:t xml:space="preserve">}</w:t>
+      </w:r>
+    </w:p>
+    <w:p>
+      <w:pPr>
+        <w:shd w:fill="0F172A" w:val="clear"/>
+        <w:spacing w:after="0" w:before="0" w:line="240"/>
+      </w:pPr>
+      <w:r>
+        <w:rPr>
+          <w:rFonts w:ascii="Courier New" w:cs="Courier New" w:eastAsia="Courier New" w:hAnsi="Courier New"/>
+          <w:color w:val="CBD5E1"/>
+          <w:sz w:val="17"/>
+          <w:szCs w:val="17"/>
+        </w:rPr>
+        <w:t xml:space="preserve"> </w:t>
+      </w:r>
+    </w:p>
+    <w:p>
+      <w:pPr>
+        <w:shd w:fill="0F172A" w:val="clear"/>
+        <w:spacing w:after="0" w:before="0" w:line="240"/>
+      </w:pPr>
+      <w:r>
+        <w:rPr>
+          <w:rFonts w:ascii="Courier New" w:cs="Courier New" w:eastAsia="Courier New" w:hAnsi="Courier New"/>
+          <w:color w:val="6EE7B7"/>
+          <w:sz w:val="17"/>
+          <w:szCs w:val="17"/>
+        </w:rPr>
+        <w:t xml:space="preserve"># Ví dụ: user hỏi "sau khi tạo đơn xong thì cho tôi xem tổng doanh thu hôm nay"</w:t>
+      </w:r>
+    </w:p>
+    <w:p>
+      <w:pPr>
+        <w:shd w:fill="0F172A" w:val="clear"/>
+        <w:spacing w:after="0" w:before="0" w:line="240"/>
+      </w:pPr>
+      <w:r>
+        <w:rPr>
+          <w:rFonts w:ascii="Courier New" w:cs="Courier New" w:eastAsia="Courier New" w:hAnsi="Courier New"/>
+          <w:color w:val="6EE7B7"/>
+          <w:sz w:val="17"/>
+          <w:szCs w:val="17"/>
+        </w:rPr>
+        <w:t xml:space="preserve"># → BI phụ thuộc Order → sequential</w:t>
+      </w:r>
+    </w:p>
+    <w:p>
+      <w:pPr>
+        <w:shd w:fill="0F172A" w:val="clear"/>
+        <w:spacing w:after="0" w:before="0" w:line="240"/>
+      </w:pPr>
+      <w:r>
+        <w:rPr>
+          <w:rFonts w:ascii="Courier New" w:cs="Courier New" w:eastAsia="Courier New" w:hAnsi="Courier New"/>
+          <w:color w:val="CBD5E1"/>
+          <w:sz w:val="17"/>
+          <w:szCs w:val="17"/>
+        </w:rPr>
+        <w:t xml:space="preserve">{</w:t>
+      </w:r>
+    </w:p>
+    <w:p>
+      <w:pPr>
+        <w:shd w:fill="0F172A" w:val="clear"/>
+        <w:spacing w:after="0" w:before="0" w:line="240"/>
+      </w:pPr>
+      <w:r>
+        <w:rPr>
+          <w:rFonts w:ascii="Courier New" w:cs="Courier New" w:eastAsia="Courier New" w:hAnsi="Courier New"/>
+          <w:color w:val="FCD34D"/>
+          <w:sz w:val="17"/>
+          <w:szCs w:val="17"/>
+        </w:rPr>
+        <w:t xml:space="preserve">  "routing": {</w:t>
+      </w:r>
+    </w:p>
+    <w:p>
+      <w:pPr>
+        <w:shd w:fill="0F172A" w:val="clear"/>
+        <w:spacing w:after="0" w:before="0" w:line="240"/>
+      </w:pPr>
+      <w:r>
+        <w:rPr>
+          <w:rFonts w:ascii="Courier New" w:cs="Courier New" w:eastAsia="Courier New" w:hAnsi="Courier New"/>
+          <w:color w:val="FCD34D"/>
+          <w:sz w:val="17"/>
+          <w:szCs w:val="17"/>
+        </w:rPr>
+        <w:t xml:space="preserve">    "steps": [</w:t>
+      </w:r>
+    </w:p>
+    <w:p>
+      <w:pPr>
+        <w:shd w:fill="0F172A" w:val="clear"/>
+        <w:spacing w:after="0" w:before="0" w:line="240"/>
+      </w:pPr>
+      <w:r>
+        <w:rPr>
+          <w:rFonts w:ascii="Courier New" w:cs="Courier New" w:eastAsia="Courier New" w:hAnsi="Courier New"/>
+          <w:color w:val="CBD5E1"/>
+          <w:sz w:val="17"/>
+          <w:szCs w:val="17"/>
+        </w:rPr>
+        <w:t xml:space="preserve">      {</w:t>
+      </w:r>
+    </w:p>
+    <w:p>
+      <w:pPr>
+        <w:shd w:fill="0F172A" w:val="clear"/>
+        <w:spacing w:after="0" w:before="0" w:line="240"/>
+      </w:pPr>
+      <w:r>
+        <w:rPr>
+          <w:rFonts w:ascii="Courier New" w:cs="Courier New" w:eastAsia="Courier New" w:hAnsi="Courier New"/>
+          <w:color w:val="FCD34D"/>
+          <w:sz w:val="17"/>
+          <w:szCs w:val="17"/>
+        </w:rPr>
+        <w:t xml:space="preserve">        "sequence": 1,</w:t>
+      </w:r>
+    </w:p>
+    <w:p>
+      <w:pPr>
+        <w:shd w:fill="0F172A" w:val="clear"/>
+        <w:spacing w:after="0" w:before="0" w:line="240"/>
+      </w:pPr>
+      <w:r>
+        <w:rPr>
+          <w:rFonts w:ascii="Courier New" w:cs="Courier New" w:eastAsia="Courier New" w:hAnsi="Courier New"/>
+          <w:color w:val="FCD34D"/>
+          <w:sz w:val="17"/>
+          <w:szCs w:val="17"/>
+        </w:rPr>
+        <w:t xml:space="preserve">        "agent":    "order-agent",</w:t>
+      </w:r>
+    </w:p>
+    <w:p>
+      <w:pPr>
+        <w:shd w:fill="0F172A" w:val="clear"/>
+        <w:spacing w:after="0" w:before="0" w:line="240"/>
+      </w:pPr>
+      <w:r>
+        <w:rPr>
+          <w:rFonts w:ascii="Courier New" w:cs="Courier New" w:eastAsia="Courier New" w:hAnsi="Courier New"/>
+          <w:color w:val="FCD34D"/>
+          <w:sz w:val="17"/>
+          <w:szCs w:val="17"/>
+        </w:rPr>
+        <w:t xml:space="preserve">        "skill":    "create_order",</w:t>
+      </w:r>
+    </w:p>
+    <w:p>
+      <w:pPr>
+        <w:shd w:fill="0F172A" w:val="clear"/>
+        <w:spacing w:after="0" w:before="0" w:line="240"/>
+      </w:pPr>
+      <w:r>
+        <w:rPr>
+          <w:rFonts w:ascii="Courier New" w:cs="Courier New" w:eastAsia="Courier New" w:hAnsi="Courier New"/>
+          <w:color w:val="FCD34D"/>
+          <w:sz w:val="17"/>
+          <w:szCs w:val="17"/>
+        </w:rPr>
+        <w:t xml:space="preserve">        "depends_on": [],</w:t>
+      </w:r>
+    </w:p>
+    <w:p>
+      <w:pPr>
+        <w:shd w:fill="0F172A" w:val="clear"/>
+        <w:spacing w:after="0" w:before="0" w:line="240"/>
+      </w:pPr>
+      <w:r>
+        <w:rPr>
+          <w:rFonts w:ascii="Courier New" w:cs="Courier New" w:eastAsia="Courier New" w:hAnsi="Courier New"/>
+          <w:color w:val="FCD34D"/>
+          <w:sz w:val="17"/>
+          <w:szCs w:val="17"/>
+        </w:rPr>
+        <w:t xml:space="preserve">        "instructions": "Tạo đơn hàng cafe đen cho khách Lâm.",</w:t>
+      </w:r>
+    </w:p>
+    <w:p>
+      <w:pPr>
+        <w:shd w:fill="0F172A" w:val="clear"/>
+        <w:spacing w:after="0" w:before="0" w:line="240"/>
+      </w:pPr>
+      <w:r>
+        <w:rPr>
+          <w:rFonts w:ascii="Courier New" w:cs="Courier New" w:eastAsia="Courier New" w:hAnsi="Courier New"/>
+          <w:color w:val="CBD5E1"/>
+          <w:sz w:val="17"/>
+          <w:szCs w:val="17"/>
+        </w:rPr>
+        <w:t xml:space="preserve">      },</w:t>
+      </w:r>
+    </w:p>
+    <w:p>
+      <w:pPr>
+        <w:shd w:fill="0F172A" w:val="clear"/>
+        <w:spacing w:after="0" w:before="0" w:line="240"/>
+      </w:pPr>
+      <w:r>
+        <w:rPr>
+          <w:rFonts w:ascii="Courier New" w:cs="Courier New" w:eastAsia="Courier New" w:hAnsi="Courier New"/>
+          <w:color w:val="CBD5E1"/>
+          <w:sz w:val="17"/>
+          <w:szCs w:val="17"/>
+        </w:rPr>
+        <w:t xml:space="preserve">      {</w:t>
+      </w:r>
+    </w:p>
+    <w:p>
+      <w:pPr>
+        <w:shd w:fill="0F172A" w:val="clear"/>
+        <w:spacing w:after="0" w:before="0" w:line="240"/>
+      </w:pPr>
+      <w:r>
+        <w:rPr>
+          <w:rFonts w:ascii="Courier New" w:cs="Courier New" w:eastAsia="Courier New" w:hAnsi="Courier New"/>
+          <w:color w:val="FCD34D"/>
+          <w:sz w:val="17"/>
+          <w:szCs w:val="17"/>
+        </w:rPr>
+        <w:t xml:space="preserve">        "sequence": 2,</w:t>
+      </w:r>
+    </w:p>
+    <w:p>
+      <w:pPr>
+        <w:shd w:fill="0F172A" w:val="clear"/>
+        <w:spacing w:after="0" w:before="0" w:line="240"/>
+      </w:pPr>
+      <w:r>
+        <w:rPr>
+          <w:rFonts w:ascii="Courier New" w:cs="Courier New" w:eastAsia="Courier New" w:hAnsi="Courier New"/>
+          <w:color w:val="FCD34D"/>
+          <w:sz w:val="17"/>
+          <w:szCs w:val="17"/>
+        </w:rPr>
+        <w:t xml:space="preserve">        "agent":    "bi-agent",</w:t>
+      </w:r>
+    </w:p>
+    <w:p>
+      <w:pPr>
+        <w:shd w:fill="0F172A" w:val="clear"/>
+        <w:spacing w:after="0" w:before="0" w:line="240"/>
+      </w:pPr>
+      <w:r>
+        <w:rPr>
+          <w:rFonts w:ascii="Courier New" w:cs="Courier New" w:eastAsia="Courier New" w:hAnsi="Courier New"/>
+          <w:color w:val="FCD34D"/>
+          <w:sz w:val="17"/>
+          <w:szCs w:val="17"/>
+        </w:rPr>
+        <w:t xml:space="preserve">        "skill":    "bi_query",</w:t>
+      </w:r>
+    </w:p>
+    <w:p>
+      <w:pPr>
+        <w:shd w:fill="0F172A" w:val="clear"/>
+        <w:spacing w:after="0" w:before="0" w:line="240"/>
+      </w:pPr>
+      <w:r>
+        <w:rPr>
+          <w:rFonts w:ascii="Courier New" w:cs="Courier New" w:eastAsia="Courier New" w:hAnsi="Courier New"/>
+          <w:color w:val="FCD34D"/>
+          <w:sz w:val="17"/>
+          <w:szCs w:val="17"/>
+        </w:rPr>
+        <w:t xml:space="preserve">        "depends_on": ["order-agent"],</w:t>
+      </w:r>
+    </w:p>
+    <w:p>
+      <w:pPr>
+        <w:shd w:fill="0F172A" w:val="clear"/>
+        <w:spacing w:after="0" w:before="0" w:line="240"/>
+      </w:pPr>
+      <w:r>
+        <w:rPr>
+          <w:rFonts w:ascii="Courier New" w:cs="Courier New" w:eastAsia="Courier New" w:hAnsi="Courier New"/>
+          <w:color w:val="FCD34D"/>
+          <w:sz w:val="17"/>
+          <w:szCs w:val="17"/>
+        </w:rPr>
+        <w:t xml:space="preserve">        "instructions": "Sau khi đơn hàng được tạo xong, truy vấn tổng doanh thu hôm nay.</w:t>
+      </w:r>
+    </w:p>
+    <w:p>
+      <w:pPr>
+        <w:shd w:fill="0F172A" w:val="clear"/>
+        <w:spacing w:after="0" w:before="0" w:line="240"/>
+      </w:pPr>
+      <w:r>
+        <w:rPr>
+          <w:rFonts w:ascii="Courier New" w:cs="Courier New" w:eastAsia="Courier New" w:hAnsi="Courier New"/>
+          <w:color w:val="FCD34D"/>
+          <w:sz w:val="17"/>
+          <w:szCs w:val="17"/>
+        </w:rPr>
+        <w:t xml:space="preserve">                         Kết quả cần bao gồm cả đơn vừa tạo.",</w:t>
+      </w:r>
+    </w:p>
+    <w:p>
+      <w:pPr>
+        <w:shd w:fill="0F172A" w:val="clear"/>
+        <w:spacing w:after="0" w:before="0" w:line="240"/>
+      </w:pPr>
+      <w:r>
+        <w:rPr>
+          <w:rFonts w:ascii="Courier New" w:cs="Courier New" w:eastAsia="Courier New" w:hAnsi="Courier New"/>
+          <w:color w:val="CBD5E1"/>
+          <w:sz w:val="17"/>
+          <w:szCs w:val="17"/>
+        </w:rPr>
+        <w:t xml:space="preserve">      }</w:t>
+      </w:r>
+    </w:p>
+    <w:p>
+      <w:pPr>
+        <w:shd w:fill="0F172A" w:val="clear"/>
+        <w:spacing w:after="0" w:before="0" w:line="240"/>
+      </w:pPr>
+      <w:r>
+        <w:rPr>
+          <w:rFonts w:ascii="Courier New" w:cs="Courier New" w:eastAsia="Courier New" w:hAnsi="Courier New"/>
+          <w:color w:val="CBD5E1"/>
+          <w:sz w:val="17"/>
+          <w:szCs w:val="17"/>
+        </w:rPr>
+        <w:t xml:space="preserve">    ]</w:t>
+      </w:r>
+    </w:p>
+    <w:p>
+      <w:pPr>
+        <w:shd w:fill="0F172A" w:val="clear"/>
+        <w:spacing w:after="0" w:before="0" w:line="240"/>
+      </w:pPr>
+      <w:r>
+        <w:rPr>
+          <w:rFonts w:ascii="Courier New" w:cs="Courier New" w:eastAsia="Courier New" w:hAnsi="Courier New"/>
+          <w:color w:val="CBD5E1"/>
+          <w:sz w:val="17"/>
+          <w:szCs w:val="17"/>
+        </w:rPr>
+        <w:t xml:space="preserve">  }</w:t>
+      </w:r>
+    </w:p>
+    <w:p>
+      <w:pPr>
+        <w:shd w:fill="0F172A" w:val="clear"/>
+        <w:spacing w:after="0" w:before="0" w:line="240"/>
+      </w:pPr>
+      <w:r>
+        <w:rPr>
+          <w:rFonts w:ascii="Courier New" w:cs="Courier New" w:eastAsia="Courier New" w:hAnsi="Courier New"/>
+          <w:color w:val="CBD5E1"/>
+          <w:sz w:val="17"/>
+          <w:szCs w:val="17"/>
+        </w:rPr>
+        <w:t xml:space="preserve">}</w:t>
+      </w:r>
+    </w:p>
+    <w:p>
+      <w:pPr>
+        <w:spacing w:after="80" w:before="0"/>
+      </w:pPr>
+      <w:r>
+        <w:rPr>
+          <w:rFonts w:ascii="Arial" w:cs="Arial" w:eastAsia="Arial" w:hAnsi="Arial"/>
+          <w:b w:val="false"/>
+          <w:bCs w:val="false"/>
+          <w:i w:val="false"/>
+          <w:iCs w:val="false"/>
+          <w:color w:val="1E293B"/>
+          <w:sz w:val="22"/>
+          <w:szCs w:val="22"/>
+        </w:rPr>
+        <w:t xml:space="preserve"/>
+      </w:r>
+    </w:p>
+    <w:p>
+      <w:pPr>
+        <w:pStyle w:val="Heading3"/>
+        <w:spacing w:after="80" w:before="200"/>
+      </w:pPr>
+      <w:r>
+        <w:rPr>
+          <w:rFonts w:ascii="Arial" w:cs="Arial" w:eastAsia="Arial" w:hAnsi="Arial"/>
+          <w:b/>
+          <w:bCs/>
+          <w:color w:val="475569"/>
+          <w:sz w:val="22"/>
+          <w:szCs w:val="22"/>
+        </w:rPr>
+        <w:t xml:space="preserve">Dispatch Engine — Parallel &amp; Sequential Tự Động</w:t>
+      </w:r>
+    </w:p>
+    <w:p>
+      <w:pPr>
+        <w:shd w:fill="0F172A" w:val="clear"/>
+        <w:spacing w:after="0" w:before="0"/>
+      </w:pPr>
+      <w:r>
+        <w:rPr>
+          <w:rFonts w:ascii="Arial" w:cs="Arial" w:eastAsia="Arial" w:hAnsi="Arial"/>
+          <w:b w:val="false"/>
+          <w:bCs w:val="false"/>
+          <w:i w:val="false"/>
+          <w:iCs w:val="false"/>
+          <w:color w:val="1E293B"/>
+          <w:sz w:val="22"/>
+          <w:szCs w:val="22"/>
+        </w:rPr>
+        <w:t xml:space="preserve"/>
+      </w:r>
+    </w:p>
+    <w:p>
+      <w:pPr>
+        <w:shd w:fill="0F172A" w:val="clear"/>
+        <w:spacing w:after="0" w:before="0" w:line="240"/>
+      </w:pPr>
+      <w:r>
+        <w:rPr>
+          <w:rFonts w:ascii="Courier New" w:cs="Courier New" w:eastAsia="Courier New" w:hAnsi="Courier New"/>
+          <w:color w:val="6EE7B7"/>
+          <w:sz w:val="17"/>
+          <w:szCs w:val="17"/>
+        </w:rPr>
+        <w:t xml:space="preserve"># orchestrator/core/dispatch_engine.py</w:t>
+      </w:r>
+    </w:p>
+    <w:p>
+      <w:pPr>
+        <w:shd w:fill="0F172A" w:val="clear"/>
+        <w:spacing w:after="0" w:before="0" w:line="240"/>
+      </w:pPr>
+      <w:r>
+        <w:rPr>
+          <w:rFonts w:ascii="Courier New" w:cs="Courier New" w:eastAsia="Courier New" w:hAnsi="Courier New"/>
+          <w:color w:val="93C5FD"/>
+          <w:sz w:val="17"/>
+          <w:szCs w:val="17"/>
+        </w:rPr>
+        <w:t xml:space="preserve">class DispatchEngine:</w:t>
+      </w:r>
+    </w:p>
+    <w:p>
+      <w:pPr>
+        <w:shd w:fill="0F172A" w:val="clear"/>
+        <w:spacing w:after="0" w:before="0" w:line="240"/>
+      </w:pPr>
+      <w:r>
+        <w:rPr>
+          <w:rFonts w:ascii="Courier New" w:cs="Courier New" w:eastAsia="Courier New" w:hAnsi="Courier New"/>
+          <w:color w:val="FCD34D"/>
+          <w:sz w:val="17"/>
+          <w:szCs w:val="17"/>
+        </w:rPr>
+        <w:t xml:space="preserve">    """Quản lý dependency graph, dispatch parallel/sequential tự động."""</w:t>
+      </w:r>
+    </w:p>
+    <w:p>
+      <w:pPr>
+        <w:shd w:fill="0F172A" w:val="clear"/>
+        <w:spacing w:after="0" w:before="0" w:line="240"/>
+      </w:pPr>
+      <w:r>
+        <w:rPr>
+          <w:rFonts w:ascii="Courier New" w:cs="Courier New" w:eastAsia="Courier New" w:hAnsi="Courier New"/>
+          <w:color w:val="CBD5E1"/>
+          <w:sz w:val="17"/>
+          <w:szCs w:val="17"/>
+        </w:rPr>
+        <w:t xml:space="preserve"> </w:t>
+      </w:r>
+    </w:p>
+    <w:p>
+      <w:pPr>
+        <w:shd w:fill="0F172A" w:val="clear"/>
+        <w:spacing w:after="0" w:before="0" w:line="240"/>
+      </w:pPr>
+      <w:r>
+        <w:rPr>
+          <w:rFonts w:ascii="Courier New" w:cs="Courier New" w:eastAsia="Courier New" w:hAnsi="Courier New"/>
+          <w:color w:val="93C5FD"/>
+          <w:sz w:val="17"/>
+          <w:szCs w:val="17"/>
+        </w:rPr>
+        <w:t xml:space="preserve">    async def execute(self, steps: list[dict], plan_id: str,</w:t>
+      </w:r>
+    </w:p>
+    <w:p>
+      <w:pPr>
+        <w:shd w:fill="0F172A" w:val="clear"/>
+        <w:spacing w:after="0" w:before="0" w:line="240"/>
+      </w:pPr>
+      <w:r>
+        <w:rPr>
+          <w:rFonts w:ascii="Courier New" w:cs="Courier New" w:eastAsia="Courier New" w:hAnsi="Courier New"/>
+          <w:color w:val="A5F3FC"/>
+          <w:sz w:val="17"/>
+          <w:szCs w:val="17"/>
+        </w:rPr>
+        <w:t xml:space="preserve">                      state: OrchestratorState) -&gt; dict[str, dict]:</w:t>
+      </w:r>
+    </w:p>
+    <w:p>
+      <w:pPr>
+        <w:shd w:fill="0F172A" w:val="clear"/>
+        <w:spacing w:after="0" w:before="0" w:line="240"/>
+      </w:pPr>
+      <w:r>
+        <w:rPr>
+          <w:rFonts w:ascii="Courier New" w:cs="Courier New" w:eastAsia="Courier New" w:hAnsi="Courier New"/>
+          <w:color w:val="CBD5E1"/>
+          <w:sz w:val="17"/>
+          <w:szCs w:val="17"/>
+        </w:rPr>
+        <w:t xml:space="preserve">        completed: set[str] = set()</w:t>
+      </w:r>
+    </w:p>
+    <w:p>
+      <w:pPr>
+        <w:shd w:fill="0F172A" w:val="clear"/>
+        <w:spacing w:after="0" w:before="0" w:line="240"/>
+      </w:pPr>
+      <w:r>
+        <w:rPr>
+          <w:rFonts w:ascii="Courier New" w:cs="Courier New" w:eastAsia="Courier New" w:hAnsi="Courier New"/>
+          <w:color w:val="A5F3FC"/>
+          <w:sz w:val="17"/>
+          <w:szCs w:val="17"/>
+        </w:rPr>
+        <w:t xml:space="preserve">        results:   dict[str, dict] = {}   # agent_name → result</w:t>
+      </w:r>
+    </w:p>
+    <w:p>
+      <w:pPr>
+        <w:shd w:fill="0F172A" w:val="clear"/>
+        <w:spacing w:after="0" w:before="0" w:line="240"/>
+      </w:pPr>
+      <w:r>
+        <w:rPr>
+          <w:rFonts w:ascii="Courier New" w:cs="Courier New" w:eastAsia="Courier New" w:hAnsi="Courier New"/>
+          <w:color w:val="CBD5E1"/>
+          <w:sz w:val="17"/>
+          <w:szCs w:val="17"/>
+        </w:rPr>
+        <w:t xml:space="preserve">        remaining = list(steps)</w:t>
+      </w:r>
+    </w:p>
+    <w:p>
+      <w:pPr>
+        <w:shd w:fill="0F172A" w:val="clear"/>
+        <w:spacing w:after="0" w:before="0" w:line="240"/>
+      </w:pPr>
+      <w:r>
+        <w:rPr>
+          <w:rFonts w:ascii="Courier New" w:cs="Courier New" w:eastAsia="Courier New" w:hAnsi="Courier New"/>
+          <w:color w:val="CBD5E1"/>
+          <w:sz w:val="17"/>
+          <w:szCs w:val="17"/>
+        </w:rPr>
+        <w:t xml:space="preserve"> </w:t>
+      </w:r>
+    </w:p>
+    <w:p>
+      <w:pPr>
+        <w:shd w:fill="0F172A" w:val="clear"/>
+        <w:spacing w:after="0" w:before="0" w:line="240"/>
+      </w:pPr>
+      <w:r>
+        <w:rPr>
+          <w:rFonts w:ascii="Courier New" w:cs="Courier New" w:eastAsia="Courier New" w:hAnsi="Courier New"/>
+          <w:color w:val="CBD5E1"/>
+          <w:sz w:val="17"/>
+          <w:szCs w:val="17"/>
+        </w:rPr>
+        <w:t xml:space="preserve">        while remaining:</w:t>
+      </w:r>
+    </w:p>
+    <w:p>
+      <w:pPr>
+        <w:shd w:fill="0F172A" w:val="clear"/>
+        <w:spacing w:after="0" w:before="0" w:line="240"/>
+      </w:pPr>
+      <w:r>
+        <w:rPr>
+          <w:rFonts w:ascii="Courier New" w:cs="Courier New" w:eastAsia="Courier New" w:hAnsi="Courier New"/>
+          <w:color w:val="6EE7B7"/>
+          <w:sz w:val="17"/>
+          <w:szCs w:val="17"/>
+        </w:rPr>
+        <w:t xml:space="preserve">            # Tìm các step đã đủ dependencies → có thể dispatch ngay</w:t>
+      </w:r>
+    </w:p>
+    <w:p>
+      <w:pPr>
+        <w:shd w:fill="0F172A" w:val="clear"/>
+        <w:spacing w:after="0" w:before="0" w:line="240"/>
+      </w:pPr>
+      <w:r>
+        <w:rPr>
+          <w:rFonts w:ascii="Courier New" w:cs="Courier New" w:eastAsia="Courier New" w:hAnsi="Courier New"/>
+          <w:color w:val="CBD5E1"/>
+          <w:sz w:val="17"/>
+          <w:szCs w:val="17"/>
+        </w:rPr>
+        <w:t xml:space="preserve">            ready = [</w:t>
+      </w:r>
+    </w:p>
+    <w:p>
+      <w:pPr>
+        <w:shd w:fill="0F172A" w:val="clear"/>
+        <w:spacing w:after="0" w:before="0" w:line="240"/>
+      </w:pPr>
+      <w:r>
+        <w:rPr>
+          <w:rFonts w:ascii="Courier New" w:cs="Courier New" w:eastAsia="Courier New" w:hAnsi="Courier New"/>
+          <w:color w:val="93C5FD"/>
+          <w:sz w:val="17"/>
+          <w:szCs w:val="17"/>
+        </w:rPr>
+        <w:t xml:space="preserve">                s for s in remaining</w:t>
+      </w:r>
+    </w:p>
+    <w:p>
+      <w:pPr>
+        <w:shd w:fill="0F172A" w:val="clear"/>
+        <w:spacing w:after="0" w:before="0" w:line="240"/>
+      </w:pPr>
+      <w:r>
+        <w:rPr>
+          <w:rFonts w:ascii="Courier New" w:cs="Courier New" w:eastAsia="Courier New" w:hAnsi="Courier New"/>
+          <w:color w:val="93C5FD"/>
+          <w:sz w:val="17"/>
+          <w:szCs w:val="17"/>
+        </w:rPr>
+        <w:t xml:space="preserve">                if all(dep in results for dep in s.get("depends_on", []))</w:t>
+      </w:r>
+    </w:p>
+    <w:p>
+      <w:pPr>
+        <w:shd w:fill="0F172A" w:val="clear"/>
+        <w:spacing w:after="0" w:before="0" w:line="240"/>
+      </w:pPr>
+      <w:r>
+        <w:rPr>
+          <w:rFonts w:ascii="Courier New" w:cs="Courier New" w:eastAsia="Courier New" w:hAnsi="Courier New"/>
+          <w:color w:val="CBD5E1"/>
+          <w:sz w:val="17"/>
+          <w:szCs w:val="17"/>
+        </w:rPr>
+        <w:t xml:space="preserve">            ]</w:t>
+      </w:r>
+    </w:p>
+    <w:p>
+      <w:pPr>
+        <w:shd w:fill="0F172A" w:val="clear"/>
+        <w:spacing w:after="0" w:before="0" w:line="240"/>
+      </w:pPr>
+      <w:r>
+        <w:rPr>
+          <w:rFonts w:ascii="Courier New" w:cs="Courier New" w:eastAsia="Courier New" w:hAnsi="Courier New"/>
+          <w:color w:val="93C5FD"/>
+          <w:sz w:val="17"/>
+          <w:szCs w:val="17"/>
+        </w:rPr>
+        <w:t xml:space="preserve">            if not ready:</w:t>
+      </w:r>
+    </w:p>
+    <w:p>
+      <w:pPr>
+        <w:shd w:fill="0F172A" w:val="clear"/>
+        <w:spacing w:after="0" w:before="0" w:line="240"/>
+      </w:pPr>
+      <w:r>
+        <w:rPr>
+          <w:rFonts w:ascii="Courier New" w:cs="Courier New" w:eastAsia="Courier New" w:hAnsi="Courier New"/>
+          <w:color w:val="93C5FD"/>
+          <w:sz w:val="17"/>
+          <w:szCs w:val="17"/>
+        </w:rPr>
+        <w:t xml:space="preserve">                raise RuntimeError("Circular dependency detected in plan")</w:t>
+      </w:r>
+    </w:p>
+    <w:p>
+      <w:pPr>
+        <w:shd w:fill="0F172A" w:val="clear"/>
+        <w:spacing w:after="0" w:before="0" w:line="240"/>
+      </w:pPr>
+      <w:r>
+        <w:rPr>
+          <w:rFonts w:ascii="Courier New" w:cs="Courier New" w:eastAsia="Courier New" w:hAnsi="Courier New"/>
+          <w:color w:val="CBD5E1"/>
+          <w:sz w:val="17"/>
+          <w:szCs w:val="17"/>
+        </w:rPr>
+        <w:t xml:space="preserve"> </w:t>
+      </w:r>
+    </w:p>
+    <w:p>
+      <w:pPr>
+        <w:shd w:fill="0F172A" w:val="clear"/>
+        <w:spacing w:after="0" w:before="0" w:line="240"/>
+      </w:pPr>
+      <w:r>
+        <w:rPr>
+          <w:rFonts w:ascii="Courier New" w:cs="Courier New" w:eastAsia="Courier New" w:hAnsi="Courier New"/>
+          <w:color w:val="6EE7B7"/>
+          <w:sz w:val="17"/>
+          <w:szCs w:val="17"/>
+        </w:rPr>
+        <w:t xml:space="preserve">            # Dispatch tất cả ready steps song song</w:t>
+      </w:r>
+    </w:p>
+    <w:p>
+      <w:pPr>
+        <w:shd w:fill="0F172A" w:val="clear"/>
+        <w:spacing w:after="0" w:before="0" w:line="240"/>
+      </w:pPr>
+      <w:r>
+        <w:rPr>
+          <w:rFonts w:ascii="Courier New" w:cs="Courier New" w:eastAsia="Courier New" w:hAnsi="Courier New"/>
+          <w:color w:val="93C5FD"/>
+          <w:sz w:val="17"/>
+          <w:szCs w:val="17"/>
+        </w:rPr>
+        <w:t xml:space="preserve">            dispatched = await asyncio.gather(*[</w:t>
+      </w:r>
+    </w:p>
+    <w:p>
+      <w:pPr>
+        <w:shd w:fill="0F172A" w:val="clear"/>
+        <w:spacing w:after="0" w:before="0" w:line="240"/>
+      </w:pPr>
+      <w:r>
+        <w:rPr>
+          <w:rFonts w:ascii="Courier New" w:cs="Courier New" w:eastAsia="Courier New" w:hAnsi="Courier New"/>
+          <w:color w:val="CBD5E1"/>
+          <w:sz w:val="17"/>
+          <w:szCs w:val="17"/>
+        </w:rPr>
+        <w:t xml:space="preserve">                self._dispatch_one(step, plan_id, state, results)</w:t>
+      </w:r>
+    </w:p>
+    <w:p>
+      <w:pPr>
+        <w:shd w:fill="0F172A" w:val="clear"/>
+        <w:spacing w:after="0" w:before="0" w:line="240"/>
+      </w:pPr>
+      <w:r>
+        <w:rPr>
+          <w:rFonts w:ascii="Courier New" w:cs="Courier New" w:eastAsia="Courier New" w:hAnsi="Courier New"/>
+          <w:color w:val="93C5FD"/>
+          <w:sz w:val="17"/>
+          <w:szCs w:val="17"/>
+        </w:rPr>
+        <w:t xml:space="preserve">                for step in ready</w:t>
+      </w:r>
+    </w:p>
+    <w:p>
+      <w:pPr>
+        <w:shd w:fill="0F172A" w:val="clear"/>
+        <w:spacing w:after="0" w:before="0" w:line="240"/>
+      </w:pPr>
+      <w:r>
+        <w:rPr>
+          <w:rFonts w:ascii="Courier New" w:cs="Courier New" w:eastAsia="Courier New" w:hAnsi="Courier New"/>
+          <w:color w:val="CBD5E1"/>
+          <w:sz w:val="17"/>
+          <w:szCs w:val="17"/>
+        </w:rPr>
+        <w:t xml:space="preserve">            ])</w:t>
+      </w:r>
+    </w:p>
+    <w:p>
+      <w:pPr>
+        <w:shd w:fill="0F172A" w:val="clear"/>
+        <w:spacing w:after="0" w:before="0" w:line="240"/>
+      </w:pPr>
+      <w:r>
+        <w:rPr>
+          <w:rFonts w:ascii="Courier New" w:cs="Courier New" w:eastAsia="Courier New" w:hAnsi="Courier New"/>
+          <w:color w:val="CBD5E1"/>
+          <w:sz w:val="17"/>
+          <w:szCs w:val="17"/>
+        </w:rPr>
+        <w:t xml:space="preserve"> </w:t>
+      </w:r>
+    </w:p>
+    <w:p>
+      <w:pPr>
+        <w:shd w:fill="0F172A" w:val="clear"/>
+        <w:spacing w:after="0" w:before="0" w:line="240"/>
+      </w:pPr>
+      <w:r>
+        <w:rPr>
+          <w:rFonts w:ascii="Courier New" w:cs="Courier New" w:eastAsia="Courier New" w:hAnsi="Courier New"/>
+          <w:color w:val="6EE7B7"/>
+          <w:sz w:val="17"/>
+          <w:szCs w:val="17"/>
+        </w:rPr>
+        <w:t xml:space="preserve">            # Lưu kết quả, cập nhật tracking</w:t>
+      </w:r>
+    </w:p>
+    <w:p>
+      <w:pPr>
+        <w:shd w:fill="0F172A" w:val="clear"/>
+        <w:spacing w:after="0" w:before="0" w:line="240"/>
+      </w:pPr>
+      <w:r>
+        <w:rPr>
+          <w:rFonts w:ascii="Courier New" w:cs="Courier New" w:eastAsia="Courier New" w:hAnsi="Courier New"/>
+          <w:color w:val="93C5FD"/>
+          <w:sz w:val="17"/>
+          <w:szCs w:val="17"/>
+        </w:rPr>
+        <w:t xml:space="preserve">            for step, result in zip(ready, dispatched):</w:t>
+      </w:r>
+    </w:p>
+    <w:p>
+      <w:pPr>
+        <w:shd w:fill="0F172A" w:val="clear"/>
+        <w:spacing w:after="0" w:before="0" w:line="240"/>
+      </w:pPr>
+      <w:r>
+        <w:rPr>
+          <w:rFonts w:ascii="Courier New" w:cs="Courier New" w:eastAsia="Courier New" w:hAnsi="Courier New"/>
+          <w:color w:val="FCD34D"/>
+          <w:sz w:val="17"/>
+          <w:szCs w:val="17"/>
+        </w:rPr>
+        <w:t xml:space="preserve">                results[step["agent"]] = result</w:t>
+      </w:r>
+    </w:p>
+    <w:p>
+      <w:pPr>
+        <w:shd w:fill="0F172A" w:val="clear"/>
+        <w:spacing w:after="0" w:before="0" w:line="240"/>
+      </w:pPr>
+      <w:r>
+        <w:rPr>
+          <w:rFonts w:ascii="Courier New" w:cs="Courier New" w:eastAsia="Courier New" w:hAnsi="Courier New"/>
+          <w:color w:val="CBD5E1"/>
+          <w:sz w:val="17"/>
+          <w:szCs w:val="17"/>
+        </w:rPr>
+        <w:t xml:space="preserve">                remaining.remove(step)</w:t>
+      </w:r>
+    </w:p>
+    <w:p>
+      <w:pPr>
+        <w:shd w:fill="0F172A" w:val="clear"/>
+        <w:spacing w:after="0" w:before="0" w:line="240"/>
+      </w:pPr>
+      <w:r>
+        <w:rPr>
+          <w:rFonts w:ascii="Courier New" w:cs="Courier New" w:eastAsia="Courier New" w:hAnsi="Courier New"/>
+          <w:color w:val="CBD5E1"/>
+          <w:sz w:val="17"/>
+          <w:szCs w:val="17"/>
+        </w:rPr>
+        <w:t xml:space="preserve"> </w:t>
+      </w:r>
+    </w:p>
+    <w:p>
+      <w:pPr>
+        <w:shd w:fill="0F172A" w:val="clear"/>
+        <w:spacing w:after="0" w:before="0" w:line="240"/>
+      </w:pPr>
+      <w:r>
+        <w:rPr>
+          <w:rFonts w:ascii="Courier New" w:cs="Courier New" w:eastAsia="Courier New" w:hAnsi="Courier New"/>
+          <w:color w:val="93C5FD"/>
+          <w:sz w:val="17"/>
+          <w:szCs w:val="17"/>
+        </w:rPr>
+        <w:t xml:space="preserve">        return results</w:t>
+      </w:r>
+    </w:p>
+    <w:p>
+      <w:pPr>
+        <w:shd w:fill="0F172A" w:val="clear"/>
+        <w:spacing w:after="0" w:before="0" w:line="240"/>
+      </w:pPr>
+      <w:r>
+        <w:rPr>
+          <w:rFonts w:ascii="Courier New" w:cs="Courier New" w:eastAsia="Courier New" w:hAnsi="Courier New"/>
+          <w:color w:val="CBD5E1"/>
+          <w:sz w:val="17"/>
+          <w:szCs w:val="17"/>
+        </w:rPr>
+        <w:t xml:space="preserve"> </w:t>
+      </w:r>
+    </w:p>
+    <w:p>
+      <w:pPr>
+        <w:shd w:fill="0F172A" w:val="clear"/>
+        <w:spacing w:after="0" w:before="0" w:line="240"/>
+      </w:pPr>
+      <w:r>
+        <w:rPr>
+          <w:rFonts w:ascii="Courier New" w:cs="Courier New" w:eastAsia="Courier New" w:hAnsi="Courier New"/>
+          <w:color w:val="93C5FD"/>
+          <w:sz w:val="17"/>
+          <w:szCs w:val="17"/>
+        </w:rPr>
+        <w:t xml:space="preserve">    async def _dispatch_one(self, step: dict, plan_id: str,</w:t>
+      </w:r>
+    </w:p>
+    <w:p>
+      <w:pPr>
+        <w:shd w:fill="0F172A" w:val="clear"/>
+        <w:spacing w:after="0" w:before="0" w:line="240"/>
+      </w:pPr>
+      <w:r>
+        <w:rPr>
+          <w:rFonts w:ascii="Courier New" w:cs="Courier New" w:eastAsia="Courier New" w:hAnsi="Courier New"/>
+          <w:color w:val="A5F3FC"/>
+          <w:sz w:val="17"/>
+          <w:szCs w:val="17"/>
+        </w:rPr>
+        <w:t xml:space="preserve">                             state: OrchestratorState,</w:t>
+      </w:r>
+    </w:p>
+    <w:p>
+      <w:pPr>
+        <w:shd w:fill="0F172A" w:val="clear"/>
+        <w:spacing w:after="0" w:before="0" w:line="240"/>
+      </w:pPr>
+      <w:r>
+        <w:rPr>
+          <w:rFonts w:ascii="Courier New" w:cs="Courier New" w:eastAsia="Courier New" w:hAnsi="Courier New"/>
+          <w:color w:val="A5F3FC"/>
+          <w:sz w:val="17"/>
+          <w:szCs w:val="17"/>
+        </w:rPr>
+        <w:t xml:space="preserve">                             results: dict) -&gt; dict:</w:t>
+      </w:r>
+    </w:p>
+    <w:p>
+      <w:pPr>
+        <w:shd w:fill="0F172A" w:val="clear"/>
+        <w:spacing w:after="0" w:before="0" w:line="240"/>
+      </w:pPr>
+      <w:r>
+        <w:rPr>
+          <w:rFonts w:ascii="Courier New" w:cs="Courier New" w:eastAsia="Courier New" w:hAnsi="Courier New"/>
+          <w:color w:val="6EE7B7"/>
+          <w:sz w:val="17"/>
+          <w:szCs w:val="17"/>
+        </w:rPr>
+        <w:t xml:space="preserve">        # Build payload — inject dependency results từ upstream</w:t>
+      </w:r>
+    </w:p>
+    <w:p>
+      <w:pPr>
+        <w:shd w:fill="0F172A" w:val="clear"/>
+        <w:spacing w:after="0" w:before="0" w:line="240"/>
+      </w:pPr>
+      <w:r>
+        <w:rPr>
+          <w:rFonts w:ascii="Courier New" w:cs="Courier New" w:eastAsia="Courier New" w:hAnsi="Courier New"/>
+          <w:color w:val="93C5FD"/>
+          <w:sz w:val="17"/>
+          <w:szCs w:val="17"/>
+        </w:rPr>
+        <w:t xml:space="preserve">        dep_results = {dep: results[dep] for dep in step.get("depends_on", [])}</w:t>
+      </w:r>
+    </w:p>
+    <w:p>
+      <w:pPr>
+        <w:shd w:fill="0F172A" w:val="clear"/>
+        <w:spacing w:after="0" w:before="0" w:line="240"/>
+      </w:pPr>
+      <w:r>
+        <w:rPr>
+          <w:rFonts w:ascii="Courier New" w:cs="Courier New" w:eastAsia="Courier New" w:hAnsi="Courier New"/>
+          <w:color w:val="CBD5E1"/>
+          <w:sz w:val="17"/>
+          <w:szCs w:val="17"/>
+        </w:rPr>
+        <w:t xml:space="preserve">        payload = A2ATaskPayload(</w:t>
+      </w:r>
+    </w:p>
+    <w:p>
+      <w:pPr>
+        <w:shd w:fill="0F172A" w:val="clear"/>
+        <w:spacing w:after="0" w:before="0" w:line="240"/>
+      </w:pPr>
+      <w:r>
+        <w:rPr>
+          <w:rFonts w:ascii="Courier New" w:cs="Courier New" w:eastAsia="Courier New" w:hAnsi="Courier New"/>
+          <w:color w:val="CBD5E1"/>
+          <w:sz w:val="17"/>
+          <w:szCs w:val="17"/>
+        </w:rPr>
+        <w:t xml:space="preserve">            task_id           = str(uuid4()),</w:t>
+      </w:r>
+    </w:p>
+    <w:p>
+      <w:pPr>
+        <w:shd w:fill="0F172A" w:val="clear"/>
+        <w:spacing w:after="0" w:before="0" w:line="240"/>
+      </w:pPr>
+      <w:r>
+        <w:rPr>
+          <w:rFonts w:ascii="Courier New" w:cs="Courier New" w:eastAsia="Courier New" w:hAnsi="Courier New"/>
+          <w:color w:val="CBD5E1"/>
+          <w:sz w:val="17"/>
+          <w:szCs w:val="17"/>
+        </w:rPr>
+        <w:t xml:space="preserve">            plan_id           = plan_id,</w:t>
+      </w:r>
+    </w:p>
+    <w:p>
+      <w:pPr>
+        <w:shd w:fill="0F172A" w:val="clear"/>
+        <w:spacing w:after="0" w:before="0" w:line="240"/>
+      </w:pPr>
+      <w:r>
+        <w:rPr>
+          <w:rFonts w:ascii="Courier New" w:cs="Courier New" w:eastAsia="Courier New" w:hAnsi="Courier New"/>
+          <w:color w:val="FCD34D"/>
+          <w:sz w:val="17"/>
+          <w:szCs w:val="17"/>
+        </w:rPr>
+        <w:t xml:space="preserve">            sub_goal_sequence = step["sequence"],</w:t>
+      </w:r>
+    </w:p>
+    <w:p>
+      <w:pPr>
+        <w:shd w:fill="0F172A" w:val="clear"/>
+        <w:spacing w:after="0" w:before="0" w:line="240"/>
+      </w:pPr>
+      <w:r>
+        <w:rPr>
+          <w:rFonts w:ascii="Courier New" w:cs="Courier New" w:eastAsia="Courier New" w:hAnsi="Courier New"/>
+          <w:color w:val="CBD5E1"/>
+          <w:sz w:val="17"/>
+          <w:szCs w:val="17"/>
+        </w:rPr>
+        <w:t xml:space="preserve">            session_id        = state.session_id,</w:t>
+      </w:r>
+    </w:p>
+    <w:p>
+      <w:pPr>
+        <w:shd w:fill="0F172A" w:val="clear"/>
+        <w:spacing w:after="0" w:before="0" w:line="240"/>
+      </w:pPr>
+      <w:r>
+        <w:rPr>
+          <w:rFonts w:ascii="Courier New" w:cs="Courier New" w:eastAsia="Courier New" w:hAnsi="Courier New"/>
+          <w:color w:val="CBD5E1"/>
+          <w:sz w:val="17"/>
+          <w:szCs w:val="17"/>
+        </w:rPr>
+        <w:t xml:space="preserve">            tenant_id         = state.tenant_id,</w:t>
+      </w:r>
+    </w:p>
+    <w:p>
+      <w:pPr>
+        <w:shd w:fill="0F172A" w:val="clear"/>
+        <w:spacing w:after="0" w:before="0" w:line="240"/>
+      </w:pPr>
+      <w:r>
+        <w:rPr>
+          <w:rFonts w:ascii="Courier New" w:cs="Courier New" w:eastAsia="Courier New" w:hAnsi="Courier New"/>
+          <w:color w:val="CBD5E1"/>
+          <w:sz w:val="17"/>
+          <w:szCs w:val="17"/>
+        </w:rPr>
+        <w:t xml:space="preserve">            original_message  = state.user_message,   # luôn truyền câu gốc</w:t>
+      </w:r>
+    </w:p>
+    <w:p>
+      <w:pPr>
+        <w:shd w:fill="0F172A" w:val="clear"/>
+        <w:spacing w:after="0" w:before="0" w:line="240"/>
+      </w:pPr>
+      <w:r>
+        <w:rPr>
+          <w:rFonts w:ascii="Courier New" w:cs="Courier New" w:eastAsia="Courier New" w:hAnsi="Courier New"/>
+          <w:color w:val="FCD34D"/>
+          <w:sz w:val="17"/>
+          <w:szCs w:val="17"/>
+        </w:rPr>
+        <w:t xml:space="preserve">            skill             = step["skill"],</w:t>
+      </w:r>
+    </w:p>
+    <w:p>
+      <w:pPr>
+        <w:shd w:fill="0F172A" w:val="clear"/>
+        <w:spacing w:after="0" w:before="0" w:line="240"/>
+      </w:pPr>
+      <w:r>
+        <w:rPr>
+          <w:rFonts w:ascii="Courier New" w:cs="Courier New" w:eastAsia="Courier New" w:hAnsi="Courier New"/>
+          <w:color w:val="FCD34D"/>
+          <w:sz w:val="17"/>
+          <w:szCs w:val="17"/>
+        </w:rPr>
+        <w:t xml:space="preserve">            instructions      = step["instructions"], # Plan node đã viết sẵn</w:t>
+      </w:r>
+    </w:p>
+    <w:p>
+      <w:pPr>
+        <w:shd w:fill="0F172A" w:val="clear"/>
+        <w:spacing w:after="0" w:before="0" w:line="240"/>
+      </w:pPr>
+      <w:r>
+        <w:rPr>
+          <w:rFonts w:ascii="Courier New" w:cs="Courier New" w:eastAsia="Courier New" w:hAnsi="Courier New"/>
+          <w:color w:val="CBD5E1"/>
+          <w:sz w:val="17"/>
+          <w:szCs w:val="17"/>
+        </w:rPr>
+        <w:t xml:space="preserve">            conversation_history = state.history[-6:], # 6 turns gần nhất</w:t>
+      </w:r>
+    </w:p>
+    <w:p>
+      <w:pPr>
+        <w:shd w:fill="0F172A" w:val="clear"/>
+        <w:spacing w:after="0" w:before="0" w:line="240"/>
+      </w:pPr>
+      <w:r>
+        <w:rPr>
+          <w:rFonts w:ascii="Courier New" w:cs="Courier New" w:eastAsia="Courier New" w:hAnsi="Courier New"/>
+          <w:color w:val="CBD5E1"/>
+          <w:sz w:val="17"/>
+          <w:szCs w:val="17"/>
+        </w:rPr>
+        <w:t xml:space="preserve">            dependency_results   = dep_results,        # kết quả upstream</w:t>
+      </w:r>
+    </w:p>
+    <w:p>
+      <w:pPr>
+        <w:shd w:fill="0F172A" w:val="clear"/>
+        <w:spacing w:after="0" w:before="0" w:line="240"/>
+      </w:pPr>
+      <w:r>
+        <w:rPr>
+          <w:rFonts w:ascii="Courier New" w:cs="Courier New" w:eastAsia="Courier New" w:hAnsi="Courier New"/>
+          <w:color w:val="CBD5E1"/>
+          <w:sz w:val="17"/>
+          <w:szCs w:val="17"/>
+        </w:rPr>
+        <w:t xml:space="preserve">        )</w:t>
+      </w:r>
+    </w:p>
+    <w:p>
+      <w:pPr>
+        <w:shd w:fill="0F172A" w:val="clear"/>
+        <w:spacing w:after="0" w:before="0" w:line="240"/>
+      </w:pPr>
+      <w:r>
+        <w:rPr>
+          <w:rFonts w:ascii="Courier New" w:cs="Courier New" w:eastAsia="Courier New" w:hAnsi="Courier New"/>
+          <w:color w:val="6EE7B7"/>
+          <w:sz w:val="17"/>
+          <w:szCs w:val="17"/>
+        </w:rPr>
+        <w:t xml:space="preserve">        # Link task_id vào plan_sub_goals ngay sau dispatch</w:t>
+      </w:r>
+    </w:p>
+    <w:p>
+      <w:pPr>
+        <w:shd w:fill="0F172A" w:val="clear"/>
+        <w:spacing w:after="0" w:before="0" w:line="240"/>
+      </w:pPr>
+      <w:r>
+        <w:rPr>
+          <w:rFonts w:ascii="Courier New" w:cs="Courier New" w:eastAsia="Courier New" w:hAnsi="Courier New"/>
+          <w:color w:val="93C5FD"/>
+          <w:sz w:val="17"/>
+          <w:szCs w:val="17"/>
+        </w:rPr>
+        <w:t xml:space="preserve">        task_id = await self.a2a_client.submit(step["agent"], payload)</w:t>
+      </w:r>
+    </w:p>
+    <w:p>
+      <w:pPr>
+        <w:shd w:fill="0F172A" w:val="clear"/>
+        <w:spacing w:after="0" w:before="0" w:line="240"/>
+      </w:pPr>
+      <w:r>
+        <w:rPr>
+          <w:rFonts w:ascii="Courier New" w:cs="Courier New" w:eastAsia="Courier New" w:hAnsi="Courier New"/>
+          <w:color w:val="93C5FD"/>
+          <w:sz w:val="17"/>
+          <w:szCs w:val="17"/>
+        </w:rPr>
+        <w:t xml:space="preserve">        await self.plan_service.link_task(plan_id, step["sequence"], task_id)</w:t>
+      </w:r>
+    </w:p>
+    <w:p>
+      <w:pPr>
+        <w:shd w:fill="0F172A" w:val="clear"/>
+        <w:spacing w:after="0" w:before="0" w:line="240"/>
+      </w:pPr>
+      <w:r>
+        <w:rPr>
+          <w:rFonts w:ascii="Courier New" w:cs="Courier New" w:eastAsia="Courier New" w:hAnsi="Courier New"/>
+          <w:color w:val="CBD5E1"/>
+          <w:sz w:val="17"/>
+          <w:szCs w:val="17"/>
+        </w:rPr>
+        <w:t xml:space="preserve"> </w:t>
+      </w:r>
+    </w:p>
+    <w:p>
+      <w:pPr>
+        <w:shd w:fill="0F172A" w:val="clear"/>
+        <w:spacing w:after="0" w:before="0" w:line="240"/>
+      </w:pPr>
+      <w:r>
+        <w:rPr>
+          <w:rFonts w:ascii="Courier New" w:cs="Courier New" w:eastAsia="Courier New" w:hAnsi="Courier New"/>
+          <w:color w:val="6EE7B7"/>
+          <w:sz w:val="17"/>
+          <w:szCs w:val="17"/>
+        </w:rPr>
+        <w:t xml:space="preserve">        # Poll đến khi xong, sync status vào DB</w:t>
+      </w:r>
+    </w:p>
+    <w:p>
+      <w:pPr>
+        <w:shd w:fill="0F172A" w:val="clear"/>
+        <w:spacing w:after="0" w:before="0" w:line="240"/>
+      </w:pPr>
+      <w:r>
+        <w:rPr>
+          <w:rFonts w:ascii="Courier New" w:cs="Courier New" w:eastAsia="Courier New" w:hAnsi="Courier New"/>
+          <w:color w:val="93C5FD"/>
+          <w:sz w:val="17"/>
+          <w:szCs w:val="17"/>
+        </w:rPr>
+        <w:t xml:space="preserve">        return await self._poll_until_done(task_id)</w:t>
+      </w:r>
+    </w:p>
+    <w:p>
+      <w:pPr>
+        <w:spacing w:after="80" w:before="0"/>
+      </w:pPr>
+      <w:r>
+        <w:rPr>
+          <w:rFonts w:ascii="Arial" w:cs="Arial" w:eastAsia="Arial" w:hAnsi="Arial"/>
+          <w:b w:val="false"/>
+          <w:bCs w:val="false"/>
+          <w:i w:val="false"/>
+          <w:iCs w:val="false"/>
+          <w:color w:val="1E293B"/>
+          <w:sz w:val="22"/>
+          <w:szCs w:val="22"/>
+        </w:rPr>
+        <w:t xml:space="preserve"/>
+      </w:r>
+    </w:p>
+    <w:p>
+      <w:pPr>
+        <w:pStyle w:val="Heading3"/>
+        <w:spacing w:after="80" w:before="200"/>
+      </w:pPr>
+      <w:r>
+        <w:rPr>
+          <w:rFonts w:ascii="Arial" w:cs="Arial" w:eastAsia="Arial" w:hAnsi="Arial"/>
+          <w:b/>
+          <w:bCs/>
+          <w:color w:val="475569"/>
+          <w:sz w:val="22"/>
+          <w:szCs w:val="22"/>
+        </w:rPr>
+        <w:t xml:space="preserve">Domain Agent Dùng Payload Như Thế Nào</w:t>
+      </w:r>
+    </w:p>
+    <w:p>
+      <w:pPr>
+        <w:shd w:fill="0F172A" w:val="clear"/>
+        <w:spacing w:after="0" w:before="0"/>
+      </w:pPr>
+      <w:r>
+        <w:rPr>
+          <w:rFonts w:ascii="Arial" w:cs="Arial" w:eastAsia="Arial" w:hAnsi="Arial"/>
+          <w:b w:val="false"/>
+          <w:bCs w:val="false"/>
+          <w:i w:val="false"/>
+          <w:iCs w:val="false"/>
+          <w:color w:val="1E293B"/>
+          <w:sz w:val="22"/>
+          <w:szCs w:val="22"/>
+        </w:rPr>
+        <w:t xml:space="preserve"/>
+      </w:r>
+    </w:p>
+    <w:p>
+      <w:pPr>
+        <w:shd w:fill="0F172A" w:val="clear"/>
+        <w:spacing w:after="0" w:before="0" w:line="240"/>
+      </w:pPr>
+      <w:r>
+        <w:rPr>
+          <w:rFonts w:ascii="Courier New" w:cs="Courier New" w:eastAsia="Courier New" w:hAnsi="Courier New"/>
+          <w:color w:val="6EE7B7"/>
+          <w:sz w:val="17"/>
+          <w:szCs w:val="17"/>
+        </w:rPr>
+        <w:t xml:space="preserve"># Trong Domain Agent ReAct loop — đọc payload để build system prompt</w:t>
+      </w:r>
+    </w:p>
+    <w:p>
+      <w:pPr>
+        <w:shd w:fill="0F172A" w:val="clear"/>
+        <w:spacing w:after="0" w:before="0" w:line="240"/>
+      </w:pPr>
+      <w:r>
+        <w:rPr>
+          <w:rFonts w:ascii="Courier New" w:cs="Courier New" w:eastAsia="Courier New" w:hAnsi="Courier New"/>
+          <w:color w:val="CBD5E1"/>
+          <w:sz w:val="17"/>
+          <w:szCs w:val="17"/>
+        </w:rPr>
+        <w:t xml:space="preserve"> </w:t>
+      </w:r>
+    </w:p>
+    <w:p>
+      <w:pPr>
+        <w:shd w:fill="0F172A" w:val="clear"/>
+        <w:spacing w:after="0" w:before="0" w:line="240"/>
+      </w:pPr>
+      <w:r>
+        <w:rPr>
+          <w:rFonts w:ascii="Courier New" w:cs="Courier New" w:eastAsia="Courier New" w:hAnsi="Courier New"/>
+          <w:color w:val="93C5FD"/>
+          <w:sz w:val="17"/>
+          <w:szCs w:val="17"/>
+        </w:rPr>
+        <w:t xml:space="preserve">def build_agent_system_prompt(payload: A2ATaskPayload, memory_context: str) -&gt; str:</w:t>
+      </w:r>
+    </w:p>
+    <w:p>
+      <w:pPr>
+        <w:shd w:fill="0F172A" w:val="clear"/>
+        <w:spacing w:after="0" w:before="0" w:line="240"/>
+      </w:pPr>
+      <w:r>
+        <w:rPr>
+          <w:rFonts w:ascii="Courier New" w:cs="Courier New" w:eastAsia="Courier New" w:hAnsi="Courier New"/>
+          <w:color w:val="CBD5E1"/>
+          <w:sz w:val="17"/>
+          <w:szCs w:val="17"/>
+        </w:rPr>
+        <w:t xml:space="preserve">    sections = [AGENT_BASE_PROMPT]</w:t>
+      </w:r>
+    </w:p>
+    <w:p>
+      <w:pPr>
+        <w:shd w:fill="0F172A" w:val="clear"/>
+        <w:spacing w:after="0" w:before="0" w:line="240"/>
+      </w:pPr>
+      <w:r>
+        <w:rPr>
+          <w:rFonts w:ascii="Courier New" w:cs="Courier New" w:eastAsia="Courier New" w:hAnsi="Courier New"/>
+          <w:color w:val="CBD5E1"/>
+          <w:sz w:val="17"/>
+          <w:szCs w:val="17"/>
+        </w:rPr>
+        <w:t xml:space="preserve"> </w:t>
+      </w:r>
+    </w:p>
+    <w:p>
+      <w:pPr>
+        <w:shd w:fill="0F172A" w:val="clear"/>
+        <w:spacing w:after="0" w:before="0" w:line="240"/>
+      </w:pPr>
+      <w:r>
+        <w:rPr>
+          <w:rFonts w:ascii="Courier New" w:cs="Courier New" w:eastAsia="Courier New" w:hAnsi="Courier New"/>
+          <w:color w:val="6EE7B7"/>
+          <w:sz w:val="17"/>
+          <w:szCs w:val="17"/>
+        </w:rPr>
+        <w:t xml:space="preserve">    # Luôn đặt instructions ở đầu — đây là nhiệm vụ cụ thể</w:t>
+      </w:r>
+    </w:p>
+    <w:p>
+      <w:pPr>
+        <w:shd w:fill="0F172A" w:val="clear"/>
+        <w:spacing w:after="0" w:before="0" w:line="240"/>
+      </w:pPr>
+      <w:r>
+        <w:rPr>
+          <w:rFonts w:ascii="Courier New" w:cs="Courier New" w:eastAsia="Courier New" w:hAnsi="Courier New"/>
+          <w:color w:val="FCD34D"/>
+          <w:sz w:val="17"/>
+          <w:szCs w:val="17"/>
+        </w:rPr>
+        <w:t xml:space="preserve">    sections.append(f"""</w:t>
+      </w:r>
+    </w:p>
+    <w:p>
+      <w:pPr>
+        <w:shd w:fill="0F172A" w:val="clear"/>
+        <w:spacing w:after="0" w:before="0" w:line="240"/>
+      </w:pPr>
+      <w:r>
+        <w:rPr>
+          <w:rFonts w:ascii="Courier New" w:cs="Courier New" w:eastAsia="Courier New" w:hAnsi="Courier New"/>
+          <w:color w:val="6EE7B7"/>
+          <w:sz w:val="17"/>
+          <w:szCs w:val="17"/>
+        </w:rPr>
+        <w:t xml:space="preserve">## Nhiệm Vụ Hiện Tại</w:t>
+      </w:r>
+    </w:p>
+    <w:p>
+      <w:pPr>
+        <w:shd w:fill="0F172A" w:val="clear"/>
+        <w:spacing w:after="0" w:before="0" w:line="240"/>
+      </w:pPr>
+      <w:r>
+        <w:rPr>
+          <w:rFonts w:ascii="Courier New" w:cs="Courier New" w:eastAsia="Courier New" w:hAnsi="Courier New"/>
+          <w:color w:val="CBD5E1"/>
+          <w:sz w:val="17"/>
+          <w:szCs w:val="17"/>
+        </w:rPr>
+        <w:t xml:space="preserve">{payload.instructions}</w:t>
+      </w:r>
+    </w:p>
+    <w:p>
+      <w:pPr>
+        <w:shd w:fill="0F172A" w:val="clear"/>
+        <w:spacing w:after="0" w:before="0" w:line="240"/>
+      </w:pPr>
+      <w:r>
+        <w:rPr>
+          <w:rFonts w:ascii="Courier New" w:cs="Courier New" w:eastAsia="Courier New" w:hAnsi="Courier New"/>
+          <w:color w:val="CBD5E1"/>
+          <w:sz w:val="17"/>
+          <w:szCs w:val="17"/>
+        </w:rPr>
+        <w:t xml:space="preserve"> </w:t>
+      </w:r>
+    </w:p>
+    <w:p>
+      <w:pPr>
+        <w:shd w:fill="0F172A" w:val="clear"/>
+        <w:spacing w:after="0" w:before="0" w:line="240"/>
+      </w:pPr>
+      <w:r>
+        <w:rPr>
+          <w:rFonts w:ascii="Courier New" w:cs="Courier New" w:eastAsia="Courier New" w:hAnsi="Courier New"/>
+          <w:color w:val="6EE7B7"/>
+          <w:sz w:val="17"/>
+          <w:szCs w:val="17"/>
+        </w:rPr>
+        <w:t xml:space="preserve">## Yêu Cầu Gốc Của Người Dùng</w:t>
+      </w:r>
+    </w:p>
+    <w:p>
+      <w:pPr>
+        <w:shd w:fill="0F172A" w:val="clear"/>
+        <w:spacing w:after="0" w:before="0" w:line="240"/>
+      </w:pPr>
+      <w:r>
+        <w:rPr>
+          <w:rFonts w:ascii="Courier New" w:cs="Courier New" w:eastAsia="Courier New" w:hAnsi="Courier New"/>
+          <w:color w:val="FCD34D"/>
+          <w:sz w:val="17"/>
+          <w:szCs w:val="17"/>
+        </w:rPr>
+        <w:t xml:space="preserve">"{payload.original_message}"</w:t>
+      </w:r>
+    </w:p>
+    <w:p>
+      <w:pPr>
+        <w:shd w:fill="0F172A" w:val="clear"/>
+        <w:spacing w:after="0" w:before="0" w:line="240"/>
+      </w:pPr>
+      <w:r>
+        <w:rPr>
+          <w:rFonts w:ascii="Courier New" w:cs="Courier New" w:eastAsia="Courier New" w:hAnsi="Courier New"/>
+          <w:color w:val="FCD34D"/>
+          <w:sz w:val="17"/>
+          <w:szCs w:val="17"/>
+        </w:rPr>
+        <w:t xml:space="preserve">""")</w:t>
+      </w:r>
+    </w:p>
+    <w:p>
+      <w:pPr>
+        <w:shd w:fill="0F172A" w:val="clear"/>
+        <w:spacing w:after="0" w:before="0" w:line="240"/>
+      </w:pPr>
+      <w:r>
+        <w:rPr>
+          <w:rFonts w:ascii="Courier New" w:cs="Courier New" w:eastAsia="Courier New" w:hAnsi="Courier New"/>
+          <w:color w:val="CBD5E1"/>
+          <w:sz w:val="17"/>
+          <w:szCs w:val="17"/>
+        </w:rPr>
+        <w:t xml:space="preserve"> </w:t>
+      </w:r>
+    </w:p>
+    <w:p>
+      <w:pPr>
+        <w:shd w:fill="0F172A" w:val="clear"/>
+        <w:spacing w:after="0" w:before="0" w:line="240"/>
+      </w:pPr>
+      <w:r>
+        <w:rPr>
+          <w:rFonts w:ascii="Courier New" w:cs="Courier New" w:eastAsia="Courier New" w:hAnsi="Courier New"/>
+          <w:color w:val="6EE7B7"/>
+          <w:sz w:val="17"/>
+          <w:szCs w:val="17"/>
+        </w:rPr>
+        <w:t xml:space="preserve">    # Inject dependency results nếu có</w:t>
+      </w:r>
+    </w:p>
+    <w:p>
+      <w:pPr>
+        <w:shd w:fill="0F172A" w:val="clear"/>
+        <w:spacing w:after="0" w:before="0" w:line="240"/>
+      </w:pPr>
+      <w:r>
+        <w:rPr>
+          <w:rFonts w:ascii="Courier New" w:cs="Courier New" w:eastAsia="Courier New" w:hAnsi="Courier New"/>
+          <w:color w:val="93C5FD"/>
+          <w:sz w:val="17"/>
+          <w:szCs w:val="17"/>
+        </w:rPr>
+        <w:t xml:space="preserve">    if payload.dependency_results:</w:t>
+      </w:r>
+    </w:p>
+    <w:p>
+      <w:pPr>
+        <w:shd w:fill="0F172A" w:val="clear"/>
+        <w:spacing w:after="0" w:before="0" w:line="240"/>
+      </w:pPr>
+      <w:r>
+        <w:rPr>
+          <w:rFonts w:ascii="Courier New" w:cs="Courier New" w:eastAsia="Courier New" w:hAnsi="Courier New"/>
+          <w:color w:val="FCD34D"/>
+          <w:sz w:val="17"/>
+          <w:szCs w:val="17"/>
+        </w:rPr>
+        <w:t xml:space="preserve">        sections.append("## Kết Quả Từ Bước Trước")</w:t>
+      </w:r>
+    </w:p>
+    <w:p>
+      <w:pPr>
+        <w:shd w:fill="0F172A" w:val="clear"/>
+        <w:spacing w:after="0" w:before="0" w:line="240"/>
+      </w:pPr>
+      <w:r>
+        <w:rPr>
+          <w:rFonts w:ascii="Courier New" w:cs="Courier New" w:eastAsia="Courier New" w:hAnsi="Courier New"/>
+          <w:color w:val="93C5FD"/>
+          <w:sz w:val="17"/>
+          <w:szCs w:val="17"/>
+        </w:rPr>
+        <w:t xml:space="preserve">        for agent_name, result in payload.dependency_results.items():</w:t>
+      </w:r>
+    </w:p>
+    <w:p>
+      <w:pPr>
+        <w:shd w:fill="0F172A" w:val="clear"/>
+        <w:spacing w:after="0" w:before="0" w:line="240"/>
+      </w:pPr>
+      <w:r>
+        <w:rPr>
+          <w:rFonts w:ascii="Courier New" w:cs="Courier New" w:eastAsia="Courier New" w:hAnsi="Courier New"/>
+          <w:color w:val="FCD34D"/>
+          <w:sz w:val="17"/>
+          <w:szCs w:val="17"/>
+        </w:rPr>
+        <w:t xml:space="preserve">            sections.append(f"- {agent_name}: {json.dumps(result, ensure_ascii=False)}")</w:t>
+      </w:r>
+    </w:p>
+    <w:p>
+      <w:pPr>
+        <w:shd w:fill="0F172A" w:val="clear"/>
+        <w:spacing w:after="0" w:before="0" w:line="240"/>
+      </w:pPr>
+      <w:r>
+        <w:rPr>
+          <w:rFonts w:ascii="Courier New" w:cs="Courier New" w:eastAsia="Courier New" w:hAnsi="Courier New"/>
+          <w:color w:val="FCD34D"/>
+          <w:sz w:val="17"/>
+          <w:szCs w:val="17"/>
+        </w:rPr>
+        <w:t xml:space="preserve">        sections.append("Tham chiếu kết quả trên nếu cần, không gọi lại.")</w:t>
+      </w:r>
+    </w:p>
+    <w:p>
+      <w:pPr>
+        <w:shd w:fill="0F172A" w:val="clear"/>
+        <w:spacing w:after="0" w:before="0" w:line="240"/>
+      </w:pPr>
+      <w:r>
+        <w:rPr>
+          <w:rFonts w:ascii="Courier New" w:cs="Courier New" w:eastAsia="Courier New" w:hAnsi="Courier New"/>
+          <w:color w:val="CBD5E1"/>
+          <w:sz w:val="17"/>
+          <w:szCs w:val="17"/>
+        </w:rPr>
+        <w:t xml:space="preserve"> </w:t>
+      </w:r>
+    </w:p>
+    <w:p>
+      <w:pPr>
+        <w:shd w:fill="0F172A" w:val="clear"/>
+        <w:spacing w:after="0" w:before="0" w:line="240"/>
+      </w:pPr>
+      <w:r>
+        <w:rPr>
+          <w:rFonts w:ascii="Courier New" w:cs="Courier New" w:eastAsia="Courier New" w:hAnsi="Courier New"/>
+          <w:color w:val="6EE7B7"/>
+          <w:sz w:val="17"/>
+          <w:szCs w:val="17"/>
+        </w:rPr>
+        <w:t xml:space="preserve">    # Memory context (semantic + episodic)</w:t>
+      </w:r>
+    </w:p>
+    <w:p>
+      <w:pPr>
+        <w:shd w:fill="0F172A" w:val="clear"/>
+        <w:spacing w:after="0" w:before="0" w:line="240"/>
+      </w:pPr>
+      <w:r>
+        <w:rPr>
+          <w:rFonts w:ascii="Courier New" w:cs="Courier New" w:eastAsia="Courier New" w:hAnsi="Courier New"/>
+          <w:color w:val="93C5FD"/>
+          <w:sz w:val="17"/>
+          <w:szCs w:val="17"/>
+        </w:rPr>
+        <w:t xml:space="preserve">    if memory_context:</w:t>
+      </w:r>
+    </w:p>
+    <w:p>
+      <w:pPr>
+        <w:shd w:fill="0F172A" w:val="clear"/>
+        <w:spacing w:after="0" w:before="0" w:line="240"/>
+      </w:pPr>
+      <w:r>
+        <w:rPr>
+          <w:rFonts w:ascii="Courier New" w:cs="Courier New" w:eastAsia="Courier New" w:hAnsi="Courier New"/>
+          <w:color w:val="CBD5E1"/>
+          <w:sz w:val="17"/>
+          <w:szCs w:val="17"/>
+        </w:rPr>
+        <w:t xml:space="preserve">        sections.append(memory_context)</w:t>
+      </w:r>
+    </w:p>
+    <w:p>
+      <w:pPr>
+        <w:shd w:fill="0F172A" w:val="clear"/>
+        <w:spacing w:after="0" w:before="0" w:line="240"/>
+      </w:pPr>
+      <w:r>
+        <w:rPr>
+          <w:rFonts w:ascii="Courier New" w:cs="Courier New" w:eastAsia="Courier New" w:hAnsi="Courier New"/>
+          <w:color w:val="CBD5E1"/>
+          <w:sz w:val="17"/>
+          <w:szCs w:val="17"/>
+        </w:rPr>
+        <w:t xml:space="preserve"> </w:t>
+      </w:r>
+    </w:p>
+    <w:p>
+      <w:pPr>
+        <w:shd w:fill="0F172A" w:val="clear"/>
+        <w:spacing w:after="0" w:before="0" w:line="240"/>
+      </w:pPr>
+      <w:r>
+        <w:rPr>
+          <w:rFonts w:ascii="Courier New" w:cs="Courier New" w:eastAsia="Courier New" w:hAnsi="Courier New"/>
+          <w:color w:val="93C5FD"/>
+          <w:sz w:val="17"/>
+          <w:szCs w:val="17"/>
+        </w:rPr>
+        <w:t xml:space="preserve">    return "\n\n".join(sections)</w:t>
+      </w:r>
+    </w:p>
+    <w:p>
+      <w:pPr>
+        <w:spacing w:after="80" w:before="0"/>
+      </w:pPr>
+      <w:r>
+        <w:rPr>
+          <w:rFonts w:ascii="Arial" w:cs="Arial" w:eastAsia="Arial" w:hAnsi="Arial"/>
+          <w:b w:val="false"/>
+          <w:bCs w:val="false"/>
+          <w:i w:val="false"/>
+          <w:iCs w:val="false"/>
+          <w:color w:val="1E293B"/>
+          <w:sz w:val="22"/>
+          <w:szCs w:val="22"/>
+        </w:rPr>
+        <w:t xml:space="preserve"/>
+      </w:r>
+    </w:p>
+    <w:p>
+      <w:pPr>
+        <w:pStyle w:val="Heading3"/>
+        <w:spacing w:after="80" w:before="200"/>
+      </w:pPr>
+      <w:r>
+        <w:rPr>
+          <w:rFonts w:ascii="Arial" w:cs="Arial" w:eastAsia="Arial" w:hAnsi="Arial"/>
+          <w:b/>
+          <w:bCs/>
+          <w:color w:val="475569"/>
+          <w:sz w:val="22"/>
+          <w:szCs w:val="22"/>
+        </w:rPr>
+        <w:t xml:space="preserve">Instructions Generation — Plan Node Viết Đủ Context Cho Agent</w:t>
+      </w:r>
+    </w:p>
+    <w:p>
+      <w:pPr>
+        <w:shd w:fill="0F172A" w:val="clear"/>
+        <w:spacing w:after="0" w:before="0"/>
+      </w:pPr>
+      <w:r>
+        <w:rPr>
+          <w:rFonts w:ascii="Arial" w:cs="Arial" w:eastAsia="Arial" w:hAnsi="Arial"/>
+          <w:b w:val="false"/>
+          <w:bCs w:val="false"/>
+          <w:i w:val="false"/>
+          <w:iCs w:val="false"/>
+          <w:color w:val="1E293B"/>
+          <w:sz w:val="22"/>
+          <w:szCs w:val="22"/>
+        </w:rPr>
+        <w:t xml:space="preserve"/>
+      </w:r>
+    </w:p>
+    <w:p>
+      <w:pPr>
+        <w:shd w:fill="0F172A" w:val="clear"/>
+        <w:spacing w:after="0" w:before="0" w:line="240"/>
+      </w:pPr>
+      <w:r>
+        <w:rPr>
+          <w:rFonts w:ascii="Courier New" w:cs="Courier New" w:eastAsia="Courier New" w:hAnsi="Courier New"/>
+          <w:color w:val="6EE7B7"/>
+          <w:sz w:val="17"/>
+          <w:szCs w:val="17"/>
+        </w:rPr>
+        <w:t xml:space="preserve"># Prompt hướng dẫn Plan node sinh instructions chất lượng cao cho từng step</w:t>
+      </w:r>
+    </w:p>
+    <w:p>
+      <w:pPr>
+        <w:shd w:fill="0F172A" w:val="clear"/>
+        <w:spacing w:after="0" w:before="0" w:line="240"/>
+      </w:pPr>
+      <w:r>
+        <w:rPr>
+          <w:rFonts w:ascii="Courier New" w:cs="Courier New" w:eastAsia="Courier New" w:hAnsi="Courier New"/>
+          <w:color w:val="CBD5E1"/>
+          <w:sz w:val="17"/>
+          <w:szCs w:val="17"/>
+        </w:rPr>
+        <w:t xml:space="preserve"> </w:t>
+      </w:r>
+    </w:p>
+    <w:p>
+      <w:pPr>
+        <w:shd w:fill="0F172A" w:val="clear"/>
+        <w:spacing w:after="0" w:before="0" w:line="240"/>
+      </w:pPr>
+      <w:r>
+        <w:rPr>
+          <w:rFonts w:ascii="Courier New" w:cs="Courier New" w:eastAsia="Courier New" w:hAnsi="Courier New"/>
+          <w:color w:val="FCD34D"/>
+          <w:sz w:val="17"/>
+          <w:szCs w:val="17"/>
+        </w:rPr>
+        <w:t xml:space="preserve">PLAN_INSTRUCTIONS_GUIDE = """</w:t>
+      </w:r>
+    </w:p>
+    <w:p>
+      <w:pPr>
+        <w:shd w:fill="0F172A" w:val="clear"/>
+        <w:spacing w:after="0" w:before="0" w:line="240"/>
+      </w:pPr>
+      <w:r>
+        <w:rPr>
+          <w:rFonts w:ascii="Courier New" w:cs="Courier New" w:eastAsia="Courier New" w:hAnsi="Courier New"/>
+          <w:color w:val="FCD34D"/>
+          <w:sz w:val="17"/>
+          <w:szCs w:val="17"/>
+        </w:rPr>
+        <w:t xml:space="preserve">Với mỗi step trong routing, hãy viết "instructions" đủ để agent tự xử lý</w:t>
+      </w:r>
+    </w:p>
+    <w:p>
+      <w:pPr>
+        <w:shd w:fill="0F172A" w:val="clear"/>
+        <w:spacing w:after="0" w:before="0" w:line="240"/>
+      </w:pPr>
+      <w:r>
+        <w:rPr>
+          <w:rFonts w:ascii="Courier New" w:cs="Courier New" w:eastAsia="Courier New" w:hAnsi="Courier New"/>
+          <w:color w:val="CBD5E1"/>
+          <w:sz w:val="17"/>
+          <w:szCs w:val="17"/>
+        </w:rPr>
+        <w:t xml:space="preserve">mà không cần đọc lại conversation. Instructions phải bao gồm:</w:t>
+      </w:r>
+    </w:p>
+    <w:p>
+      <w:pPr>
+        <w:shd w:fill="0F172A" w:val="clear"/>
+        <w:spacing w:after="0" w:before="0" w:line="240"/>
+      </w:pPr>
+      <w:r>
+        <w:rPr>
+          <w:rFonts w:ascii="Courier New" w:cs="Courier New" w:eastAsia="Courier New" w:hAnsi="Courier New"/>
+          <w:color w:val="CBD5E1"/>
+          <w:sz w:val="17"/>
+          <w:szCs w:val="17"/>
+        </w:rPr>
+        <w:t xml:space="preserve"> </w:t>
+      </w:r>
+    </w:p>
+    <w:p>
+      <w:pPr>
+        <w:shd w:fill="0F172A" w:val="clear"/>
+        <w:spacing w:after="0" w:before="0" w:line="240"/>
+      </w:pPr>
+      <w:r>
+        <w:rPr>
+          <w:rFonts w:ascii="Courier New" w:cs="Courier New" w:eastAsia="Courier New" w:hAnsi="Courier New"/>
+          <w:color w:val="CBD5E1"/>
+          <w:sz w:val="17"/>
+          <w:szCs w:val="17"/>
+        </w:rPr>
+        <w:t xml:space="preserve">1. Scope cụ thể: agent cần làm gì (không phải agent khác làm gì)</w:t>
+      </w:r>
+    </w:p>
+    <w:p>
+      <w:pPr>
+        <w:shd w:fill="0F172A" w:val="clear"/>
+        <w:spacing w:after="0" w:before="0" w:line="240"/>
+      </w:pPr>
+      <w:r>
+        <w:rPr>
+          <w:rFonts w:ascii="Courier New" w:cs="Courier New" w:eastAsia="Courier New" w:hAnsi="Courier New"/>
+          <w:color w:val="FCD34D"/>
+          <w:sz w:val="17"/>
+          <w:szCs w:val="17"/>
+        </w:rPr>
+        <w:t xml:space="preserve">2. Điều kiện hoặc ràng buộc nếu có (ví dụ: "chỉ lấy ngày hôm nay")</w:t>
+      </w:r>
+    </w:p>
+    <w:p>
+      <w:pPr>
+        <w:shd w:fill="0F172A" w:val="clear"/>
+        <w:spacing w:after="0" w:before="0" w:line="240"/>
+      </w:pPr>
+      <w:r>
+        <w:rPr>
+          <w:rFonts w:ascii="Courier New" w:cs="Courier New" w:eastAsia="Courier New" w:hAnsi="Courier New"/>
+          <w:color w:val="CBD5E1"/>
+          <w:sz w:val="17"/>
+          <w:szCs w:val="17"/>
+        </w:rPr>
+        <w:t xml:space="preserve">3. Output mong đợi: trả về gì, dạng nào</w:t>
+      </w:r>
+    </w:p>
+    <w:p>
+      <w:pPr>
+        <w:shd w:fill="0F172A" w:val="clear"/>
+        <w:spacing w:after="0" w:before="0" w:line="240"/>
+      </w:pPr>
+      <w:r>
+        <w:rPr>
+          <w:rFonts w:ascii="Courier New" w:cs="Courier New" w:eastAsia="Courier New" w:hAnsi="Courier New"/>
+          <w:color w:val="CBD5E1"/>
+          <w:sz w:val="17"/>
+          <w:szCs w:val="17"/>
+        </w:rPr>
+        <w:t xml:space="preserve">4. Nếu depends_on không rỗng: đề cập cách dùng kết quả upstream</w:t>
+      </w:r>
+    </w:p>
+    <w:p>
+      <w:pPr>
+        <w:shd w:fill="0F172A" w:val="clear"/>
+        <w:spacing w:after="0" w:before="0" w:line="240"/>
+      </w:pPr>
+      <w:r>
+        <w:rPr>
+          <w:rFonts w:ascii="Courier New" w:cs="Courier New" w:eastAsia="Courier New" w:hAnsi="Courier New"/>
+          <w:color w:val="CBD5E1"/>
+          <w:sz w:val="17"/>
+          <w:szCs w:val="17"/>
+        </w:rPr>
+        <w:t xml:space="preserve"> </w:t>
+      </w:r>
+    </w:p>
+    <w:p>
+      <w:pPr>
+        <w:shd w:fill="0F172A" w:val="clear"/>
+        <w:spacing w:after="0" w:before="0" w:line="240"/>
+      </w:pPr>
+      <w:r>
+        <w:rPr>
+          <w:rFonts w:ascii="Courier New" w:cs="Courier New" w:eastAsia="Courier New" w:hAnsi="Courier New"/>
+          <w:color w:val="FCD34D"/>
+          <w:sz w:val="17"/>
+          <w:szCs w:val="17"/>
+        </w:rPr>
+        <w:t xml:space="preserve">KHÔNG viết instructions chung chung như "xử lý yêu cầu của user".</w:t>
+      </w:r>
+    </w:p>
+    <w:p>
+      <w:pPr>
+        <w:shd w:fill="0F172A" w:val="clear"/>
+        <w:spacing w:after="0" w:before="0" w:line="240"/>
+      </w:pPr>
+      <w:r>
+        <w:rPr>
+          <w:rFonts w:ascii="Courier New" w:cs="Courier New" w:eastAsia="Courier New" w:hAnsi="Courier New"/>
+          <w:color w:val="CBD5E1"/>
+          <w:sz w:val="17"/>
+          <w:szCs w:val="17"/>
+        </w:rPr>
+        <w:t xml:space="preserve">KHÔNG lặp lại toàn bộ câu gốc — chỉ extract phần liên quan đến agent này.</w:t>
+      </w:r>
+    </w:p>
+    <w:p>
+      <w:pPr>
+        <w:shd w:fill="0F172A" w:val="clear"/>
+        <w:spacing w:after="0" w:before="0" w:line="240"/>
+      </w:pPr>
+      <w:r>
+        <w:rPr>
+          <w:rFonts w:ascii="Courier New" w:cs="Courier New" w:eastAsia="Courier New" w:hAnsi="Courier New"/>
+          <w:color w:val="CBD5E1"/>
+          <w:sz w:val="17"/>
+          <w:szCs w:val="17"/>
+        </w:rPr>
+        <w:t xml:space="preserve"> </w:t>
+      </w:r>
+    </w:p>
+    <w:p>
+      <w:pPr>
+        <w:shd w:fill="0F172A" w:val="clear"/>
+        <w:spacing w:after="0" w:before="0" w:line="240"/>
+      </w:pPr>
+      <w:r>
+        <w:rPr>
+          <w:rFonts w:ascii="Courier New" w:cs="Courier New" w:eastAsia="Courier New" w:hAnsi="Courier New"/>
+          <w:color w:val="CBD5E1"/>
+          <w:sz w:val="17"/>
+          <w:szCs w:val="17"/>
+        </w:rPr>
+        <w:t xml:space="preserve">Ví dụ tốt (bi-agent, depends_on=[order-agent]):</w:t>
+      </w:r>
+    </w:p>
+    <w:p>
+      <w:pPr>
+        <w:shd w:fill="0F172A" w:val="clear"/>
+        <w:spacing w:after="0" w:before="0" w:line="240"/>
+      </w:pPr>
+      <w:r>
+        <w:rPr>
+          <w:rFonts w:ascii="Courier New" w:cs="Courier New" w:eastAsia="Courier New" w:hAnsi="Courier New"/>
+          <w:color w:val="FCD34D"/>
+          <w:sz w:val="17"/>
+          <w:szCs w:val="17"/>
+        </w:rPr>
+        <w:t xml:space="preserve">  "Sau khi đơn #ORD vừa tạo xong, truy vấn doanh thu hôm nay bao gồm cả đơn mới.</w:t>
+      </w:r>
+    </w:p>
+    <w:p>
+      <w:pPr>
+        <w:shd w:fill="0F172A" w:val="clear"/>
+        <w:spacing w:after="0" w:before="0" w:line="240"/>
+      </w:pPr>
+      <w:r>
+        <w:rPr>
+          <w:rFonts w:ascii="Courier New" w:cs="Courier New" w:eastAsia="Courier New" w:hAnsi="Courier New"/>
+          <w:color w:val="FCD34D"/>
+          <w:sz w:val="17"/>
+          <w:szCs w:val="17"/>
+        </w:rPr>
+        <w:t xml:space="preserve">   Trả về: tổng doanh thu, số đơn, top 3 sản phẩm bán chạy nhất."</w:t>
+      </w:r>
+    </w:p>
+    <w:p>
+      <w:pPr>
+        <w:shd w:fill="0F172A" w:val="clear"/>
+        <w:spacing w:after="0" w:before="0" w:line="240"/>
+      </w:pPr>
+      <w:r>
+        <w:rPr>
+          <w:rFonts w:ascii="Courier New" w:cs="Courier New" w:eastAsia="Courier New" w:hAnsi="Courier New"/>
+          <w:color w:val="CBD5E1"/>
+          <w:sz w:val="17"/>
+          <w:szCs w:val="17"/>
+        </w:rPr>
+        <w:t xml:space="preserve"> </w:t>
+      </w:r>
+    </w:p>
+    <w:p>
+      <w:pPr>
+        <w:shd w:fill="0F172A" w:val="clear"/>
+        <w:spacing w:after="0" w:before="0" w:line="240"/>
+      </w:pPr>
+      <w:r>
+        <w:rPr>
+          <w:rFonts w:ascii="Courier New" w:cs="Courier New" w:eastAsia="Courier New" w:hAnsi="Courier New"/>
+          <w:color w:val="CBD5E1"/>
+          <w:sz w:val="17"/>
+          <w:szCs w:val="17"/>
+        </w:rPr>
+        <w:t xml:space="preserve">Ví dụ kém:</w:t>
+      </w:r>
+    </w:p>
+    <w:p>
+      <w:pPr>
+        <w:shd w:fill="0F172A" w:val="clear"/>
+        <w:spacing w:after="0" w:before="0" w:line="240"/>
+      </w:pPr>
+      <w:r>
+        <w:rPr>
+          <w:rFonts w:ascii="Courier New" w:cs="Courier New" w:eastAsia="Courier New" w:hAnsi="Courier New"/>
+          <w:color w:val="FCD34D"/>
+          <w:sz w:val="17"/>
+          <w:szCs w:val="17"/>
+        </w:rPr>
+        <w:t xml:space="preserve">  "Truy vấn doanh thu theo yêu cầu của user." ← quá chung chung</w:t>
+      </w:r>
+    </w:p>
+    <w:p>
+      <w:pPr>
+        <w:shd w:fill="0F172A" w:val="clear"/>
+        <w:spacing w:after="0" w:before="0" w:line="240"/>
+      </w:pPr>
+      <w:r>
+        <w:rPr>
+          <w:rFonts w:ascii="Courier New" w:cs="Courier New" w:eastAsia="Courier New" w:hAnsi="Courier New"/>
+          <w:color w:val="FCD34D"/>
+          <w:sz w:val="17"/>
+          <w:szCs w:val="17"/>
+        </w:rPr>
+        <w:t xml:space="preserve">"""</w:t>
+      </w:r>
+    </w:p>
+    <w:p>
+      <w:pPr>
+        <w:spacing w:after="80" w:before="0"/>
+      </w:pPr>
+      <w:r>
+        <w:rPr>
+          <w:rFonts w:ascii="Arial" w:cs="Arial" w:eastAsia="Arial" w:hAnsi="Arial"/>
+          <w:b w:val="false"/>
+          <w:bCs w:val="false"/>
+          <w:i w:val="false"/>
+          <w:iCs w:val="false"/>
+          <w:color w:val="1E293B"/>
+          <w:sz w:val="22"/>
+          <w:szCs w:val="22"/>
+        </w:rPr>
+        <w:t xml:space="preserve"/>
+      </w:r>
+    </w:p>
+    <w:p>
+      <w:pPr>
+        <w:pStyle w:val="Heading3"/>
+        <w:spacing w:after="80" w:before="200"/>
+      </w:pPr>
+      <w:r>
+        <w:rPr>
+          <w:rFonts w:ascii="Arial" w:cs="Arial" w:eastAsia="Arial" w:hAnsi="Arial"/>
+          <w:b/>
+          <w:bCs/>
+          <w:color w:val="475569"/>
+          <w:sz w:val="22"/>
+          <w:szCs w:val="22"/>
+        </w:rPr>
+        <w:t xml:space="preserve">Tóm Tắt — Orchestrator Đảm Bảo Đúng Intent Qua 3 Cơ Chế</w:t>
+      </w:r>
+    </w:p>
+    <w:tbl>
+      <w:tblPr>
+        <w:tblW w:type="dxa" w:w="9360"/>
+        <w:tblBorders>
+          <w:top w:val="single" w:color="auto" w:sz="4"/>
+          <w:left w:val="single" w:color="auto" w:sz="4"/>
+          <w:bottom w:val="single" w:color="auto" w:sz="4"/>
+          <w:right w:val="single" w:color="auto" w:sz="4"/>
+          <w:insideH w:val="single" w:color="auto" w:sz="4"/>
+          <w:insideV w:val="single" w:color="auto" w:sz="4"/>
+        </w:tblBorders>
+      </w:tblPr>
+      <w:tblGrid>
+        <w:gridCol w:w="2200"/>
+        <w:gridCol w:w="2800"/>
+        <w:gridCol w:w="4360"/>
+      </w:tblGrid>
+      <w:tr>
+        <w:tc>
+          <w:tcPr>
+            <w:tcW w:type="dxa" w:w="2200"/>
+            <w:tcBorders>
+              <w:top w:val="single" w:color="CBD5E1" w:sz="1"/>
+              <w:left w:val="single" w:color="CBD5E1" w:sz="1"/>
+              <w:bottom w:val="single" w:color="CBD5E1" w:sz="1"/>
+              <w:right w:val="single" w:color="CBD5E1" w:sz="1"/>
+            </w:tcBorders>
+            <w:shd w:fill="1E3A5F" w:val="clear"/>
+            <w:tcMar>
+              <w:top w:type="dxa" w:w="90"/>
+              <w:left w:type="dxa" w:w="140"/>
+              <w:bottom w:type="dxa" w:w="90"/>
+              <w:right w:type="dxa" w:w="140"/>
+            </w:tcMar>
+            <w:vAlign w:val="top"/>
+          </w:tcPr>
+          <w:p>
+            <w:pPr>
+              <w:spacing w:after="0" w:before="0"/>
+              <w:jc w:val="center"/>
+            </w:pPr>
+            <w:r>
+              <w:rPr>
+                <w:rFonts w:ascii="Arial" w:cs="Arial" w:eastAsia="Arial" w:hAnsi="Arial"/>
+                <w:b/>
+                <w:bCs/>
+                <w:i w:val="false"/>
+                <w:iCs w:val="false"/>
+                <w:color w:val="FFFFFF"/>
+                <w:sz w:val="18"/>
+                <w:szCs w:val="18"/>
+              </w:rPr>
+              <w:t xml:space="preserve">Cơ chế</w:t>
+            </w:r>
+          </w:p>
+        </w:tc>
+        <w:tc>
+          <w:tcPr>
+            <w:tcW w:type="dxa" w:w="2800"/>
+            <w:tcBorders>
+              <w:top w:val="single" w:color="CBD5E1" w:sz="1"/>
+              <w:left w:val="single" w:color="CBD5E1" w:sz="1"/>
+              <w:bottom w:val="single" w:color="CBD5E1" w:sz="1"/>
+              <w:right w:val="single" w:color="CBD5E1" w:sz="1"/>
+            </w:tcBorders>
+            <w:shd w:fill="1E3A5F" w:val="clear"/>
+            <w:tcMar>
+              <w:top w:type="dxa" w:w="90"/>
+              <w:left w:type="dxa" w:w="140"/>
+              <w:bottom w:type="dxa" w:w="90"/>
+              <w:right w:type="dxa" w:w="140"/>
+            </w:tcMar>
+            <w:vAlign w:val="top"/>
+          </w:tcPr>
+          <w:p>
+            <w:pPr>
+              <w:spacing w:after="0" w:before="0"/>
+              <w:jc w:val="center"/>
+            </w:pPr>
+            <w:r>
+              <w:rPr>
+                <w:rFonts w:ascii="Arial" w:cs="Arial" w:eastAsia="Arial" w:hAnsi="Arial"/>
+                <w:b/>
+                <w:bCs/>
+                <w:i w:val="false"/>
+                <w:iCs w:val="false"/>
+                <w:color w:val="FFFFFF"/>
+                <w:sz w:val="18"/>
+                <w:szCs w:val="18"/>
+              </w:rPr>
+              <w:t xml:space="preserve">Thành phần</w:t>
+            </w:r>
+          </w:p>
+        </w:tc>
+        <w:tc>
+          <w:tcPr>
+            <w:tcW w:type="dxa" w:w="4360"/>
+            <w:tcBorders>
+              <w:top w:val="single" w:color="CBD5E1" w:sz="1"/>
+              <w:left w:val="single" w:color="CBD5E1" w:sz="1"/>
+              <w:bottom w:val="single" w:color="CBD5E1" w:sz="1"/>
+              <w:right w:val="single" w:color="CBD5E1" w:sz="1"/>
+            </w:tcBorders>
+            <w:shd w:fill="1E3A5F" w:val="clear"/>
+            <w:tcMar>
+              <w:top w:type="dxa" w:w="90"/>
+              <w:left w:type="dxa" w:w="140"/>
+              <w:bottom w:type="dxa" w:w="90"/>
+              <w:right w:type="dxa" w:w="140"/>
+            </w:tcMar>
+            <w:vAlign w:val="top"/>
+          </w:tcPr>
+          <w:p>
+            <w:pPr>
+              <w:spacing w:after="0" w:before="0"/>
+              <w:jc w:val="center"/>
+            </w:pPr>
+            <w:r>
+              <w:rPr>
+                <w:rFonts w:ascii="Arial" w:cs="Arial" w:eastAsia="Arial" w:hAnsi="Arial"/>
+                <w:b/>
+                <w:bCs/>
+                <w:i w:val="false"/>
+                <w:iCs w:val="false"/>
+                <w:color w:val="FFFFFF"/>
+                <w:sz w:val="18"/>
+                <w:szCs w:val="18"/>
+              </w:rPr>
+              <w:t xml:space="preserve">Đảm bảo gì</w:t>
+            </w:r>
+          </w:p>
+        </w:tc>
+      </w:tr>
+      <w:tr>
+        <w:tc>
+          <w:tcPr>
+            <w:tcW w:type="dxa" w:w="2200"/>
+            <w:tcBorders>
+              <w:top w:val="single" w:color="CBD5E1" w:sz="1"/>
+              <w:left w:val="single" w:color="CBD5E1" w:sz="1"/>
+              <w:bottom w:val="single" w:color="CBD5E1" w:sz="1"/>
+              <w:right w:val="single" w:color="CBD5E1" w:sz="1"/>
+            </w:tcBorders>
+            <w:tcMar>
+              <w:top w:type="dxa" w:w="90"/>
+              <w:left w:type="dxa" w:w="140"/>
+              <w:bottom w:type="dxa" w:w="90"/>
+              <w:right w:type="dxa" w:w="140"/>
+            </w:tcMar>
+            <w:vAlign w:val="top"/>
+          </w:tcPr>
+          <w:p>
+            <w:pPr>
+              <w:spacing w:after="0" w:before="0"/>
+              <w:jc w:val="left"/>
+            </w:pPr>
+            <w:r>
+              <w:rPr>
+                <w:rFonts w:ascii="Arial" w:cs="Arial" w:eastAsia="Arial" w:hAnsi="Arial"/>
+                <w:b/>
+                <w:bCs/>
+                <w:i w:val="false"/>
+                <w:iCs w:val="false"/>
+                <w:color w:val="1E293B"/>
+                <w:sz w:val="20"/>
+                <w:szCs w:val="20"/>
+              </w:rPr>
+              <w:t xml:space="preserve">original_message</w:t>
+            </w:r>
+          </w:p>
+        </w:tc>
+        <w:tc>
+          <w:tcPr>
+            <w:tcW w:type="dxa" w:w="2800"/>
+            <w:tcBorders>
+              <w:top w:val="single" w:color="CBD5E1" w:sz="1"/>
+              <w:left w:val="single" w:color="CBD5E1" w:sz="1"/>
+              <w:bottom w:val="single" w:color="CBD5E1" w:sz="1"/>
+              <w:right w:val="single" w:color="CBD5E1" w:sz="1"/>
+            </w:tcBorders>
+            <w:tcMar>
+              <w:top w:type="dxa" w:w="90"/>
+              <w:left w:type="dxa" w:w="140"/>
+              <w:bottom w:type="dxa" w:w="90"/>
+              <w:right w:type="dxa" w:w="140"/>
+            </w:tcMar>
+            <w:vAlign w:val="top"/>
+          </w:tcPr>
+          <w:p>
+            <w:pPr>
+              <w:spacing w:after="0" w:before="0"/>
+              <w:jc w:val="left"/>
+            </w:pPr>
+            <w:r>
+              <w:rPr>
+                <w:rFonts w:ascii="Arial" w:cs="Arial" w:eastAsia="Arial" w:hAnsi="Arial"/>
+                <w:b w:val="false"/>
+                <w:bCs w:val="false"/>
+                <w:i w:val="false"/>
+                <w:iCs w:val="false"/>
+                <w:color w:val="1E293B"/>
+                <w:sz w:val="19"/>
+                <w:szCs w:val="19"/>
+              </w:rPr>
+              <w:t xml:space="preserve">A2ATaskPayload</w:t>
+            </w:r>
+          </w:p>
+        </w:tc>
+        <w:tc>
+          <w:tcPr>
+            <w:tcW w:type="dxa" w:w="4360"/>
+            <w:tcBorders>
+              <w:top w:val="single" w:color="CBD5E1" w:sz="1"/>
+              <w:left w:val="single" w:color="CBD5E1" w:sz="1"/>
+              <w:bottom w:val="single" w:color="CBD5E1" w:sz="1"/>
+              <w:right w:val="single" w:color="CBD5E1" w:sz="1"/>
+            </w:tcBorders>
+            <w:tcMar>
+              <w:top w:type="dxa" w:w="90"/>
+              <w:left w:type="dxa" w:w="140"/>
+              <w:bottom w:type="dxa" w:w="90"/>
+              <w:right w:type="dxa" w:w="140"/>
+            </w:tcMar>
+            <w:vAlign w:val="top"/>
+          </w:tcPr>
+          <w:p>
+            <w:pPr>
+              <w:spacing w:after="0" w:before="0"/>
+              <w:jc w:val="left"/>
+            </w:pPr>
+            <w:r>
+              <w:rPr>
+                <w:rFonts w:ascii="Arial" w:cs="Arial" w:eastAsia="Arial" w:hAnsi="Arial"/>
+                <w:b w:val="false"/>
+                <w:bCs w:val="false"/>
+                <w:i w:val="false"/>
+                <w:iCs w:val="false"/>
+                <w:color w:val="1E293B"/>
+                <w:sz w:val="19"/>
+                <w:szCs w:val="19"/>
+              </w:rPr>
+              <w:t xml:space="preserve">Agent luôn có câu gốc → không suy diễn sai ý user do chỉ đọc instructions</w:t>
+            </w:r>
+          </w:p>
+        </w:tc>
+      </w:tr>
+      <w:tr>
+        <w:tc>
+          <w:tcPr>
+            <w:tcW w:type="dxa" w:w="2200"/>
+            <w:tcBorders>
+              <w:top w:val="single" w:color="CBD5E1" w:sz="1"/>
+              <w:left w:val="single" w:color="CBD5E1" w:sz="1"/>
+              <w:bottom w:val="single" w:color="CBD5E1" w:sz="1"/>
+              <w:right w:val="single" w:color="CBD5E1" w:sz="1"/>
+            </w:tcBorders>
+            <w:tcMar>
+              <w:top w:type="dxa" w:w="90"/>
+              <w:left w:type="dxa" w:w="140"/>
+              <w:bottom w:type="dxa" w:w="90"/>
+              <w:right w:type="dxa" w:w="140"/>
+            </w:tcMar>
+            <w:vAlign w:val="top"/>
+          </w:tcPr>
+          <w:p>
+            <w:pPr>
+              <w:spacing w:after="0" w:before="0"/>
+              <w:jc w:val="left"/>
+            </w:pPr>
+            <w:r>
+              <w:rPr>
+                <w:rFonts w:ascii="Arial" w:cs="Arial" w:eastAsia="Arial" w:hAnsi="Arial"/>
+                <w:b/>
+                <w:bCs/>
+                <w:i w:val="false"/>
+                <w:iCs w:val="false"/>
+                <w:color w:val="1E293B"/>
+                <w:sz w:val="20"/>
+                <w:szCs w:val="20"/>
+              </w:rPr>
+              <w:t xml:space="preserve">instructions</w:t>
+            </w:r>
+          </w:p>
+        </w:tc>
+        <w:tc>
+          <w:tcPr>
+            <w:tcW w:type="dxa" w:w="2800"/>
+            <w:tcBorders>
+              <w:top w:val="single" w:color="CBD5E1" w:sz="1"/>
+              <w:left w:val="single" w:color="CBD5E1" w:sz="1"/>
+              <w:bottom w:val="single" w:color="CBD5E1" w:sz="1"/>
+              <w:right w:val="single" w:color="CBD5E1" w:sz="1"/>
+            </w:tcBorders>
+            <w:tcMar>
+              <w:top w:type="dxa" w:w="90"/>
+              <w:left w:type="dxa" w:w="140"/>
+              <w:bottom w:type="dxa" w:w="90"/>
+              <w:right w:type="dxa" w:w="140"/>
+            </w:tcMar>
+            <w:vAlign w:val="top"/>
+          </w:tcPr>
+          <w:p>
+            <w:pPr>
+              <w:spacing w:after="0" w:before="0"/>
+              <w:jc w:val="left"/>
+            </w:pPr>
+            <w:r>
+              <w:rPr>
+                <w:rFonts w:ascii="Arial" w:cs="Arial" w:eastAsia="Arial" w:hAnsi="Arial"/>
+                <w:b w:val="false"/>
+                <w:bCs w:val="false"/>
+                <w:i w:val="false"/>
+                <w:iCs w:val="false"/>
+                <w:color w:val="1E293B"/>
+                <w:sz w:val="19"/>
+                <w:szCs w:val="19"/>
+              </w:rPr>
+              <w:t xml:space="preserve">Plan node (LLM sinh)</w:t>
+            </w:r>
+          </w:p>
+        </w:tc>
+        <w:tc>
+          <w:tcPr>
+            <w:tcW w:type="dxa" w:w="4360"/>
+            <w:tcBorders>
+              <w:top w:val="single" w:color="CBD5E1" w:sz="1"/>
+              <w:left w:val="single" w:color="CBD5E1" w:sz="1"/>
+              <w:bottom w:val="single" w:color="CBD5E1" w:sz="1"/>
+              <w:right w:val="single" w:color="CBD5E1" w:sz="1"/>
+            </w:tcBorders>
+            <w:tcMar>
+              <w:top w:type="dxa" w:w="90"/>
+              <w:left w:type="dxa" w:w="140"/>
+              <w:bottom w:type="dxa" w:w="90"/>
+              <w:right w:type="dxa" w:w="140"/>
+            </w:tcMar>
+            <w:vAlign w:val="top"/>
+          </w:tcPr>
+          <w:p>
+            <w:pPr>
+              <w:spacing w:after="0" w:before="0"/>
+              <w:jc w:val="left"/>
+            </w:pPr>
+            <w:r>
+              <w:rPr>
+                <w:rFonts w:ascii="Arial" w:cs="Arial" w:eastAsia="Arial" w:hAnsi="Arial"/>
+                <w:b w:val="false"/>
+                <w:bCs w:val="false"/>
+                <w:i w:val="false"/>
+                <w:iCs w:val="false"/>
+                <w:color w:val="1E293B"/>
+                <w:sz w:val="19"/>
+                <w:szCs w:val="19"/>
+              </w:rPr>
+              <w:t xml:space="preserve">Scope rõ ràng cho từng agent — không làm thừa, không bỏ sót</w:t>
+            </w:r>
+          </w:p>
+        </w:tc>
+      </w:tr>
+      <w:tr>
+        <w:tc>
+          <w:tcPr>
+            <w:tcW w:type="dxa" w:w="2200"/>
+            <w:tcBorders>
+              <w:top w:val="single" w:color="CBD5E1" w:sz="1"/>
+              <w:left w:val="single" w:color="CBD5E1" w:sz="1"/>
+              <w:bottom w:val="single" w:color="CBD5E1" w:sz="1"/>
+              <w:right w:val="single" w:color="CBD5E1" w:sz="1"/>
+            </w:tcBorders>
+            <w:tcMar>
+              <w:top w:type="dxa" w:w="90"/>
+              <w:left w:type="dxa" w:w="140"/>
+              <w:bottom w:type="dxa" w:w="90"/>
+              <w:right w:type="dxa" w:w="140"/>
+            </w:tcMar>
+            <w:vAlign w:val="top"/>
+          </w:tcPr>
+          <w:p>
+            <w:pPr>
+              <w:spacing w:after="0" w:before="0"/>
+              <w:jc w:val="left"/>
+            </w:pPr>
+            <w:r>
+              <w:rPr>
+                <w:rFonts w:ascii="Arial" w:cs="Arial" w:eastAsia="Arial" w:hAnsi="Arial"/>
+                <w:b/>
+                <w:bCs/>
+                <w:i w:val="false"/>
+                <w:iCs w:val="false"/>
+                <w:color w:val="1E293B"/>
+                <w:sz w:val="20"/>
+                <w:szCs w:val="20"/>
+              </w:rPr>
+              <w:t xml:space="preserve">dependency_results</w:t>
+            </w:r>
+          </w:p>
+        </w:tc>
+        <w:tc>
+          <w:tcPr>
+            <w:tcW w:type="dxa" w:w="2800"/>
+            <w:tcBorders>
+              <w:top w:val="single" w:color="CBD5E1" w:sz="1"/>
+              <w:left w:val="single" w:color="CBD5E1" w:sz="1"/>
+              <w:bottom w:val="single" w:color="CBD5E1" w:sz="1"/>
+              <w:right w:val="single" w:color="CBD5E1" w:sz="1"/>
+            </w:tcBorders>
+            <w:tcMar>
+              <w:top w:type="dxa" w:w="90"/>
+              <w:left w:type="dxa" w:w="140"/>
+              <w:bottom w:type="dxa" w:w="90"/>
+              <w:right w:type="dxa" w:w="140"/>
+            </w:tcMar>
+            <w:vAlign w:val="top"/>
+          </w:tcPr>
+          <w:p>
+            <w:pPr>
+              <w:spacing w:after="0" w:before="0"/>
+              <w:jc w:val="left"/>
+            </w:pPr>
+            <w:r>
+              <w:rPr>
+                <w:rFonts w:ascii="Arial" w:cs="Arial" w:eastAsia="Arial" w:hAnsi="Arial"/>
+                <w:b w:val="false"/>
+                <w:bCs w:val="false"/>
+                <w:i w:val="false"/>
+                <w:iCs w:val="false"/>
+                <w:color w:val="1E293B"/>
+                <w:sz w:val="19"/>
+                <w:szCs w:val="19"/>
+              </w:rPr>
+              <w:t xml:space="preserve">DispatchEngine inject</w:t>
+            </w:r>
+          </w:p>
+        </w:tc>
+        <w:tc>
+          <w:tcPr>
+            <w:tcW w:type="dxa" w:w="4360"/>
+            <w:tcBorders>
+              <w:top w:val="single" w:color="CBD5E1" w:sz="1"/>
+              <w:left w:val="single" w:color="CBD5E1" w:sz="1"/>
+              <w:bottom w:val="single" w:color="CBD5E1" w:sz="1"/>
+              <w:right w:val="single" w:color="CBD5E1" w:sz="1"/>
+            </w:tcBorders>
+            <w:tcMar>
+              <w:top w:type="dxa" w:w="90"/>
+              <w:left w:type="dxa" w:w="140"/>
+              <w:bottom w:type="dxa" w:w="90"/>
+              <w:right w:type="dxa" w:w="140"/>
+            </w:tcMar>
+            <w:vAlign w:val="top"/>
+          </w:tcPr>
+          <w:p>
+            <w:pPr>
+              <w:spacing w:after="0" w:before="0"/>
+              <w:jc w:val="left"/>
+            </w:pPr>
+            <w:r>
+              <w:rPr>
+                <w:rFonts w:ascii="Arial" w:cs="Arial" w:eastAsia="Arial" w:hAnsi="Arial"/>
+                <w:b w:val="false"/>
+                <w:bCs w:val="false"/>
+                <w:i w:val="false"/>
+                <w:iCs w:val="false"/>
+                <w:color w:val="1E293B"/>
+                <w:sz w:val="19"/>
+                <w:szCs w:val="19"/>
+              </w:rPr>
+              <w:t xml:space="preserve">Agent downstream dùng kết quả thực từ upstream — không cần gọi lại, không đoán</w:t>
+            </w:r>
+          </w:p>
+        </w:tc>
+      </w:tr>
+      <w:tr>
+        <w:tc>
+          <w:tcPr>
+            <w:tcW w:type="dxa" w:w="2200"/>
+            <w:tcBorders>
+              <w:top w:val="single" w:color="CBD5E1" w:sz="1"/>
+              <w:left w:val="single" w:color="CBD5E1" w:sz="1"/>
+              <w:bottom w:val="single" w:color="CBD5E1" w:sz="1"/>
+              <w:right w:val="single" w:color="CBD5E1" w:sz="1"/>
+            </w:tcBorders>
+            <w:tcMar>
+              <w:top w:type="dxa" w:w="90"/>
+              <w:left w:type="dxa" w:w="140"/>
+              <w:bottom w:type="dxa" w:w="90"/>
+              <w:right w:type="dxa" w:w="140"/>
+            </w:tcMar>
+            <w:vAlign w:val="top"/>
+          </w:tcPr>
+          <w:p>
+            <w:pPr>
+              <w:spacing w:after="0" w:before="0"/>
+              <w:jc w:val="left"/>
+            </w:pPr>
+            <w:r>
+              <w:rPr>
+                <w:rFonts w:ascii="Arial" w:cs="Arial" w:eastAsia="Arial" w:hAnsi="Arial"/>
+                <w:b/>
+                <w:bCs/>
+                <w:i w:val="false"/>
+                <w:iCs w:val="false"/>
+                <w:color w:val="1E293B"/>
+                <w:sz w:val="20"/>
+                <w:szCs w:val="20"/>
+              </w:rPr>
+              <w:t xml:space="preserve">depends_on</w:t>
+            </w:r>
+          </w:p>
+        </w:tc>
+        <w:tc>
+          <w:tcPr>
+            <w:tcW w:type="dxa" w:w="2800"/>
+            <w:tcBorders>
+              <w:top w:val="single" w:color="CBD5E1" w:sz="1"/>
+              <w:left w:val="single" w:color="CBD5E1" w:sz="1"/>
+              <w:bottom w:val="single" w:color="CBD5E1" w:sz="1"/>
+              <w:right w:val="single" w:color="CBD5E1" w:sz="1"/>
+            </w:tcBorders>
+            <w:tcMar>
+              <w:top w:type="dxa" w:w="90"/>
+              <w:left w:type="dxa" w:w="140"/>
+              <w:bottom w:type="dxa" w:w="90"/>
+              <w:right w:type="dxa" w:w="140"/>
+            </w:tcMar>
+            <w:vAlign w:val="top"/>
+          </w:tcPr>
+          <w:p>
+            <w:pPr>
+              <w:spacing w:after="0" w:before="0"/>
+              <w:jc w:val="left"/>
+            </w:pPr>
+            <w:r>
+              <w:rPr>
+                <w:rFonts w:ascii="Arial" w:cs="Arial" w:eastAsia="Arial" w:hAnsi="Arial"/>
+                <w:b w:val="false"/>
+                <w:bCs w:val="false"/>
+                <w:i w:val="false"/>
+                <w:iCs w:val="false"/>
+                <w:color w:val="1E293B"/>
+                <w:sz w:val="19"/>
+                <w:szCs w:val="19"/>
+              </w:rPr>
+              <w:t xml:space="preserve">DispatchEngine graph</w:t>
+            </w:r>
+          </w:p>
+        </w:tc>
+        <w:tc>
+          <w:tcPr>
+            <w:tcW w:type="dxa" w:w="4360"/>
+            <w:tcBorders>
+              <w:top w:val="single" w:color="CBD5E1" w:sz="1"/>
+              <w:left w:val="single" w:color="CBD5E1" w:sz="1"/>
+              <w:bottom w:val="single" w:color="CBD5E1" w:sz="1"/>
+              <w:right w:val="single" w:color="CBD5E1" w:sz="1"/>
+            </w:tcBorders>
+            <w:tcMar>
+              <w:top w:type="dxa" w:w="90"/>
+              <w:left w:type="dxa" w:w="140"/>
+              <w:bottom w:type="dxa" w:w="90"/>
+              <w:right w:type="dxa" w:w="140"/>
+            </w:tcMar>
+            <w:vAlign w:val="top"/>
+          </w:tcPr>
+          <w:p>
+            <w:pPr>
+              <w:spacing w:after="0" w:before="0"/>
+              <w:jc w:val="left"/>
+            </w:pPr>
+            <w:r>
+              <w:rPr>
+                <w:rFonts w:ascii="Arial" w:cs="Arial" w:eastAsia="Arial" w:hAnsi="Arial"/>
+                <w:b w:val="false"/>
+                <w:bCs w:val="false"/>
+                <w:i w:val="false"/>
+                <w:iCs w:val="false"/>
+                <w:color w:val="1E293B"/>
+                <w:sz w:val="19"/>
+                <w:szCs w:val="19"/>
+              </w:rPr>
+              <w:t xml:space="preserve">Parallel khi independent, sequential khi có dependency — tự động, không hardcode</w:t>
             </w:r>
           </w:p>
         </w:tc>
@@ -24192,7 +27844,7 @@
                 <w:sz w:val="22"/>
                 <w:szCs w:val="22"/>
               </w:rPr>
-              <w:t xml:space="preserve">Plan node (GPT-4o): dual-layer output {display, routing}; inject AgentRegistry + OrchestratorMemoryService context (routing_patterns + similar_plans) vào system prompt</w:t>
+              <w:t xml:space="preserve">Plan node (GPT-4o): dual-layer output {display, routing{steps[{sequence,agent,skill,depends_on,instructions}]}}; instructions đủ context cho agent tự xử lý; inject AgentRegistry + OrchestratorMemoryService</w:t>
             </w:r>
           </w:p>
         </w:tc>
@@ -24266,7 +27918,7 @@
                 <w:sz w:val="18"/>
                 <w:szCs w:val="18"/>
               </w:rPr>
-              <w:t xml:space="preserve">Plan node tham khảo memory; goal rõ nghĩa nghiệp vụ</w:t>
+              <w:t xml:space="preserve">Plan sinh đúng depends_on; instructions rõ scope; test 3 cases: parallel/sequential/single</w:t>
             </w:r>
           </w:p>
         </w:tc>
@@ -24305,6 +27957,194 @@
                 <w:szCs w:val="17"/>
               </w:rPr>
               <w:t xml:space="preserve">P1</w:t>
+            </w:r>
+          </w:p>
+        </w:tc>
+      </w:tr>
+      <w:tr>
+        <w:tc>
+          <w:tcPr>
+            <w:tcW w:type="dxa" w:w="700"/>
+            <w:tcBorders>
+              <w:top w:val="single" w:color="CBD5E1" w:sz="1"/>
+              <w:left w:val="single" w:color="CBD5E1" w:sz="1"/>
+              <w:bottom w:val="single" w:color="CBD5E1" w:sz="1"/>
+              <w:right w:val="single" w:color="CBD5E1" w:sz="1"/>
+            </w:tcBorders>
+            <w:tcMar>
+              <w:top w:type="dxa" w:w="90"/>
+              <w:left w:type="dxa" w:w="140"/>
+              <w:bottom w:type="dxa" w:w="90"/>
+              <w:right w:type="dxa" w:w="140"/>
+            </w:tcMar>
+            <w:vAlign w:val="top"/>
+          </w:tcPr>
+          <w:p>
+            <w:pPr>
+              <w:spacing w:after="0" w:before="0"/>
+              <w:jc w:val="center"/>
+            </w:pPr>
+            <w:r>
+              <w:rPr>
+                <w:rFonts w:ascii="Arial" w:cs="Arial" w:eastAsia="Arial" w:hAnsi="Arial"/>
+                <w:b/>
+                <w:bCs/>
+                <w:i w:val="false"/>
+                <w:iCs w:val="false"/>
+                <w:color w:val="1E3A5F"/>
+                <w:sz w:val="20"/>
+                <w:szCs w:val="20"/>
+              </w:rPr>
+              <w:t xml:space="preserve">6</w:t>
+            </w:r>
+          </w:p>
+        </w:tc>
+        <w:tc>
+          <w:tcPr>
+            <w:tcW w:type="dxa" w:w="3700"/>
+            <w:tcBorders>
+              <w:top w:val="single" w:color="CBD5E1" w:sz="1"/>
+              <w:left w:val="single" w:color="CBD5E1" w:sz="1"/>
+              <w:bottom w:val="single" w:color="CBD5E1" w:sz="1"/>
+              <w:right w:val="single" w:color="CBD5E1" w:sz="1"/>
+            </w:tcBorders>
+            <w:tcMar>
+              <w:top w:type="dxa" w:w="90"/>
+              <w:left w:type="dxa" w:w="140"/>
+              <w:bottom w:type="dxa" w:w="90"/>
+              <w:right w:type="dxa" w:w="140"/>
+            </w:tcMar>
+            <w:vAlign w:val="top"/>
+          </w:tcPr>
+          <w:p>
+            <w:pPr>
+              <w:spacing w:after="0" w:before="0" w:line="276"/>
+              <w:jc w:val="left"/>
+            </w:pPr>
+            <w:r>
+              <w:rPr>
+                <w:rFonts w:ascii="Arial" w:cs="Arial" w:eastAsia="Arial" w:hAnsi="Arial"/>
+                <w:b w:val="false"/>
+                <w:bCs w:val="false"/>
+                <w:i w:val="false"/>
+                <w:iCs w:val="false"/>
+                <w:color w:val="1E293B"/>
+                <w:sz w:val="22"/>
+                <w:szCs w:val="22"/>
+              </w:rPr>
+              <w:t xml:space="preserve">DispatchEngine: dependency graph resolver, asyncio.gather cho parallel steps, inject dependency_results vào downstream payload, A2ATaskPayload model đầy đủ (original_message/instructions/history/dependency_results)</w:t>
+            </w:r>
+          </w:p>
+        </w:tc>
+        <w:tc>
+          <w:tcPr>
+            <w:tcW w:type="dxa" w:w="1000"/>
+            <w:tcBorders>
+              <w:top w:val="single" w:color="CBD5E1" w:sz="1"/>
+              <w:left w:val="single" w:color="CBD5E1" w:sz="1"/>
+              <w:bottom w:val="single" w:color="CBD5E1" w:sz="1"/>
+              <w:right w:val="single" w:color="CBD5E1" w:sz="1"/>
+            </w:tcBorders>
+            <w:tcMar>
+              <w:top w:type="dxa" w:w="90"/>
+              <w:left w:type="dxa" w:w="140"/>
+              <w:bottom w:type="dxa" w:w="90"/>
+              <w:right w:type="dxa" w:w="140"/>
+            </w:tcMar>
+            <w:vAlign w:val="top"/>
+          </w:tcPr>
+          <w:p>
+            <w:pPr>
+              <w:spacing w:after="0" w:before="0"/>
+              <w:jc w:val="center"/>
+            </w:pPr>
+            <w:r>
+              <w:rPr>
+                <w:rFonts w:ascii="Arial" w:cs="Arial" w:eastAsia="Arial" w:hAnsi="Arial"/>
+                <w:b w:val="false"/>
+                <w:bCs w:val="false"/>
+                <w:i w:val="false"/>
+                <w:iCs w:val="false"/>
+                <w:color w:val="475569"/>
+                <w:sz w:val="18"/>
+                <w:szCs w:val="18"/>
+              </w:rPr>
+              <w:t xml:space="preserve">SE</w:t>
+            </w:r>
+          </w:p>
+        </w:tc>
+        <w:tc>
+          <w:tcPr>
+            <w:tcW w:type="dxa" w:w="2600"/>
+            <w:tcBorders>
+              <w:top w:val="single" w:color="CBD5E1" w:sz="1"/>
+              <w:left w:val="single" w:color="CBD5E1" w:sz="1"/>
+              <w:bottom w:val="single" w:color="CBD5E1" w:sz="1"/>
+              <w:right w:val="single" w:color="CBD5E1" w:sz="1"/>
+            </w:tcBorders>
+            <w:tcMar>
+              <w:top w:type="dxa" w:w="90"/>
+              <w:left w:type="dxa" w:w="140"/>
+              <w:bottom w:type="dxa" w:w="90"/>
+              <w:right w:type="dxa" w:w="140"/>
+            </w:tcMar>
+            <w:vAlign w:val="top"/>
+          </w:tcPr>
+          <w:p>
+            <w:pPr>
+              <w:spacing w:after="0" w:before="0" w:line="276"/>
+              <w:jc w:val="left"/>
+            </w:pPr>
+            <w:r>
+              <w:rPr>
+                <w:rFonts w:ascii="Arial" w:cs="Arial" w:eastAsia="Arial" w:hAnsi="Arial"/>
+                <w:b w:val="false"/>
+                <w:bCs w:val="false"/>
+                <w:i/>
+                <w:iCs/>
+                <w:color w:val="1E293B"/>
+                <w:sz w:val="18"/>
+                <w:szCs w:val="18"/>
+              </w:rPr>
+              <w:t xml:space="preserve">Test: 2 task parallel chạy đúng; 1 task sequential nhận đúng upstream result</w:t>
+            </w:r>
+          </w:p>
+        </w:tc>
+        <w:tc>
+          <w:tcPr>
+            <w:tcW w:type="dxa" w:w="1360"/>
+            <w:tcBorders>
+              <w:top w:val="single" w:color="CBD5E1" w:sz="1"/>
+              <w:left w:val="single" w:color="CBD5E1" w:sz="1"/>
+              <w:bottom w:val="single" w:color="CBD5E1" w:sz="1"/>
+              <w:right w:val="single" w:color="CBD5E1" w:sz="1"/>
+            </w:tcBorders>
+            <w:shd w:fill="FEE2E2" w:val="clear"/>
+            <w:tcMar>
+              <w:top w:type="dxa" w:w="90"/>
+              <w:left w:type="dxa" w:w="140"/>
+              <w:bottom w:type="dxa" w:w="90"/>
+              <w:right w:type="dxa" w:w="140"/>
+            </w:tcMar>
+            <w:vAlign w:val="top"/>
+          </w:tcPr>
+          <w:p>
+            <w:pPr>
+              <w:spacing w:after="0" w:before="0"/>
+              <w:jc w:val="center"/>
+            </w:pPr>
+            <w:r>
+              <w:rPr>
+                <w:rFonts w:ascii="Arial" w:cs="Arial" w:eastAsia="Arial" w:hAnsi="Arial"/>
+                <w:b/>
+                <w:bCs/>
+                <w:i w:val="false"/>
+                <w:iCs w:val="false"/>
+                <w:color w:val="7F1D1D"/>
+                <w:sz w:val="17"/>
+                <w:szCs w:val="17"/>
+              </w:rPr>
+              <w:t xml:space="preserve">P0</w:t>
             </w:r>
           </w:p>
         </w:tc>

--- a/Agentic_WorkPlan_v2.docx
+++ b/Agentic_WorkPlan_v2.docx
@@ -609,7 +609,7 @@
           <w:sz w:val="22"/>
           <w:szCs w:val="22"/>
         </w:rPr>
-        <w:t xml:space="preserve">Hệ thống gồm 4 service độc lập, giao tiếp qua A2A và MCP, deploy bằng Docker Compose:</w:t>
+        <w:t xml:space="preserve">Hệ thống gồm 4 service độc lập, giao tiếp qua A2A và Tool Registry HTTP API, deploy bằng Docker Compose:</w:t>
       </w:r>
     </w:p>
     <w:tbl>
@@ -1044,7 +1044,7 @@
                 <w:sz w:val="19"/>
                 <w:szCs w:val="19"/>
               </w:rPr>
-              <w:t xml:space="preserve">MCP (HTTP)</w:t>
+              <w:t xml:space="preserve">HTTP REST</w:t>
             </w:r>
           </w:p>
         </w:tc>
@@ -1195,7 +1195,7 @@
                 <w:sz w:val="19"/>
                 <w:szCs w:val="19"/>
               </w:rPr>
-              <w:t xml:space="preserve">A2A + MCP</w:t>
+              <w:t xml:space="preserve">A2A + HTTP</w:t>
             </w:r>
           </w:p>
         </w:tc>
@@ -1346,7 +1346,7 @@
                 <w:sz w:val="19"/>
                 <w:szCs w:val="19"/>
               </w:rPr>
-              <w:t xml:space="preserve">A2A + MCP</w:t>
+              <w:t xml:space="preserve">A2A + HTTP</w:t>
             </w:r>
           </w:p>
         </w:tc>
@@ -1550,7 +1550,7 @@
                 <w:sz w:val="22"/>
                 <w:szCs w:val="22"/>
               </w:rPr>
-              <w:t xml:space="preserve">MCP — GET /tools?namespace=X  +  POST /tools/{name}/execute</w:t>
+              <w:t xml:space="preserve">HTTP REST — GET /tools?namespace=X  +  POST /tools/{name}/execute  (MCP-compatible convention, không dùng MCP SDK)</w:t>
             </w:r>
           </w:p>
           <w:p>
@@ -1583,6 +1583,863 @@
                 <w:szCs w:val="22"/>
               </w:rPr>
               <w:t xml:space="preserve">Bearer token forward qua HTTP header xuyên suốt chuỗi — không lưu, không biến đổi</w:t>
+            </w:r>
+          </w:p>
+        </w:tc>
+      </w:tr>
+    </w:tbl>
+    <w:p>
+      <w:pPr>
+        <w:spacing w:after="160" w:before="0"/>
+      </w:pPr>
+      <w:r>
+        <w:rPr>
+          <w:rFonts w:ascii="Arial" w:cs="Arial" w:eastAsia="Arial" w:hAnsi="Arial"/>
+          <w:b w:val="false"/>
+          <w:bCs w:val="false"/>
+          <w:i w:val="false"/>
+          <w:iCs w:val="false"/>
+          <w:color w:val="1E293B"/>
+          <w:sz w:val="22"/>
+          <w:szCs w:val="22"/>
+        </w:rPr>
+        <w:t xml:space="preserve"/>
+      </w:r>
+    </w:p>
+    <w:p>
+      <w:pPr>
+        <w:pStyle w:val="Heading2"/>
+        <w:spacing w:after="120" w:before="280"/>
+      </w:pPr>
+      <w:r>
+        <w:rPr>
+          <w:rFonts w:ascii="Arial" w:cs="Arial" w:eastAsia="Arial" w:hAnsi="Arial"/>
+          <w:b/>
+          <w:bCs/>
+          <w:color w:val="2B5278"/>
+          <w:sz w:val="26"/>
+          <w:szCs w:val="26"/>
+        </w:rPr>
+        <w:t xml:space="preserve">1.1.1 Quyết Định Kiến Trúc — Không Dùng MCP SDK Cho MVP</w:t>
+      </w:r>
+    </w:p>
+    <w:tbl>
+      <w:tblPr>
+        <w:tblW w:type="dxa" w:w="9360"/>
+        <w:tblBorders>
+          <w:top w:val="single" w:color="auto" w:sz="4"/>
+          <w:left w:val="single" w:color="auto" w:sz="4"/>
+          <w:bottom w:val="single" w:color="auto" w:sz="4"/>
+          <w:right w:val="single" w:color="auto" w:sz="4"/>
+          <w:insideH w:val="single" w:color="auto" w:sz="4"/>
+          <w:insideV w:val="single" w:color="auto" w:sz="4"/>
+        </w:tblBorders>
+      </w:tblPr>
+      <w:tblGrid>
+        <w:gridCol w:w="2800"/>
+        <w:gridCol w:w="3200"/>
+        <w:gridCol w:w="3360"/>
+      </w:tblGrid>
+      <w:tr>
+        <w:tc>
+          <w:tcPr>
+            <w:tcW w:type="dxa" w:w="2800"/>
+            <w:tcBorders>
+              <w:top w:val="single" w:color="CBD5E1" w:sz="1"/>
+              <w:left w:val="single" w:color="CBD5E1" w:sz="1"/>
+              <w:bottom w:val="single" w:color="CBD5E1" w:sz="1"/>
+              <w:right w:val="single" w:color="CBD5E1" w:sz="1"/>
+            </w:tcBorders>
+            <w:shd w:fill="1E3A5F" w:val="clear"/>
+            <w:tcMar>
+              <w:top w:type="dxa" w:w="90"/>
+              <w:left w:type="dxa" w:w="140"/>
+              <w:bottom w:type="dxa" w:w="90"/>
+              <w:right w:type="dxa" w:w="140"/>
+            </w:tcMar>
+            <w:vAlign w:val="top"/>
+          </w:tcPr>
+          <w:p>
+            <w:pPr>
+              <w:spacing w:after="0" w:before="0"/>
+              <w:jc w:val="center"/>
+            </w:pPr>
+            <w:r>
+              <w:rPr>
+                <w:rFonts w:ascii="Arial" w:cs="Arial" w:eastAsia="Arial" w:hAnsi="Arial"/>
+                <w:b/>
+                <w:bCs/>
+                <w:i w:val="false"/>
+                <w:iCs w:val="false"/>
+                <w:color w:val="FFFFFF"/>
+                <w:sz w:val="18"/>
+                <w:szCs w:val="18"/>
+              </w:rPr>
+              <w:t xml:space="preserve"/>
+            </w:r>
+          </w:p>
+        </w:tc>
+        <w:tc>
+          <w:tcPr>
+            <w:tcW w:type="dxa" w:w="3200"/>
+            <w:tcBorders>
+              <w:top w:val="single" w:color="CBD5E1" w:sz="1"/>
+              <w:left w:val="single" w:color="CBD5E1" w:sz="1"/>
+              <w:bottom w:val="single" w:color="CBD5E1" w:sz="1"/>
+              <w:right w:val="single" w:color="CBD5E1" w:sz="1"/>
+            </w:tcBorders>
+            <w:shd w:fill="1E3A5F" w:val="clear"/>
+            <w:tcMar>
+              <w:top w:type="dxa" w:w="90"/>
+              <w:left w:type="dxa" w:w="140"/>
+              <w:bottom w:type="dxa" w:w="90"/>
+              <w:right w:type="dxa" w:w="140"/>
+            </w:tcMar>
+            <w:vAlign w:val="top"/>
+          </w:tcPr>
+          <w:p>
+            <w:pPr>
+              <w:spacing w:after="0" w:before="0"/>
+              <w:jc w:val="center"/>
+            </w:pPr>
+            <w:r>
+              <w:rPr>
+                <w:rFonts w:ascii="Arial" w:cs="Arial" w:eastAsia="Arial" w:hAnsi="Arial"/>
+                <w:b/>
+                <w:bCs/>
+                <w:i w:val="false"/>
+                <w:iCs w:val="false"/>
+                <w:color w:val="FFFFFF"/>
+                <w:sz w:val="18"/>
+                <w:szCs w:val="18"/>
+              </w:rPr>
+              <w:t xml:space="preserve">MCP SDK chính thức</w:t>
+            </w:r>
+          </w:p>
+        </w:tc>
+        <w:tc>
+          <w:tcPr>
+            <w:tcW w:type="dxa" w:w="3360"/>
+            <w:tcBorders>
+              <w:top w:val="single" w:color="CBD5E1" w:sz="1"/>
+              <w:left w:val="single" w:color="CBD5E1" w:sz="1"/>
+              <w:bottom w:val="single" w:color="CBD5E1" w:sz="1"/>
+              <w:right w:val="single" w:color="CBD5E1" w:sz="1"/>
+            </w:tcBorders>
+            <w:shd w:fill="1E3A5F" w:val="clear"/>
+            <w:tcMar>
+              <w:top w:type="dxa" w:w="90"/>
+              <w:left w:type="dxa" w:w="140"/>
+              <w:bottom w:type="dxa" w:w="90"/>
+              <w:right w:type="dxa" w:w="140"/>
+            </w:tcMar>
+            <w:vAlign w:val="top"/>
+          </w:tcPr>
+          <w:p>
+            <w:pPr>
+              <w:spacing w:after="0" w:before="0"/>
+              <w:jc w:val="center"/>
+            </w:pPr>
+            <w:r>
+              <w:rPr>
+                <w:rFonts w:ascii="Arial" w:cs="Arial" w:eastAsia="Arial" w:hAnsi="Arial"/>
+                <w:b/>
+                <w:bCs/>
+                <w:i w:val="false"/>
+                <w:iCs w:val="false"/>
+                <w:color w:val="FFFFFF"/>
+                <w:sz w:val="18"/>
+                <w:szCs w:val="18"/>
+              </w:rPr>
+              <w:t xml:space="preserve">HTTP REST (lựa chọn MVP)</w:t>
+            </w:r>
+          </w:p>
+        </w:tc>
+      </w:tr>
+      <w:tr>
+        <w:tc>
+          <w:tcPr>
+            <w:tcW w:type="dxa" w:w="2800"/>
+            <w:tcBorders>
+              <w:top w:val="single" w:color="CBD5E1" w:sz="1"/>
+              <w:left w:val="single" w:color="CBD5E1" w:sz="1"/>
+              <w:bottom w:val="single" w:color="CBD5E1" w:sz="1"/>
+              <w:right w:val="single" w:color="CBD5E1" w:sz="1"/>
+            </w:tcBorders>
+            <w:shd w:fill="F1F5F9" w:val="clear"/>
+            <w:tcMar>
+              <w:top w:type="dxa" w:w="90"/>
+              <w:left w:type="dxa" w:w="140"/>
+              <w:bottom w:type="dxa" w:w="90"/>
+              <w:right w:type="dxa" w:w="140"/>
+            </w:tcMar>
+            <w:vAlign w:val="top"/>
+          </w:tcPr>
+          <w:p>
+            <w:pPr>
+              <w:spacing w:after="0" w:before="0"/>
+              <w:jc w:val="left"/>
+            </w:pPr>
+            <w:r>
+              <w:rPr>
+                <w:rFonts w:ascii="Arial" w:cs="Arial" w:eastAsia="Arial" w:hAnsi="Arial"/>
+                <w:b/>
+                <w:bCs/>
+                <w:i w:val="false"/>
+                <w:iCs w:val="false"/>
+                <w:color w:val="1E293B"/>
+                <w:sz w:val="20"/>
+                <w:szCs w:val="20"/>
+              </w:rPr>
+              <w:t xml:space="preserve">Tool discovery</w:t>
+            </w:r>
+          </w:p>
+        </w:tc>
+        <w:tc>
+          <w:tcPr>
+            <w:tcW w:type="dxa" w:w="3200"/>
+            <w:tcBorders>
+              <w:top w:val="single" w:color="CBD5E1" w:sz="1"/>
+              <w:left w:val="single" w:color="CBD5E1" w:sz="1"/>
+              <w:bottom w:val="single" w:color="CBD5E1" w:sz="1"/>
+              <w:right w:val="single" w:color="CBD5E1" w:sz="1"/>
+            </w:tcBorders>
+            <w:tcMar>
+              <w:top w:type="dxa" w:w="90"/>
+              <w:left w:type="dxa" w:w="140"/>
+              <w:bottom w:type="dxa" w:w="90"/>
+              <w:right w:type="dxa" w:w="140"/>
+            </w:tcMar>
+            <w:vAlign w:val="top"/>
+          </w:tcPr>
+          <w:p>
+            <w:pPr>
+              <w:spacing w:after="0" w:before="0"/>
+              <w:jc w:val="left"/>
+            </w:pPr>
+            <w:r>
+              <w:rPr>
+                <w:rFonts w:ascii="Arial" w:cs="Arial" w:eastAsia="Arial" w:hAnsi="Arial"/>
+                <w:b w:val="false"/>
+                <w:bCs w:val="false"/>
+                <w:i w:val="false"/>
+                <w:iCs w:val="false"/>
+                <w:color w:val="1E293B"/>
+                <w:sz w:val="19"/>
+                <w:szCs w:val="19"/>
+              </w:rPr>
+              <w:t xml:space="preserve">MCP transport (stdio / SSE / HTTP stream)</w:t>
+            </w:r>
+          </w:p>
+        </w:tc>
+        <w:tc>
+          <w:tcPr>
+            <w:tcW w:type="dxa" w:w="3360"/>
+            <w:tcBorders>
+              <w:top w:val="single" w:color="CBD5E1" w:sz="1"/>
+              <w:left w:val="single" w:color="CBD5E1" w:sz="1"/>
+              <w:bottom w:val="single" w:color="CBD5E1" w:sz="1"/>
+              <w:right w:val="single" w:color="CBD5E1" w:sz="1"/>
+            </w:tcBorders>
+            <w:tcMar>
+              <w:top w:type="dxa" w:w="90"/>
+              <w:left w:type="dxa" w:w="140"/>
+              <w:bottom w:type="dxa" w:w="90"/>
+              <w:right w:type="dxa" w:w="140"/>
+            </w:tcMar>
+            <w:vAlign w:val="top"/>
+          </w:tcPr>
+          <w:p>
+            <w:pPr>
+              <w:spacing w:after="0" w:before="0"/>
+              <w:jc w:val="left"/>
+            </w:pPr>
+            <w:r>
+              <w:rPr>
+                <w:rFonts w:ascii="Arial" w:cs="Arial" w:eastAsia="Arial" w:hAnsi="Arial"/>
+                <w:b w:val="false"/>
+                <w:bCs w:val="false"/>
+                <w:i w:val="false"/>
+                <w:iCs w:val="false"/>
+                <w:color w:val="1E293B"/>
+                <w:sz w:val="19"/>
+                <w:szCs w:val="19"/>
+              </w:rPr>
+              <w:t xml:space="preserve">GET /tools?namespace=X → JSON (đủ rồi)</w:t>
+            </w:r>
+          </w:p>
+        </w:tc>
+      </w:tr>
+      <w:tr>
+        <w:tc>
+          <w:tcPr>
+            <w:tcW w:type="dxa" w:w="2800"/>
+            <w:tcBorders>
+              <w:top w:val="single" w:color="CBD5E1" w:sz="1"/>
+              <w:left w:val="single" w:color="CBD5E1" w:sz="1"/>
+              <w:bottom w:val="single" w:color="CBD5E1" w:sz="1"/>
+              <w:right w:val="single" w:color="CBD5E1" w:sz="1"/>
+            </w:tcBorders>
+            <w:shd w:fill="F1F5F9" w:val="clear"/>
+            <w:tcMar>
+              <w:top w:type="dxa" w:w="90"/>
+              <w:left w:type="dxa" w:w="140"/>
+              <w:bottom w:type="dxa" w:w="90"/>
+              <w:right w:type="dxa" w:w="140"/>
+            </w:tcMar>
+            <w:vAlign w:val="top"/>
+          </w:tcPr>
+          <w:p>
+            <w:pPr>
+              <w:spacing w:after="0" w:before="0"/>
+              <w:jc w:val="left"/>
+            </w:pPr>
+            <w:r>
+              <w:rPr>
+                <w:rFonts w:ascii="Arial" w:cs="Arial" w:eastAsia="Arial" w:hAnsi="Arial"/>
+                <w:b/>
+                <w:bCs/>
+                <w:i w:val="false"/>
+                <w:iCs w:val="false"/>
+                <w:color w:val="1E293B"/>
+                <w:sz w:val="20"/>
+                <w:szCs w:val="20"/>
+              </w:rPr>
+              <w:t xml:space="preserve">Tool execution</w:t>
+            </w:r>
+          </w:p>
+        </w:tc>
+        <w:tc>
+          <w:tcPr>
+            <w:tcW w:type="dxa" w:w="3200"/>
+            <w:tcBorders>
+              <w:top w:val="single" w:color="CBD5E1" w:sz="1"/>
+              <w:left w:val="single" w:color="CBD5E1" w:sz="1"/>
+              <w:bottom w:val="single" w:color="CBD5E1" w:sz="1"/>
+              <w:right w:val="single" w:color="CBD5E1" w:sz="1"/>
+            </w:tcBorders>
+            <w:tcMar>
+              <w:top w:type="dxa" w:w="90"/>
+              <w:left w:type="dxa" w:w="140"/>
+              <w:bottom w:type="dxa" w:w="90"/>
+              <w:right w:type="dxa" w:w="140"/>
+            </w:tcMar>
+            <w:vAlign w:val="top"/>
+          </w:tcPr>
+          <w:p>
+            <w:pPr>
+              <w:spacing w:after="0" w:before="0"/>
+              <w:jc w:val="left"/>
+            </w:pPr>
+            <w:r>
+              <w:rPr>
+                <w:rFonts w:ascii="Arial" w:cs="Arial" w:eastAsia="Arial" w:hAnsi="Arial"/>
+                <w:b w:val="false"/>
+                <w:bCs w:val="false"/>
+                <w:i w:val="false"/>
+                <w:iCs w:val="false"/>
+                <w:color w:val="1E293B"/>
+                <w:sz w:val="19"/>
+                <w:szCs w:val="19"/>
+              </w:rPr>
+              <w:t xml:space="preserve">MCP protocol message format</w:t>
+            </w:r>
+          </w:p>
+        </w:tc>
+        <w:tc>
+          <w:tcPr>
+            <w:tcW w:type="dxa" w:w="3360"/>
+            <w:tcBorders>
+              <w:top w:val="single" w:color="CBD5E1" w:sz="1"/>
+              <w:left w:val="single" w:color="CBD5E1" w:sz="1"/>
+              <w:bottom w:val="single" w:color="CBD5E1" w:sz="1"/>
+              <w:right w:val="single" w:color="CBD5E1" w:sz="1"/>
+            </w:tcBorders>
+            <w:tcMar>
+              <w:top w:type="dxa" w:w="90"/>
+              <w:left w:type="dxa" w:w="140"/>
+              <w:bottom w:type="dxa" w:w="90"/>
+              <w:right w:type="dxa" w:w="140"/>
+            </w:tcMar>
+            <w:vAlign w:val="top"/>
+          </w:tcPr>
+          <w:p>
+            <w:pPr>
+              <w:spacing w:after="0" w:before="0"/>
+              <w:jc w:val="left"/>
+            </w:pPr>
+            <w:r>
+              <w:rPr>
+                <w:rFonts w:ascii="Arial" w:cs="Arial" w:eastAsia="Arial" w:hAnsi="Arial"/>
+                <w:b w:val="false"/>
+                <w:bCs w:val="false"/>
+                <w:i w:val="false"/>
+                <w:iCs w:val="false"/>
+                <w:color w:val="1E293B"/>
+                <w:sz w:val="19"/>
+                <w:szCs w:val="19"/>
+              </w:rPr>
+              <w:t xml:space="preserve">POST /tools/{name}/execute → JSON (đủ rồi)</w:t>
+            </w:r>
+          </w:p>
+        </w:tc>
+      </w:tr>
+      <w:tr>
+        <w:tc>
+          <w:tcPr>
+            <w:tcW w:type="dxa" w:w="2800"/>
+            <w:tcBorders>
+              <w:top w:val="single" w:color="CBD5E1" w:sz="1"/>
+              <w:left w:val="single" w:color="CBD5E1" w:sz="1"/>
+              <w:bottom w:val="single" w:color="CBD5E1" w:sz="1"/>
+              <w:right w:val="single" w:color="CBD5E1" w:sz="1"/>
+            </w:tcBorders>
+            <w:shd w:fill="F1F5F9" w:val="clear"/>
+            <w:tcMar>
+              <w:top w:type="dxa" w:w="90"/>
+              <w:left w:type="dxa" w:w="140"/>
+              <w:bottom w:type="dxa" w:w="90"/>
+              <w:right w:type="dxa" w:w="140"/>
+            </w:tcMar>
+            <w:vAlign w:val="top"/>
+          </w:tcPr>
+          <w:p>
+            <w:pPr>
+              <w:spacing w:after="0" w:before="0"/>
+              <w:jc w:val="left"/>
+            </w:pPr>
+            <w:r>
+              <w:rPr>
+                <w:rFonts w:ascii="Arial" w:cs="Arial" w:eastAsia="Arial" w:hAnsi="Arial"/>
+                <w:b/>
+                <w:bCs/>
+                <w:i w:val="false"/>
+                <w:iCs w:val="false"/>
+                <w:color w:val="1E293B"/>
+                <w:sz w:val="20"/>
+                <w:szCs w:val="20"/>
+              </w:rPr>
+              <w:t xml:space="preserve">Dependency</w:t>
+            </w:r>
+          </w:p>
+        </w:tc>
+        <w:tc>
+          <w:tcPr>
+            <w:tcW w:type="dxa" w:w="3200"/>
+            <w:tcBorders>
+              <w:top w:val="single" w:color="CBD5E1" w:sz="1"/>
+              <w:left w:val="single" w:color="CBD5E1" w:sz="1"/>
+              <w:bottom w:val="single" w:color="CBD5E1" w:sz="1"/>
+              <w:right w:val="single" w:color="CBD5E1" w:sz="1"/>
+            </w:tcBorders>
+            <w:tcMar>
+              <w:top w:type="dxa" w:w="90"/>
+              <w:left w:type="dxa" w:w="140"/>
+              <w:bottom w:type="dxa" w:w="90"/>
+              <w:right w:type="dxa" w:w="140"/>
+            </w:tcMar>
+            <w:vAlign w:val="top"/>
+          </w:tcPr>
+          <w:p>
+            <w:pPr>
+              <w:spacing w:after="0" w:before="0"/>
+              <w:jc w:val="left"/>
+            </w:pPr>
+            <w:r>
+              <w:rPr>
+                <w:rFonts w:ascii="Arial" w:cs="Arial" w:eastAsia="Arial" w:hAnsi="Arial"/>
+                <w:b w:val="false"/>
+                <w:bCs w:val="false"/>
+                <w:i w:val="false"/>
+                <w:iCs w:val="false"/>
+                <w:color w:val="1E293B"/>
+                <w:sz w:val="19"/>
+                <w:szCs w:val="19"/>
+              </w:rPr>
+              <w:t xml:space="preserve">mcp SDK, transport layer, protocol spec</w:t>
+            </w:r>
+          </w:p>
+        </w:tc>
+        <w:tc>
+          <w:tcPr>
+            <w:tcW w:type="dxa" w:w="3360"/>
+            <w:tcBorders>
+              <w:top w:val="single" w:color="CBD5E1" w:sz="1"/>
+              <w:left w:val="single" w:color="CBD5E1" w:sz="1"/>
+              <w:bottom w:val="single" w:color="CBD5E1" w:sz="1"/>
+              <w:right w:val="single" w:color="CBD5E1" w:sz="1"/>
+            </w:tcBorders>
+            <w:tcMar>
+              <w:top w:type="dxa" w:w="90"/>
+              <w:left w:type="dxa" w:w="140"/>
+              <w:bottom w:type="dxa" w:w="90"/>
+              <w:right w:type="dxa" w:w="140"/>
+            </w:tcMar>
+            <w:vAlign w:val="top"/>
+          </w:tcPr>
+          <w:p>
+            <w:pPr>
+              <w:spacing w:after="0" w:before="0"/>
+              <w:jc w:val="left"/>
+            </w:pPr>
+            <w:r>
+              <w:rPr>
+                <w:rFonts w:ascii="Arial" w:cs="Arial" w:eastAsia="Arial" w:hAnsi="Arial"/>
+                <w:b w:val="false"/>
+                <w:bCs w:val="false"/>
+                <w:i w:val="false"/>
+                <w:iCs w:val="false"/>
+                <w:color w:val="1E293B"/>
+                <w:sz w:val="19"/>
+                <w:szCs w:val="19"/>
+              </w:rPr>
+              <w:t xml:space="preserve">httpx — đã có sẵn trong stack</w:t>
+            </w:r>
+          </w:p>
+        </w:tc>
+      </w:tr>
+      <w:tr>
+        <w:tc>
+          <w:tcPr>
+            <w:tcW w:type="dxa" w:w="2800"/>
+            <w:tcBorders>
+              <w:top w:val="single" w:color="CBD5E1" w:sz="1"/>
+              <w:left w:val="single" w:color="CBD5E1" w:sz="1"/>
+              <w:bottom w:val="single" w:color="CBD5E1" w:sz="1"/>
+              <w:right w:val="single" w:color="CBD5E1" w:sz="1"/>
+            </w:tcBorders>
+            <w:shd w:fill="F1F5F9" w:val="clear"/>
+            <w:tcMar>
+              <w:top w:type="dxa" w:w="90"/>
+              <w:left w:type="dxa" w:w="140"/>
+              <w:bottom w:type="dxa" w:w="90"/>
+              <w:right w:type="dxa" w:w="140"/>
+            </w:tcMar>
+            <w:vAlign w:val="top"/>
+          </w:tcPr>
+          <w:p>
+            <w:pPr>
+              <w:spacing w:after="0" w:before="0"/>
+              <w:jc w:val="left"/>
+            </w:pPr>
+            <w:r>
+              <w:rPr>
+                <w:rFonts w:ascii="Arial" w:cs="Arial" w:eastAsia="Arial" w:hAnsi="Arial"/>
+                <w:b/>
+                <w:bCs/>
+                <w:i w:val="false"/>
+                <w:iCs w:val="false"/>
+                <w:color w:val="1E293B"/>
+                <w:sz w:val="20"/>
+                <w:szCs w:val="20"/>
+              </w:rPr>
+              <w:t xml:space="preserve">Debug</w:t>
+            </w:r>
+          </w:p>
+        </w:tc>
+        <w:tc>
+          <w:tcPr>
+            <w:tcW w:type="dxa" w:w="3200"/>
+            <w:tcBorders>
+              <w:top w:val="single" w:color="CBD5E1" w:sz="1"/>
+              <w:left w:val="single" w:color="CBD5E1" w:sz="1"/>
+              <w:bottom w:val="single" w:color="CBD5E1" w:sz="1"/>
+              <w:right w:val="single" w:color="CBD5E1" w:sz="1"/>
+            </w:tcBorders>
+            <w:tcMar>
+              <w:top w:type="dxa" w:w="90"/>
+              <w:left w:type="dxa" w:w="140"/>
+              <w:bottom w:type="dxa" w:w="90"/>
+              <w:right w:type="dxa" w:w="140"/>
+            </w:tcMar>
+            <w:vAlign w:val="top"/>
+          </w:tcPr>
+          <w:p>
+            <w:pPr>
+              <w:spacing w:after="0" w:before="0"/>
+              <w:jc w:val="left"/>
+            </w:pPr>
+            <w:r>
+              <w:rPr>
+                <w:rFonts w:ascii="Arial" w:cs="Arial" w:eastAsia="Arial" w:hAnsi="Arial"/>
+                <w:b w:val="false"/>
+                <w:bCs w:val="false"/>
+                <w:i w:val="false"/>
+                <w:iCs w:val="false"/>
+                <w:color w:val="1E293B"/>
+                <w:sz w:val="19"/>
+                <w:szCs w:val="19"/>
+              </w:rPr>
+              <w:t xml:space="preserve">Cần hiểu MCP transport internals</w:t>
+            </w:r>
+          </w:p>
+        </w:tc>
+        <w:tc>
+          <w:tcPr>
+            <w:tcW w:type="dxa" w:w="3360"/>
+            <w:tcBorders>
+              <w:top w:val="single" w:color="CBD5E1" w:sz="1"/>
+              <w:left w:val="single" w:color="CBD5E1" w:sz="1"/>
+              <w:bottom w:val="single" w:color="CBD5E1" w:sz="1"/>
+              <w:right w:val="single" w:color="CBD5E1" w:sz="1"/>
+            </w:tcBorders>
+            <w:tcMar>
+              <w:top w:type="dxa" w:w="90"/>
+              <w:left w:type="dxa" w:w="140"/>
+              <w:bottom w:type="dxa" w:w="90"/>
+              <w:right w:type="dxa" w:w="140"/>
+            </w:tcMar>
+            <w:vAlign w:val="top"/>
+          </w:tcPr>
+          <w:p>
+            <w:pPr>
+              <w:spacing w:after="0" w:before="0"/>
+              <w:jc w:val="left"/>
+            </w:pPr>
+            <w:r>
+              <w:rPr>
+                <w:rFonts w:ascii="Arial" w:cs="Arial" w:eastAsia="Arial" w:hAnsi="Arial"/>
+                <w:b w:val="false"/>
+                <w:bCs w:val="false"/>
+                <w:i w:val="false"/>
+                <w:iCs w:val="false"/>
+                <w:color w:val="1E293B"/>
+                <w:sz w:val="19"/>
+                <w:szCs w:val="19"/>
+              </w:rPr>
+              <w:t xml:space="preserve">curl/Postman là đủ</w:t>
+            </w:r>
+          </w:p>
+        </w:tc>
+      </w:tr>
+      <w:tr>
+        <w:tc>
+          <w:tcPr>
+            <w:tcW w:type="dxa" w:w="2800"/>
+            <w:tcBorders>
+              <w:top w:val="single" w:color="CBD5E1" w:sz="1"/>
+              <w:left w:val="single" w:color="CBD5E1" w:sz="1"/>
+              <w:bottom w:val="single" w:color="CBD5E1" w:sz="1"/>
+              <w:right w:val="single" w:color="CBD5E1" w:sz="1"/>
+            </w:tcBorders>
+            <w:shd w:fill="F1F5F9" w:val="clear"/>
+            <w:tcMar>
+              <w:top w:type="dxa" w:w="90"/>
+              <w:left w:type="dxa" w:w="140"/>
+              <w:bottom w:type="dxa" w:w="90"/>
+              <w:right w:type="dxa" w:w="140"/>
+            </w:tcMar>
+            <w:vAlign w:val="top"/>
+          </w:tcPr>
+          <w:p>
+            <w:pPr>
+              <w:spacing w:after="0" w:before="0"/>
+              <w:jc w:val="left"/>
+            </w:pPr>
+            <w:r>
+              <w:rPr>
+                <w:rFonts w:ascii="Arial" w:cs="Arial" w:eastAsia="Arial" w:hAnsi="Arial"/>
+                <w:b/>
+                <w:bCs/>
+                <w:i w:val="false"/>
+                <w:iCs w:val="false"/>
+                <w:color w:val="1E293B"/>
+                <w:sz w:val="20"/>
+                <w:szCs w:val="20"/>
+              </w:rPr>
+              <w:t xml:space="preserve">Convention</w:t>
+            </w:r>
+          </w:p>
+        </w:tc>
+        <w:tc>
+          <w:tcPr>
+            <w:tcW w:type="dxa" w:w="3200"/>
+            <w:tcBorders>
+              <w:top w:val="single" w:color="CBD5E1" w:sz="1"/>
+              <w:left w:val="single" w:color="CBD5E1" w:sz="1"/>
+              <w:bottom w:val="single" w:color="CBD5E1" w:sz="1"/>
+              <w:right w:val="single" w:color="CBD5E1" w:sz="1"/>
+            </w:tcBorders>
+            <w:tcMar>
+              <w:top w:type="dxa" w:w="90"/>
+              <w:left w:type="dxa" w:w="140"/>
+              <w:bottom w:type="dxa" w:w="90"/>
+              <w:right w:type="dxa" w:w="140"/>
+            </w:tcMar>
+            <w:vAlign w:val="top"/>
+          </w:tcPr>
+          <w:p>
+            <w:pPr>
+              <w:spacing w:after="0" w:before="0"/>
+              <w:jc w:val="left"/>
+            </w:pPr>
+            <w:r>
+              <w:rPr>
+                <w:rFonts w:ascii="Arial" w:cs="Arial" w:eastAsia="Arial" w:hAnsi="Arial"/>
+                <w:b w:val="false"/>
+                <w:bCs w:val="false"/>
+                <w:i w:val="false"/>
+                <w:iCs w:val="false"/>
+                <w:color w:val="1E293B"/>
+                <w:sz w:val="19"/>
+                <w:szCs w:val="19"/>
+              </w:rPr>
+              <w:t xml:space="preserve">Chuẩn — tương thích ecosystem rộng</w:t>
+            </w:r>
+          </w:p>
+        </w:tc>
+        <w:tc>
+          <w:tcPr>
+            <w:tcW w:type="dxa" w:w="3360"/>
+            <w:tcBorders>
+              <w:top w:val="single" w:color="CBD5E1" w:sz="1"/>
+              <w:left w:val="single" w:color="CBD5E1" w:sz="1"/>
+              <w:bottom w:val="single" w:color="CBD5E1" w:sz="1"/>
+              <w:right w:val="single" w:color="CBD5E1" w:sz="1"/>
+            </w:tcBorders>
+            <w:tcMar>
+              <w:top w:type="dxa" w:w="90"/>
+              <w:left w:type="dxa" w:w="140"/>
+              <w:bottom w:type="dxa" w:w="90"/>
+              <w:right w:type="dxa" w:w="140"/>
+            </w:tcMar>
+            <w:vAlign w:val="top"/>
+          </w:tcPr>
+          <w:p>
+            <w:pPr>
+              <w:spacing w:after="0" w:before="0"/>
+              <w:jc w:val="left"/>
+            </w:pPr>
+            <w:r>
+              <w:rPr>
+                <w:rFonts w:ascii="Arial" w:cs="Arial" w:eastAsia="Arial" w:hAnsi="Arial"/>
+                <w:b w:val="false"/>
+                <w:bCs w:val="false"/>
+                <w:i w:val="false"/>
+                <w:iCs w:val="false"/>
+                <w:color w:val="1E293B"/>
+                <w:sz w:val="19"/>
+                <w:szCs w:val="19"/>
+              </w:rPr>
+              <w:t xml:space="preserve">MCP-compatible: cùng endpoint convention, cùng schema format</w:t>
+            </w:r>
+          </w:p>
+        </w:tc>
+      </w:tr>
+    </w:tbl>
+    <w:p>
+      <w:pPr>
+        <w:spacing w:after="80" w:before="0"/>
+      </w:pPr>
+      <w:r>
+        <w:rPr>
+          <w:rFonts w:ascii="Arial" w:cs="Arial" w:eastAsia="Arial" w:hAnsi="Arial"/>
+          <w:b w:val="false"/>
+          <w:bCs w:val="false"/>
+          <w:i w:val="false"/>
+          <w:iCs w:val="false"/>
+          <w:color w:val="1E293B"/>
+          <w:sz w:val="22"/>
+          <w:szCs w:val="22"/>
+        </w:rPr>
+        <w:t xml:space="preserve"/>
+      </w:r>
+    </w:p>
+    <w:tbl>
+      <w:tblPr>
+        <w:tblW w:type="dxa" w:w="9360"/>
+        <w:tblBorders>
+          <w:top w:val="single" w:color="auto" w:sz="4"/>
+          <w:left w:val="single" w:color="auto" w:sz="4"/>
+          <w:bottom w:val="single" w:color="auto" w:sz="4"/>
+          <w:right w:val="single" w:color="auto" w:sz="4"/>
+          <w:insideH w:val="single" w:color="auto" w:sz="4"/>
+          <w:insideV w:val="single" w:color="auto" w:sz="4"/>
+        </w:tblBorders>
+      </w:tblPr>
+      <w:tblGrid>
+        <w:gridCol w:w="9360"/>
+      </w:tblGrid>
+      <w:tr>
+        <w:tc>
+          <w:tcPr>
+            <w:tcW w:type="dxa" w:w="9360"/>
+            <w:tcBorders>
+              <w:top w:val="single" w:color="94A3B8" w:sz="3"/>
+              <w:left w:val="thick" w:color="94A3B8" w:sz="14"/>
+              <w:bottom w:val="single" w:color="94A3B8" w:sz="3"/>
+              <w:right w:val="single" w:color="E2E8F0" w:sz="2"/>
+            </w:tcBorders>
+            <w:shd w:fill="F1F5F9" w:val="clear"/>
+            <w:tcMar>
+              <w:top w:type="dxa" w:w="130"/>
+              <w:left w:type="dxa" w:w="220"/>
+              <w:bottom w:type="dxa" w:w="130"/>
+              <w:right w:type="dxa" w:w="220"/>
+            </w:tcMar>
+          </w:tcPr>
+          <w:p>
+            <w:pPr>
+              <w:spacing w:after="60" w:before="0" w:line="276"/>
+              <w:jc w:val="left"/>
+            </w:pPr>
+            <w:r>
+              <w:rPr>
+                <w:rFonts w:ascii="Arial" w:cs="Arial" w:eastAsia="Arial" w:hAnsi="Arial"/>
+                <w:b/>
+                <w:bCs/>
+                <w:i w:val="false"/>
+                <w:iCs w:val="false"/>
+                <w:color w:val="1E293B"/>
+                <w:sz w:val="20"/>
+                <w:szCs w:val="20"/>
+              </w:rPr>
+              <w:t xml:space="preserve">Kết luận: </w:t>
+            </w:r>
+            <w:r>
+              <w:rPr>
+                <w:rFonts w:ascii="Arial" w:cs="Arial" w:eastAsia="Arial" w:hAnsi="Arial"/>
+                <w:b w:val="false"/>
+                <w:bCs w:val="false"/>
+                <w:i w:val="false"/>
+                <w:iCs w:val="false"/>
+                <w:color w:val="1E293B"/>
+                <w:sz w:val="20"/>
+                <w:szCs w:val="20"/>
+              </w:rPr>
+              <w:t xml:space="preserve">Tool Registry HTTP API đã follow MCP convention (GET /tools + POST /tools/execute + OpenAI tool schema). Không cần MCP SDK cho MVP — 2 agent cùng mạng, plain HTTP đủ. Khi cần tích hợp external MCP server hoặc cho Claude.ai/Cursor gọi trực tiếp → upgrade transport layer sau mà không cần đổi interface.</w:t>
+            </w:r>
+          </w:p>
+          <w:p>
+            <w:pPr>
+              <w:spacing w:after="0" w:before="0" w:line="276"/>
+              <w:jc w:val="left"/>
+            </w:pPr>
+            <w:r>
+              <w:rPr>
+                <w:rFonts w:ascii="Arial" w:cs="Arial" w:eastAsia="Arial" w:hAnsi="Arial"/>
+                <w:b/>
+                <w:bCs/>
+                <w:i w:val="false"/>
+                <w:iCs w:val="false"/>
+                <w:color w:val="475569"/>
+                <w:sz w:val="20"/>
+                <w:szCs w:val="20"/>
+              </w:rPr>
+              <w:t xml:space="preserve">Post-MVP backlog: </w:t>
+            </w:r>
+            <w:r>
+              <w:rPr>
+                <w:rFonts w:ascii="Arial" w:cs="Arial" w:eastAsia="Arial" w:hAnsi="Arial"/>
+                <w:b w:val="false"/>
+                <w:bCs w:val="false"/>
+                <w:i w:val="false"/>
+                <w:iCs w:val="false"/>
+                <w:color w:val="475569"/>
+                <w:sz w:val="20"/>
+                <w:szCs w:val="20"/>
+              </w:rPr>
+              <w:t xml:space="preserve">Wrap Tool Registry bằng FastMCP để expose chuẩn MCP — tương thích với bất kỳ MCP client nào trong ecosystem.</w:t>
             </w:r>
           </w:p>
         </w:tc>
